--- a/PBL_AM/DM_Experiments/Experiment_4_Quiz_Short.docx
+++ b/PBL_AM/DM_Experiments/Experiment_4_Quiz_Short.docx
@@ -22,9 +22,9 @@
           <w:tcPr>
             <w:shd w:fill="1F3864" w:color="auto" w:val="clear"/>
             <w:tcMar>
-              <w:top w:type="dxa" w:w="140"/>
+              <w:top w:type="dxa" w:w="160"/>
               <w:left w:type="dxa" w:w="200"/>
-              <w:bottom w:type="dxa" w:w="140"/>
+              <w:bottom w:type="dxa" w:w="160"/>
               <w:right w:type="dxa" w:w="200"/>
             </w:tcMar>
           </w:tcPr>
@@ -63,7 +63,7 @@
                 <w:sz w:val="17"/>
                 <w:szCs w:val="17"/>
               </w:rPr>
-              <w:t xml:space="preserve">Design of Mechanisms (BE05000341)  ·  Quiz — Short Answers</w:t>
+              <w:t xml:space="preserve">Design of Mechanisms (BE05000341)  ·  Quiz Solutions</w:t>
             </w:r>
           </w:p>
         </w:tc>
@@ -71,13 +71,13 @@
     </w:tbl>
     <w:p>
       <w:pPr>
-        <w:spacing w:after="100" w:before="0"/>
+        <w:spacing w:after="140" w:before="0"/>
       </w:pPr>
     </w:p>
     <w:p>
       <w:pPr>
         <w:keepNext/>
-        <w:spacing w:after="40" w:before="160" w:line="276" w:lineRule="auto"/>
+        <w:spacing w:after="60" w:before="280" w:line="276" w:lineRule="auto"/>
       </w:pPr>
       <w:r>
         <w:rPr>
@@ -107,7 +107,8 @@
     </w:p>
     <w:p>
       <w:pPr>
-        <w:spacing w:after="60" w:before="0" w:line="276" w:lineRule="auto"/>
+        <w:keepNext/>
+        <w:spacing w:after="50" w:before="200" w:line="276" w:lineRule="auto"/>
         <w:ind w:left="140"/>
       </w:pPr>
       <w:r>
@@ -117,105 +118,322 @@
           <w:bCs/>
           <w:i w:val="false"/>
           <w:iCs w:val="false"/>
-          <w:sz w:val="21"/>
-          <w:szCs w:val="21"/>
-        </w:rPr>
-        <w:t xml:space="preserve">Function:</w:t>
-      </w:r>
-      <w:r>
-        <w:rPr>
-          <w:rFonts w:ascii="Calibri" w:cs="Calibri" w:eastAsia="Calibri" w:hAnsi="Calibri"/>
-          <w:b w:val="false"/>
-          <w:bCs w:val="false"/>
-          <w:i w:val="false"/>
-          <w:iCs w:val="false"/>
-          <w:sz w:val="21"/>
-          <w:szCs w:val="21"/>
-        </w:rPr>
-        <w:t xml:space="preserve"> opens and closes the inlet and exhaust valves at the correct crank angles so the cylinder breathes properly. In a 4-stroke engine the camshaft turns at </w:t>
-      </w:r>
-      <w:r>
-        <w:rPr>
-          <w:rFonts w:ascii="Calibri" w:cs="Calibri" w:eastAsia="Calibri" w:hAnsi="Calibri"/>
-          <w:b/>
-          <w:bCs/>
-          <w:i w:val="false"/>
-          <w:iCs w:val="false"/>
-          <w:sz w:val="21"/>
-          <w:szCs w:val="21"/>
-        </w:rPr>
-        <w:t xml:space="preserve">½ crank speed</w:t>
-      </w:r>
-      <w:r>
-        <w:rPr>
-          <w:rFonts w:ascii="Calibri" w:cs="Calibri" w:eastAsia="Calibri" w:hAnsi="Calibri"/>
-          <w:b w:val="false"/>
-          <w:bCs w:val="false"/>
-          <w:i w:val="false"/>
-          <w:iCs w:val="false"/>
-          <w:sz w:val="21"/>
-          <w:szCs w:val="21"/>
-        </w:rPr>
-        <w:t xml:space="preserve"> (each valve opens once in every two revolutions).</w:t>
-      </w:r>
-    </w:p>
-    <w:p>
-      <w:pPr>
-        <w:spacing w:after="60" w:before="0" w:line="276" w:lineRule="auto"/>
+          <w:color w:val="2E5496"/>
+          <w:sz w:val="21"/>
+          <w:szCs w:val="21"/>
+        </w:rPr>
+        <w:t xml:space="preserve">Function of a valve-gear mechanism</w:t>
+      </w:r>
+    </w:p>
+    <w:p>
+      <w:pPr>
+        <w:spacing w:after="150" w:before="0" w:line="340" w:lineRule="auto"/>
         <w:ind w:left="140"/>
       </w:pPr>
       <w:r>
         <w:rPr>
           <w:rFonts w:ascii="Calibri" w:cs="Calibri" w:eastAsia="Calibri" w:hAnsi="Calibri"/>
-          <w:b/>
-          <w:bCs/>
-          <w:i w:val="false"/>
-          <w:iCs w:val="false"/>
-          <w:sz w:val="21"/>
-          <w:szCs w:val="21"/>
-        </w:rPr>
-        <w:t xml:space="preserve">Main parts:</w:t>
-      </w:r>
-      <w:r>
-        <w:rPr>
-          <w:rFonts w:ascii="Calibri" w:cs="Calibri" w:eastAsia="Calibri" w:hAnsi="Calibri"/>
-          <w:b w:val="false"/>
-          <w:bCs w:val="false"/>
-          <w:i w:val="false"/>
-          <w:iCs w:val="false"/>
-          <w:sz w:val="21"/>
-          <w:szCs w:val="21"/>
-        </w:rPr>
-        <w:t xml:space="preserve"> cam &amp; camshaft → tappet (follower) → push rod → rocker arm → valve stem → valve; the </w:t>
-      </w:r>
-      <w:r>
-        <w:rPr>
-          <w:rFonts w:ascii="Calibri" w:cs="Calibri" w:eastAsia="Calibri" w:hAnsi="Calibri"/>
-          <w:b/>
-          <w:bCs/>
-          <w:i w:val="false"/>
-          <w:iCs w:val="false"/>
-          <w:sz w:val="21"/>
-          <w:szCs w:val="21"/>
-        </w:rPr>
-        <w:t xml:space="preserve">valve spring</w:t>
-      </w:r>
-      <w:r>
-        <w:rPr>
-          <w:rFonts w:ascii="Calibri" w:cs="Calibri" w:eastAsia="Calibri" w:hAnsi="Calibri"/>
-          <w:b w:val="false"/>
-          <w:bCs w:val="false"/>
-          <w:i w:val="false"/>
-          <w:iCs w:val="false"/>
-          <w:sz w:val="21"/>
-          <w:szCs w:val="21"/>
-        </w:rPr>
-        <w:t xml:space="preserve"> closes the valve and keeps the follower on the cam.</w:t>
-      </w:r>
-    </w:p>
-    <w:p>
-      <w:pPr>
-        <w:spacing w:after="60" w:before="0" w:line="276" w:lineRule="auto"/>
+          <w:b w:val="false"/>
+          <w:bCs w:val="false"/>
+          <w:i w:val="false"/>
+          <w:iCs w:val="false"/>
+          <w:sz w:val="21"/>
+          <w:szCs w:val="21"/>
+        </w:rPr>
+        <w:t xml:space="preserve">In an IC engine the cylinder has to </w:t>
+      </w:r>
+      <w:r>
+        <w:rPr>
+          <w:rFonts w:ascii="Calibri" w:cs="Calibri" w:eastAsia="Calibri" w:hAnsi="Calibri"/>
+          <w:b/>
+          <w:bCs/>
+          <w:i w:val="false"/>
+          <w:iCs w:val="false"/>
+          <w:sz w:val="21"/>
+          <w:szCs w:val="21"/>
+        </w:rPr>
+        <w:t xml:space="preserve">take in</w:t>
+      </w:r>
+      <w:r>
+        <w:rPr>
+          <w:rFonts w:ascii="Calibri" w:cs="Calibri" w:eastAsia="Calibri" w:hAnsi="Calibri"/>
+          <w:b w:val="false"/>
+          <w:bCs w:val="false"/>
+          <w:i w:val="false"/>
+          <w:iCs w:val="false"/>
+          <w:sz w:val="21"/>
+          <w:szCs w:val="21"/>
+        </w:rPr>
+        <w:t xml:space="preserve"> fresh charge and </w:t>
+      </w:r>
+      <w:r>
+        <w:rPr>
+          <w:rFonts w:ascii="Calibri" w:cs="Calibri" w:eastAsia="Calibri" w:hAnsi="Calibri"/>
+          <w:b/>
+          <w:bCs/>
+          <w:i w:val="false"/>
+          <w:iCs w:val="false"/>
+          <w:sz w:val="21"/>
+          <w:szCs w:val="21"/>
+        </w:rPr>
+        <w:t xml:space="preserve">let out</w:t>
+      </w:r>
+      <w:r>
+        <w:rPr>
+          <w:rFonts w:ascii="Calibri" w:cs="Calibri" w:eastAsia="Calibri" w:hAnsi="Calibri"/>
+          <w:b w:val="false"/>
+          <w:bCs w:val="false"/>
+          <w:i w:val="false"/>
+          <w:iCs w:val="false"/>
+          <w:sz w:val="21"/>
+          <w:szCs w:val="21"/>
+        </w:rPr>
+        <w:t xml:space="preserve"> burnt gases at exactly the right moments relative to the piston position. The valve-gear mechanism is the whole set of parts that opens and closes the valves at the correct crank angles. Its specific jobs are:</w:t>
+      </w:r>
+    </w:p>
+    <w:p>
+      <w:pPr>
+        <w:spacing w:after="60" w:before="60" w:line="320" w:lineRule="auto"/>
+        <w:ind w:left="480" w:hanging="200"/>
+      </w:pPr>
+      <w:r>
+        <w:rPr>
+          <w:rFonts w:ascii="Calibri" w:cs="Calibri" w:eastAsia="Calibri" w:hAnsi="Calibri"/>
+          <w:b/>
+          <w:bCs/>
+          <w:i w:val="false"/>
+          <w:iCs w:val="false"/>
+          <w:color w:val="1F3864"/>
+          <w:sz w:val="21"/>
+          <w:szCs w:val="21"/>
+        </w:rPr>
+        <w:t xml:space="preserve">• </w:t>
+      </w:r>
+      <w:r>
+        <w:rPr>
+          <w:rFonts w:ascii="Calibri" w:cs="Calibri" w:eastAsia="Calibri" w:hAnsi="Calibri"/>
+          <w:b/>
+          <w:bCs/>
+          <w:i w:val="false"/>
+          <w:iCs w:val="false"/>
+          <w:sz w:val="21"/>
+          <w:szCs w:val="21"/>
+        </w:rPr>
+        <w:t xml:space="preserve">Admit the fresh charge.</w:t>
+      </w:r>
+      <w:r>
+        <w:rPr>
+          <w:rFonts w:ascii="Calibri" w:cs="Calibri" w:eastAsia="Calibri" w:hAnsi="Calibri"/>
+          <w:b w:val="false"/>
+          <w:bCs w:val="false"/>
+          <w:i w:val="false"/>
+          <w:iCs w:val="false"/>
+          <w:sz w:val="21"/>
+          <w:szCs w:val="21"/>
+        </w:rPr>
+        <w:t xml:space="preserve"> It opens the inlet valve so that air (or air–fuel mixture) can enter the cylinder during the suction stroke.</w:t>
+      </w:r>
+    </w:p>
+    <w:p>
+      <w:pPr>
+        <w:spacing w:after="60" w:before="60" w:line="320" w:lineRule="auto"/>
+        <w:ind w:left="480" w:hanging="200"/>
+      </w:pPr>
+      <w:r>
+        <w:rPr>
+          <w:rFonts w:ascii="Calibri" w:cs="Calibri" w:eastAsia="Calibri" w:hAnsi="Calibri"/>
+          <w:b/>
+          <w:bCs/>
+          <w:i w:val="false"/>
+          <w:iCs w:val="false"/>
+          <w:color w:val="1F3864"/>
+          <w:sz w:val="21"/>
+          <w:szCs w:val="21"/>
+        </w:rPr>
+        <w:t xml:space="preserve">• </w:t>
+      </w:r>
+      <w:r>
+        <w:rPr>
+          <w:rFonts w:ascii="Calibri" w:cs="Calibri" w:eastAsia="Calibri" w:hAnsi="Calibri"/>
+          <w:b/>
+          <w:bCs/>
+          <w:i w:val="false"/>
+          <w:iCs w:val="false"/>
+          <w:sz w:val="21"/>
+          <w:szCs w:val="21"/>
+        </w:rPr>
+        <w:t xml:space="preserve">Release the burnt gases.</w:t>
+      </w:r>
+      <w:r>
+        <w:rPr>
+          <w:rFonts w:ascii="Calibri" w:cs="Calibri" w:eastAsia="Calibri" w:hAnsi="Calibri"/>
+          <w:b w:val="false"/>
+          <w:bCs w:val="false"/>
+          <w:i w:val="false"/>
+          <w:iCs w:val="false"/>
+          <w:sz w:val="21"/>
+          <w:szCs w:val="21"/>
+        </w:rPr>
+        <w:t xml:space="preserve"> It opens the exhaust valve so that the burnt products can leave during the exhaust stroke.</w:t>
+      </w:r>
+    </w:p>
+    <w:p>
+      <w:pPr>
+        <w:spacing w:after="60" w:before="60" w:line="320" w:lineRule="auto"/>
+        <w:ind w:left="480" w:hanging="200"/>
+      </w:pPr>
+      <w:r>
+        <w:rPr>
+          <w:rFonts w:ascii="Calibri" w:cs="Calibri" w:eastAsia="Calibri" w:hAnsi="Calibri"/>
+          <w:b/>
+          <w:bCs/>
+          <w:i w:val="false"/>
+          <w:iCs w:val="false"/>
+          <w:color w:val="1F3864"/>
+          <w:sz w:val="21"/>
+          <w:szCs w:val="21"/>
+        </w:rPr>
+        <w:t xml:space="preserve">• </w:t>
+      </w:r>
+      <w:r>
+        <w:rPr>
+          <w:rFonts w:ascii="Calibri" w:cs="Calibri" w:eastAsia="Calibri" w:hAnsi="Calibri"/>
+          <w:b/>
+          <w:bCs/>
+          <w:i w:val="false"/>
+          <w:iCs w:val="false"/>
+          <w:sz w:val="21"/>
+          <w:szCs w:val="21"/>
+        </w:rPr>
+        <w:t xml:space="preserve">Keep the timing correct.</w:t>
+      </w:r>
+      <w:r>
+        <w:rPr>
+          <w:rFonts w:ascii="Calibri" w:cs="Calibri" w:eastAsia="Calibri" w:hAnsi="Calibri"/>
+          <w:b w:val="false"/>
+          <w:bCs w:val="false"/>
+          <w:i w:val="false"/>
+          <w:iCs w:val="false"/>
+          <w:sz w:val="21"/>
+          <w:szCs w:val="21"/>
+        </w:rPr>
+        <w:t xml:space="preserve"> The valves must open and close at fixed crank angles. In a 4-stroke engine the camshaft runs at </w:t>
+      </w:r>
+      <w:r>
+        <w:rPr>
+          <w:rFonts w:ascii="Calibri" w:cs="Calibri" w:eastAsia="Calibri" w:hAnsi="Calibri"/>
+          <w:b/>
+          <w:bCs/>
+          <w:i w:val="false"/>
+          <w:iCs w:val="false"/>
+          <w:sz w:val="21"/>
+          <w:szCs w:val="21"/>
+        </w:rPr>
+        <w:t xml:space="preserve">half the crankshaft speed</w:t>
+      </w:r>
+      <w:r>
+        <w:rPr>
+          <w:rFonts w:ascii="Calibri" w:cs="Calibri" w:eastAsia="Calibri" w:hAnsi="Calibri"/>
+          <w:b w:val="false"/>
+          <w:bCs w:val="false"/>
+          <w:i w:val="false"/>
+          <w:iCs w:val="false"/>
+          <w:sz w:val="21"/>
+          <w:szCs w:val="21"/>
+        </w:rPr>
+        <w:t xml:space="preserve">, so each valve opens once in every two revolutions.</w:t>
+      </w:r>
+    </w:p>
+    <w:p>
+      <w:pPr>
+        <w:spacing w:after="60" w:before="60" w:line="320" w:lineRule="auto"/>
+        <w:ind w:left="480" w:hanging="200"/>
+      </w:pPr>
+      <w:r>
+        <w:rPr>
+          <w:rFonts w:ascii="Calibri" w:cs="Calibri" w:eastAsia="Calibri" w:hAnsi="Calibri"/>
+          <w:b/>
+          <w:bCs/>
+          <w:i w:val="false"/>
+          <w:iCs w:val="false"/>
+          <w:color w:val="1F3864"/>
+          <w:sz w:val="21"/>
+          <w:szCs w:val="21"/>
+        </w:rPr>
+        <w:t xml:space="preserve">• </w:t>
+      </w:r>
+      <w:r>
+        <w:rPr>
+          <w:rFonts w:ascii="Calibri" w:cs="Calibri" w:eastAsia="Calibri" w:hAnsi="Calibri"/>
+          <w:b/>
+          <w:bCs/>
+          <w:i w:val="false"/>
+          <w:iCs w:val="false"/>
+          <w:sz w:val="21"/>
+          <w:szCs w:val="21"/>
+        </w:rPr>
+        <w:t xml:space="preserve">Keep the cylinder sealed.</w:t>
+      </w:r>
+      <w:r>
+        <w:rPr>
+          <w:rFonts w:ascii="Calibri" w:cs="Calibri" w:eastAsia="Calibri" w:hAnsi="Calibri"/>
+          <w:b w:val="false"/>
+          <w:bCs w:val="false"/>
+          <w:i w:val="false"/>
+          <w:iCs w:val="false"/>
+          <w:sz w:val="21"/>
+          <w:szCs w:val="21"/>
+        </w:rPr>
+        <w:t xml:space="preserve"> The valve spring holds each valve firmly on its seat during compression and power strokes, so no gas leaks past.</w:t>
+      </w:r>
+    </w:p>
+    <w:p>
+      <w:pPr>
+        <w:spacing w:after="60" w:before="60" w:line="320" w:lineRule="auto"/>
+        <w:ind w:left="480" w:hanging="200"/>
+      </w:pPr>
+      <w:r>
+        <w:rPr>
+          <w:rFonts w:ascii="Calibri" w:cs="Calibri" w:eastAsia="Calibri" w:hAnsi="Calibri"/>
+          <w:b/>
+          <w:bCs/>
+          <w:i w:val="false"/>
+          <w:iCs w:val="false"/>
+          <w:color w:val="1F3864"/>
+          <w:sz w:val="21"/>
+          <w:szCs w:val="21"/>
+        </w:rPr>
+        <w:t xml:space="preserve">• </w:t>
+      </w:r>
+      <w:r>
+        <w:rPr>
+          <w:rFonts w:ascii="Calibri" w:cs="Calibri" w:eastAsia="Calibri" w:hAnsi="Calibri"/>
+          <w:b/>
+          <w:bCs/>
+          <w:i w:val="false"/>
+          <w:iCs w:val="false"/>
+          <w:sz w:val="21"/>
+          <w:szCs w:val="21"/>
+        </w:rPr>
+        <w:t xml:space="preserve">Control the lift and the closing speed.</w:t>
+      </w:r>
+      <w:r>
+        <w:rPr>
+          <w:rFonts w:ascii="Calibri" w:cs="Calibri" w:eastAsia="Calibri" w:hAnsi="Calibri"/>
+          <w:b w:val="false"/>
+          <w:bCs w:val="false"/>
+          <w:i w:val="false"/>
+          <w:iCs w:val="false"/>
+          <w:sz w:val="21"/>
+          <w:szCs w:val="21"/>
+        </w:rPr>
+        <w:t xml:space="preserve"> The cam profile decides how far and how fast the valve opens and closes, so the valve lands softly without shock (no "valve bounce").</w:t>
+      </w:r>
+    </w:p>
+    <w:p>
+      <w:pPr>
+        <w:keepNext/>
+        <w:spacing w:after="50" w:before="200" w:line="276" w:lineRule="auto"/>
         <w:ind w:left="140"/>
       </w:pPr>
       <w:r>
@@ -225,27 +443,562 @@
           <w:bCs/>
           <w:i w:val="false"/>
           <w:iCs w:val="false"/>
-          <w:sz w:val="21"/>
-          <w:szCs w:val="21"/>
-        </w:rPr>
-        <w:t xml:space="preserve">Vertical engine (OHV):</w:t>
-      </w:r>
-      <w:r>
-        <w:rPr>
-          <w:rFonts w:ascii="Calibri" w:cs="Calibri" w:eastAsia="Calibri" w:hAnsi="Calibri"/>
-          <w:b w:val="false"/>
-          <w:bCs w:val="false"/>
-          <w:i w:val="false"/>
-          <w:iCs w:val="false"/>
-          <w:sz w:val="21"/>
-          <w:szCs w:val="21"/>
-        </w:rPr>
-        <w:t xml:space="preserve"> camshaft near the crank, valves in the cylinder head → push rod + rocker arm are used so motion travels upward.</w:t>
-      </w:r>
-    </w:p>
-    <w:p>
-      <w:pPr>
-        <w:spacing w:after="60" w:before="0" w:line="276" w:lineRule="auto"/>
+          <w:color w:val="2E5496"/>
+          <w:sz w:val="21"/>
+          <w:szCs w:val="21"/>
+        </w:rPr>
+        <w:t xml:space="preserve">Main parts of the valve gear</w:t>
+      </w:r>
+    </w:p>
+    <w:tbl>
+      <w:tblPr>
+        <w:tblW w:type="dxa" w:w="9740"/>
+        <w:tblBorders>
+          <w:top w:val="single" w:color="9FB0C9" w:sz="4"/>
+          <w:left w:val="single" w:color="9FB0C9" w:sz="4"/>
+          <w:bottom w:val="single" w:color="9FB0C9" w:sz="4"/>
+          <w:right w:val="single" w:color="9FB0C9" w:sz="4"/>
+          <w:insideH w:val="single" w:color="9FB0C9" w:sz="4"/>
+          <w:insideV w:val="single" w:color="9FB0C9" w:sz="4"/>
+        </w:tblBorders>
+      </w:tblPr>
+      <w:tblGrid>
+        <w:gridCol w:w="2435"/>
+        <w:gridCol w:w="7305"/>
+      </w:tblGrid>
+      <w:tr>
+        <w:trPr>
+          <w:cantSplit/>
+          <w:tblHeader/>
+        </w:trPr>
+        <w:tc>
+          <w:tcPr>
+            <w:tcW w:type="dxa" w:w="2435"/>
+            <w:shd w:fill="D9E2F1" w:color="auto" w:val="clear"/>
+            <w:tcMar>
+              <w:top w:type="dxa" w:w="60"/>
+              <w:left w:type="dxa" w:w="110"/>
+              <w:bottom w:type="dxa" w:w="60"/>
+              <w:right w:type="dxa" w:w="110"/>
+            </w:tcMar>
+            <w:vAlign w:val="center"/>
+          </w:tcPr>
+          <w:p>
+            <w:pPr>
+              <w:spacing w:after="26" w:before="26"/>
+              <w:jc w:val="center"/>
+            </w:pPr>
+            <w:r>
+              <w:rPr>
+                <w:rFonts w:ascii="Calibri" w:cs="Calibri" w:eastAsia="Calibri" w:hAnsi="Calibri"/>
+                <w:b/>
+                <w:bCs/>
+                <w:i w:val="false"/>
+                <w:iCs w:val="false"/>
+                <w:sz w:val="17"/>
+                <w:szCs w:val="17"/>
+              </w:rPr>
+              <w:t xml:space="preserve">Part</w:t>
+            </w:r>
+          </w:p>
+        </w:tc>
+        <w:tc>
+          <w:tcPr>
+            <w:tcW w:type="dxa" w:w="7305"/>
+            <w:shd w:fill="D9E2F1" w:color="auto" w:val="clear"/>
+            <w:tcMar>
+              <w:top w:type="dxa" w:w="60"/>
+              <w:left w:type="dxa" w:w="110"/>
+              <w:bottom w:type="dxa" w:w="60"/>
+              <w:right w:type="dxa" w:w="110"/>
+            </w:tcMar>
+            <w:vAlign w:val="center"/>
+          </w:tcPr>
+          <w:p>
+            <w:pPr>
+              <w:spacing w:after="26" w:before="26"/>
+              <w:jc w:val="center"/>
+            </w:pPr>
+            <w:r>
+              <w:rPr>
+                <w:rFonts w:ascii="Calibri" w:cs="Calibri" w:eastAsia="Calibri" w:hAnsi="Calibri"/>
+                <w:b/>
+                <w:bCs/>
+                <w:i w:val="false"/>
+                <w:iCs w:val="false"/>
+                <w:sz w:val="17"/>
+                <w:szCs w:val="17"/>
+              </w:rPr>
+              <w:t xml:space="preserve">What it does</w:t>
+            </w:r>
+          </w:p>
+        </w:tc>
+      </w:tr>
+      <w:tr>
+        <w:trPr>
+          <w:cantSplit/>
+        </w:trPr>
+        <w:tc>
+          <w:tcPr>
+            <w:tcW w:type="dxa" w:w="2435"/>
+            <w:shd w:fill="FFFFFF" w:color="auto" w:val="clear"/>
+            <w:tcMar>
+              <w:top w:type="dxa" w:w="60"/>
+              <w:left w:type="dxa" w:w="110"/>
+              <w:bottom w:type="dxa" w:w="60"/>
+              <w:right w:type="dxa" w:w="110"/>
+            </w:tcMar>
+            <w:vAlign w:val="center"/>
+          </w:tcPr>
+          <w:p>
+            <w:pPr>
+              <w:spacing w:after="26" w:before="26" w:line="252" w:lineRule="auto"/>
+            </w:pPr>
+            <w:r>
+              <w:rPr>
+                <w:rFonts w:ascii="Calibri" w:cs="Calibri" w:eastAsia="Calibri" w:hAnsi="Calibri"/>
+                <w:b w:val="false"/>
+                <w:bCs w:val="false"/>
+                <w:i w:val="false"/>
+                <w:iCs w:val="false"/>
+                <w:sz w:val="17"/>
+                <w:szCs w:val="17"/>
+              </w:rPr>
+              <w:t xml:space="preserve">Cam and camshaft</w:t>
+            </w:r>
+          </w:p>
+        </w:tc>
+        <w:tc>
+          <w:tcPr>
+            <w:tcW w:type="dxa" w:w="7305"/>
+            <w:shd w:fill="FFFFFF" w:color="auto" w:val="clear"/>
+            <w:tcMar>
+              <w:top w:type="dxa" w:w="60"/>
+              <w:left w:type="dxa" w:w="110"/>
+              <w:bottom w:type="dxa" w:w="60"/>
+              <w:right w:type="dxa" w:w="110"/>
+            </w:tcMar>
+            <w:vAlign w:val="center"/>
+          </w:tcPr>
+          <w:p>
+            <w:pPr>
+              <w:spacing w:after="26" w:before="26" w:line="252" w:lineRule="auto"/>
+            </w:pPr>
+            <w:r>
+              <w:rPr>
+                <w:rFonts w:ascii="Calibri" w:cs="Calibri" w:eastAsia="Calibri" w:hAnsi="Calibri"/>
+                <w:b w:val="false"/>
+                <w:bCs w:val="false"/>
+                <w:i w:val="false"/>
+                <w:iCs w:val="false"/>
+                <w:sz w:val="17"/>
+                <w:szCs w:val="17"/>
+              </w:rPr>
+              <w:t xml:space="preserve">The cam is a lobe on the camshaft. As it turns, it pushes the follower and decides the lift and timing of the valve.</w:t>
+            </w:r>
+          </w:p>
+        </w:tc>
+      </w:tr>
+      <w:tr>
+        <w:trPr>
+          <w:cantSplit/>
+        </w:trPr>
+        <w:tc>
+          <w:tcPr>
+            <w:tcW w:type="dxa" w:w="2435"/>
+            <w:shd w:fill="F6F8FC" w:color="auto" w:val="clear"/>
+            <w:tcMar>
+              <w:top w:type="dxa" w:w="60"/>
+              <w:left w:type="dxa" w:w="110"/>
+              <w:bottom w:type="dxa" w:w="60"/>
+              <w:right w:type="dxa" w:w="110"/>
+            </w:tcMar>
+            <w:vAlign w:val="center"/>
+          </w:tcPr>
+          <w:p>
+            <w:pPr>
+              <w:spacing w:after="26" w:before="26" w:line="252" w:lineRule="auto"/>
+            </w:pPr>
+            <w:r>
+              <w:rPr>
+                <w:rFonts w:ascii="Calibri" w:cs="Calibri" w:eastAsia="Calibri" w:hAnsi="Calibri"/>
+                <w:b w:val="false"/>
+                <w:bCs w:val="false"/>
+                <w:i w:val="false"/>
+                <w:iCs w:val="false"/>
+                <w:sz w:val="17"/>
+                <w:szCs w:val="17"/>
+              </w:rPr>
+              <w:t xml:space="preserve">Tappet (follower)</w:t>
+            </w:r>
+          </w:p>
+        </w:tc>
+        <w:tc>
+          <w:tcPr>
+            <w:tcW w:type="dxa" w:w="7305"/>
+            <w:shd w:fill="F6F8FC" w:color="auto" w:val="clear"/>
+            <w:tcMar>
+              <w:top w:type="dxa" w:w="60"/>
+              <w:left w:type="dxa" w:w="110"/>
+              <w:bottom w:type="dxa" w:w="60"/>
+              <w:right w:type="dxa" w:w="110"/>
+            </w:tcMar>
+            <w:vAlign w:val="center"/>
+          </w:tcPr>
+          <w:p>
+            <w:pPr>
+              <w:spacing w:after="26" w:before="26" w:line="252" w:lineRule="auto"/>
+            </w:pPr>
+            <w:r>
+              <w:rPr>
+                <w:rFonts w:ascii="Calibri" w:cs="Calibri" w:eastAsia="Calibri" w:hAnsi="Calibri"/>
+                <w:b w:val="false"/>
+                <w:bCs w:val="false"/>
+                <w:i w:val="false"/>
+                <w:iCs w:val="false"/>
+                <w:sz w:val="17"/>
+                <w:szCs w:val="17"/>
+              </w:rPr>
+              <w:t xml:space="preserve">Rides on the cam and moves up and down in a guide; carries the cam motion to the next part and takes the side thrust.</w:t>
+            </w:r>
+          </w:p>
+        </w:tc>
+      </w:tr>
+      <w:tr>
+        <w:trPr>
+          <w:cantSplit/>
+        </w:trPr>
+        <w:tc>
+          <w:tcPr>
+            <w:tcW w:type="dxa" w:w="2435"/>
+            <w:shd w:fill="FFFFFF" w:color="auto" w:val="clear"/>
+            <w:tcMar>
+              <w:top w:type="dxa" w:w="60"/>
+              <w:left w:type="dxa" w:w="110"/>
+              <w:bottom w:type="dxa" w:w="60"/>
+              <w:right w:type="dxa" w:w="110"/>
+            </w:tcMar>
+            <w:vAlign w:val="center"/>
+          </w:tcPr>
+          <w:p>
+            <w:pPr>
+              <w:spacing w:after="26" w:before="26" w:line="252" w:lineRule="auto"/>
+            </w:pPr>
+            <w:r>
+              <w:rPr>
+                <w:rFonts w:ascii="Calibri" w:cs="Calibri" w:eastAsia="Calibri" w:hAnsi="Calibri"/>
+                <w:b w:val="false"/>
+                <w:bCs w:val="false"/>
+                <w:i w:val="false"/>
+                <w:iCs w:val="false"/>
+                <w:sz w:val="17"/>
+                <w:szCs w:val="17"/>
+              </w:rPr>
+              <w:t xml:space="preserve">Push rod</w:t>
+            </w:r>
+          </w:p>
+        </w:tc>
+        <w:tc>
+          <w:tcPr>
+            <w:tcW w:type="dxa" w:w="7305"/>
+            <w:shd w:fill="FFFFFF" w:color="auto" w:val="clear"/>
+            <w:tcMar>
+              <w:top w:type="dxa" w:w="60"/>
+              <w:left w:type="dxa" w:w="110"/>
+              <w:bottom w:type="dxa" w:w="60"/>
+              <w:right w:type="dxa" w:w="110"/>
+            </w:tcMar>
+            <w:vAlign w:val="center"/>
+          </w:tcPr>
+          <w:p>
+            <w:pPr>
+              <w:spacing w:after="26" w:before="26" w:line="252" w:lineRule="auto"/>
+            </w:pPr>
+            <w:r>
+              <w:rPr>
+                <w:rFonts w:ascii="Calibri" w:cs="Calibri" w:eastAsia="Calibri" w:hAnsi="Calibri"/>
+                <w:b w:val="false"/>
+                <w:bCs w:val="false"/>
+                <w:i w:val="false"/>
+                <w:iCs w:val="false"/>
+                <w:sz w:val="17"/>
+                <w:szCs w:val="17"/>
+              </w:rPr>
+              <w:t xml:space="preserve">Slim rod (often tubular, light to reduce inertia) carrying the push from the tappet to the rocker arm; works in compression → may buckle, so Euler check is needed.</w:t>
+            </w:r>
+          </w:p>
+        </w:tc>
+      </w:tr>
+      <w:tr>
+        <w:trPr>
+          <w:cantSplit/>
+        </w:trPr>
+        <w:tc>
+          <w:tcPr>
+            <w:tcW w:type="dxa" w:w="2435"/>
+            <w:shd w:fill="F6F8FC" w:color="auto" w:val="clear"/>
+            <w:tcMar>
+              <w:top w:type="dxa" w:w="60"/>
+              <w:left w:type="dxa" w:w="110"/>
+              <w:bottom w:type="dxa" w:w="60"/>
+              <w:right w:type="dxa" w:w="110"/>
+            </w:tcMar>
+            <w:vAlign w:val="center"/>
+          </w:tcPr>
+          <w:p>
+            <w:pPr>
+              <w:spacing w:after="26" w:before="26" w:line="252" w:lineRule="auto"/>
+            </w:pPr>
+            <w:r>
+              <w:rPr>
+                <w:rFonts w:ascii="Calibri" w:cs="Calibri" w:eastAsia="Calibri" w:hAnsi="Calibri"/>
+                <w:b w:val="false"/>
+                <w:bCs w:val="false"/>
+                <w:i w:val="false"/>
+                <w:iCs w:val="false"/>
+                <w:sz w:val="17"/>
+                <w:szCs w:val="17"/>
+              </w:rPr>
+              <w:t xml:space="preserve">Rocker arm</w:t>
+            </w:r>
+          </w:p>
+        </w:tc>
+        <w:tc>
+          <w:tcPr>
+            <w:tcW w:type="dxa" w:w="7305"/>
+            <w:shd w:fill="F6F8FC" w:color="auto" w:val="clear"/>
+            <w:tcMar>
+              <w:top w:type="dxa" w:w="60"/>
+              <w:left w:type="dxa" w:w="110"/>
+              <w:bottom w:type="dxa" w:w="60"/>
+              <w:right w:type="dxa" w:w="110"/>
+            </w:tcMar>
+            <w:vAlign w:val="center"/>
+          </w:tcPr>
+          <w:p>
+            <w:pPr>
+              <w:spacing w:after="26" w:before="26" w:line="252" w:lineRule="auto"/>
+            </w:pPr>
+            <w:r>
+              <w:rPr>
+                <w:rFonts w:ascii="Calibri" w:cs="Calibri" w:eastAsia="Calibri" w:hAnsi="Calibri"/>
+                <w:b w:val="false"/>
+                <w:bCs w:val="false"/>
+                <w:i w:val="false"/>
+                <w:iCs w:val="false"/>
+                <w:sz w:val="17"/>
+                <w:szCs w:val="17"/>
+              </w:rPr>
+              <w:t xml:space="preserve">A lever on a fulcrum pin that changes the direction of the motion and can magnify or reduce the lift.</w:t>
+            </w:r>
+          </w:p>
+        </w:tc>
+      </w:tr>
+      <w:tr>
+        <w:trPr>
+          <w:cantSplit/>
+        </w:trPr>
+        <w:tc>
+          <w:tcPr>
+            <w:tcW w:type="dxa" w:w="2435"/>
+            <w:shd w:fill="FFFFFF" w:color="auto" w:val="clear"/>
+            <w:tcMar>
+              <w:top w:type="dxa" w:w="60"/>
+              <w:left w:type="dxa" w:w="110"/>
+              <w:bottom w:type="dxa" w:w="60"/>
+              <w:right w:type="dxa" w:w="110"/>
+            </w:tcMar>
+            <w:vAlign w:val="center"/>
+          </w:tcPr>
+          <w:p>
+            <w:pPr>
+              <w:spacing w:after="26" w:before="26" w:line="252" w:lineRule="auto"/>
+            </w:pPr>
+            <w:r>
+              <w:rPr>
+                <w:rFonts w:ascii="Calibri" w:cs="Calibri" w:eastAsia="Calibri" w:hAnsi="Calibri"/>
+                <w:b w:val="false"/>
+                <w:bCs w:val="false"/>
+                <w:i w:val="false"/>
+                <w:iCs w:val="false"/>
+                <w:sz w:val="17"/>
+                <w:szCs w:val="17"/>
+              </w:rPr>
+              <w:t xml:space="preserve">Valve and valve stem</w:t>
+            </w:r>
+          </w:p>
+        </w:tc>
+        <w:tc>
+          <w:tcPr>
+            <w:tcW w:type="dxa" w:w="7305"/>
+            <w:shd w:fill="FFFFFF" w:color="auto" w:val="clear"/>
+            <w:tcMar>
+              <w:top w:type="dxa" w:w="60"/>
+              <w:left w:type="dxa" w:w="110"/>
+              <w:bottom w:type="dxa" w:w="60"/>
+              <w:right w:type="dxa" w:w="110"/>
+            </w:tcMar>
+            <w:vAlign w:val="center"/>
+          </w:tcPr>
+          <w:p>
+            <w:pPr>
+              <w:spacing w:after="26" w:before="26" w:line="252" w:lineRule="auto"/>
+            </w:pPr>
+            <w:r>
+              <w:rPr>
+                <w:rFonts w:ascii="Calibri" w:cs="Calibri" w:eastAsia="Calibri" w:hAnsi="Calibri"/>
+                <w:b w:val="false"/>
+                <w:bCs w:val="false"/>
+                <w:i w:val="false"/>
+                <w:iCs w:val="false"/>
+                <w:sz w:val="17"/>
+                <w:szCs w:val="17"/>
+              </w:rPr>
+              <w:t xml:space="preserve">The valve head closes the port; the stem slides in a guide and receives the push from the rocker arm.</w:t>
+            </w:r>
+          </w:p>
+        </w:tc>
+      </w:tr>
+      <w:tr>
+        <w:trPr>
+          <w:cantSplit/>
+        </w:trPr>
+        <w:tc>
+          <w:tcPr>
+            <w:tcW w:type="dxa" w:w="2435"/>
+            <w:shd w:fill="F6F8FC" w:color="auto" w:val="clear"/>
+            <w:tcMar>
+              <w:top w:type="dxa" w:w="60"/>
+              <w:left w:type="dxa" w:w="110"/>
+              <w:bottom w:type="dxa" w:w="60"/>
+              <w:right w:type="dxa" w:w="110"/>
+            </w:tcMar>
+            <w:vAlign w:val="center"/>
+          </w:tcPr>
+          <w:p>
+            <w:pPr>
+              <w:spacing w:after="26" w:before="26" w:line="252" w:lineRule="auto"/>
+            </w:pPr>
+            <w:r>
+              <w:rPr>
+                <w:rFonts w:ascii="Calibri" w:cs="Calibri" w:eastAsia="Calibri" w:hAnsi="Calibri"/>
+                <w:b w:val="false"/>
+                <w:bCs w:val="false"/>
+                <w:i w:val="false"/>
+                <w:iCs w:val="false"/>
+                <w:sz w:val="17"/>
+                <w:szCs w:val="17"/>
+              </w:rPr>
+              <w:t xml:space="preserve">Valve spring</w:t>
+            </w:r>
+          </w:p>
+        </w:tc>
+        <w:tc>
+          <w:tcPr>
+            <w:tcW w:type="dxa" w:w="7305"/>
+            <w:shd w:fill="F6F8FC" w:color="auto" w:val="clear"/>
+            <w:tcMar>
+              <w:top w:type="dxa" w:w="60"/>
+              <w:left w:type="dxa" w:w="110"/>
+              <w:bottom w:type="dxa" w:w="60"/>
+              <w:right w:type="dxa" w:w="110"/>
+            </w:tcMar>
+            <w:vAlign w:val="center"/>
+          </w:tcPr>
+          <w:p>
+            <w:pPr>
+              <w:spacing w:after="26" w:before="26" w:line="252" w:lineRule="auto"/>
+            </w:pPr>
+            <w:r>
+              <w:rPr>
+                <w:rFonts w:ascii="Calibri" w:cs="Calibri" w:eastAsia="Calibri" w:hAnsi="Calibri"/>
+                <w:b w:val="false"/>
+                <w:bCs w:val="false"/>
+                <w:i w:val="false"/>
+                <w:iCs w:val="false"/>
+                <w:sz w:val="17"/>
+                <w:szCs w:val="17"/>
+              </w:rPr>
+              <w:t xml:space="preserve">Closes the valve, keeps the follower in contact with the cam and prevents valve bounce at high speed.</w:t>
+            </w:r>
+          </w:p>
+        </w:tc>
+      </w:tr>
+      <w:tr>
+        <w:trPr>
+          <w:cantSplit/>
+        </w:trPr>
+        <w:tc>
+          <w:tcPr>
+            <w:tcW w:type="dxa" w:w="2435"/>
+            <w:shd w:fill="FFFFFF" w:color="auto" w:val="clear"/>
+            <w:tcMar>
+              <w:top w:type="dxa" w:w="60"/>
+              <w:left w:type="dxa" w:w="110"/>
+              <w:bottom w:type="dxa" w:w="60"/>
+              <w:right w:type="dxa" w:w="110"/>
+            </w:tcMar>
+            <w:vAlign w:val="center"/>
+          </w:tcPr>
+          <w:p>
+            <w:pPr>
+              <w:spacing w:after="26" w:before="26" w:line="252" w:lineRule="auto"/>
+            </w:pPr>
+            <w:r>
+              <w:rPr>
+                <w:rFonts w:ascii="Calibri" w:cs="Calibri" w:eastAsia="Calibri" w:hAnsi="Calibri"/>
+                <w:b w:val="false"/>
+                <w:bCs w:val="false"/>
+                <w:i w:val="false"/>
+                <w:iCs w:val="false"/>
+                <w:sz w:val="17"/>
+                <w:szCs w:val="17"/>
+              </w:rPr>
+              <w:t xml:space="preserve">Spring retainer and seat</w:t>
+            </w:r>
+          </w:p>
+        </w:tc>
+        <w:tc>
+          <w:tcPr>
+            <w:tcW w:type="dxa" w:w="7305"/>
+            <w:shd w:fill="FFFFFF" w:color="auto" w:val="clear"/>
+            <w:tcMar>
+              <w:top w:type="dxa" w:w="60"/>
+              <w:left w:type="dxa" w:w="110"/>
+              <w:bottom w:type="dxa" w:w="60"/>
+              <w:right w:type="dxa" w:w="110"/>
+            </w:tcMar>
+            <w:vAlign w:val="center"/>
+          </w:tcPr>
+          <w:p>
+            <w:pPr>
+              <w:spacing w:after="26" w:before="26" w:line="252" w:lineRule="auto"/>
+            </w:pPr>
+            <w:r>
+              <w:rPr>
+                <w:rFonts w:ascii="Calibri" w:cs="Calibri" w:eastAsia="Calibri" w:hAnsi="Calibri"/>
+                <w:b w:val="false"/>
+                <w:bCs w:val="false"/>
+                <w:i w:val="false"/>
+                <w:iCs w:val="false"/>
+                <w:sz w:val="17"/>
+                <w:szCs w:val="17"/>
+              </w:rPr>
+              <w:t xml:space="preserve">Hold the spring in position on the valve stem and on the cylinder head.</w:t>
+            </w:r>
+          </w:p>
+        </w:tc>
+      </w:tr>
+    </w:tbl>
+    <w:p>
+      <w:pPr>
+        <w:spacing w:after="80" w:before="0"/>
+      </w:pPr>
+    </w:p>
+    <w:p>
+      <w:pPr>
+        <w:keepNext/>
+        <w:spacing w:after="50" w:before="200" w:line="276" w:lineRule="auto"/>
         <w:ind w:left="140"/>
       </w:pPr>
       <w:r>
@@ -255,28 +1008,509 @@
           <w:bCs/>
           <w:i w:val="false"/>
           <w:iCs w:val="false"/>
-          <w:sz w:val="21"/>
-          <w:szCs w:val="21"/>
-        </w:rPr>
-        <w:t xml:space="preserve">Horizontal engine:</w:t>
-      </w:r>
-      <w:r>
-        <w:rPr>
-          <w:rFonts w:ascii="Calibri" w:cs="Calibri" w:eastAsia="Calibri" w:hAnsi="Calibri"/>
-          <w:b w:val="false"/>
-          <w:bCs w:val="false"/>
-          <w:i w:val="false"/>
-          <w:iCs w:val="false"/>
-          <w:sz w:val="21"/>
-          <w:szCs w:val="21"/>
-        </w:rPr>
-        <w:t xml:space="preserve"> cylinder lies on its side; the camshaft and valves lie beside the cylinder, so a short tappet (sometimes a rocker) opens the valve almost directly — push rods may not be needed.</w:t>
+          <w:color w:val="2E5496"/>
+          <w:sz w:val="21"/>
+          <w:szCs w:val="21"/>
+        </w:rPr>
+        <w:t xml:space="preserve">(a) Valve gear of a vertical engine (OHV)</w:t>
+      </w:r>
+    </w:p>
+    <w:p>
+      <w:pPr>
+        <w:spacing w:after="150" w:before="0" w:line="340" w:lineRule="auto"/>
+        <w:ind w:left="140"/>
+      </w:pPr>
+      <w:r>
+        <w:rPr>
+          <w:rFonts w:ascii="Calibri" w:cs="Calibri" w:eastAsia="Calibri" w:hAnsi="Calibri"/>
+          <w:b w:val="false"/>
+          <w:bCs w:val="false"/>
+          <w:i w:val="false"/>
+          <w:iCs w:val="false"/>
+          <w:sz w:val="21"/>
+          <w:szCs w:val="21"/>
+        </w:rPr>
+        <w:t xml:space="preserve">In a vertical (upright) engine the camshaft is placed </w:t>
+      </w:r>
+      <w:r>
+        <w:rPr>
+          <w:rFonts w:ascii="Calibri" w:cs="Calibri" w:eastAsia="Calibri" w:hAnsi="Calibri"/>
+          <w:b/>
+          <w:bCs/>
+          <w:i w:val="false"/>
+          <w:iCs w:val="false"/>
+          <w:sz w:val="21"/>
+          <w:szCs w:val="21"/>
+        </w:rPr>
+        <w:t xml:space="preserve">low</w:t>
+      </w:r>
+      <w:r>
+        <w:rPr>
+          <w:rFonts w:ascii="Calibri" w:cs="Calibri" w:eastAsia="Calibri" w:hAnsi="Calibri"/>
+          <w:b w:val="false"/>
+          <w:bCs w:val="false"/>
+          <w:i w:val="false"/>
+          <w:iCs w:val="false"/>
+          <w:sz w:val="21"/>
+          <w:szCs w:val="21"/>
+        </w:rPr>
+        <w:t xml:space="preserve"> near the crankshaft, and the valves sit in the </w:t>
+      </w:r>
+      <w:r>
+        <w:rPr>
+          <w:rFonts w:ascii="Calibri" w:cs="Calibri" w:eastAsia="Calibri" w:hAnsi="Calibri"/>
+          <w:b/>
+          <w:bCs/>
+          <w:i w:val="false"/>
+          <w:iCs w:val="false"/>
+          <w:sz w:val="21"/>
+          <w:szCs w:val="21"/>
+        </w:rPr>
+        <w:t xml:space="preserve">cylinder head</w:t>
+      </w:r>
+      <w:r>
+        <w:rPr>
+          <w:rFonts w:ascii="Calibri" w:cs="Calibri" w:eastAsia="Calibri" w:hAnsi="Calibri"/>
+          <w:b w:val="false"/>
+          <w:bCs w:val="false"/>
+          <w:i w:val="false"/>
+          <w:iCs w:val="false"/>
+          <w:sz w:val="21"/>
+          <w:szCs w:val="21"/>
+        </w:rPr>
+        <w:t xml:space="preserve"> above the piston. The motion therefore has to travel </w:t>
+      </w:r>
+      <w:r>
+        <w:rPr>
+          <w:rFonts w:ascii="Calibri" w:cs="Calibri" w:eastAsia="Calibri" w:hAnsi="Calibri"/>
+          <w:b/>
+          <w:bCs/>
+          <w:i w:val="false"/>
+          <w:iCs w:val="false"/>
+          <w:sz w:val="21"/>
+          <w:szCs w:val="21"/>
+        </w:rPr>
+        <w:t xml:space="preserve">upward</w:t>
+      </w:r>
+      <w:r>
+        <w:rPr>
+          <w:rFonts w:ascii="Calibri" w:cs="Calibri" w:eastAsia="Calibri" w:hAnsi="Calibri"/>
+          <w:b w:val="false"/>
+          <w:bCs w:val="false"/>
+          <w:i w:val="false"/>
+          <w:iCs w:val="false"/>
+          <w:sz w:val="21"/>
+          <w:szCs w:val="21"/>
+        </w:rPr>
+        <w:t xml:space="preserve"> from the cam to the valve. The chain is:  </w:t>
+      </w:r>
+      <w:r>
+        <w:rPr>
+          <w:rFonts w:ascii="Calibri" w:cs="Calibri" w:eastAsia="Calibri" w:hAnsi="Calibri"/>
+          <w:b/>
+          <w:bCs/>
+          <w:i w:val="false"/>
+          <w:iCs w:val="false"/>
+          <w:sz w:val="21"/>
+          <w:szCs w:val="21"/>
+        </w:rPr>
+        <w:t xml:space="preserve">cam → tappet → push rod → rocker arm → valve stem</w:t>
+      </w:r>
+      <w:r>
+        <w:rPr>
+          <w:rFonts w:ascii="Calibri" w:cs="Calibri" w:eastAsia="Calibri" w:hAnsi="Calibri"/>
+          <w:b w:val="false"/>
+          <w:bCs w:val="false"/>
+          <w:i w:val="false"/>
+          <w:iCs w:val="false"/>
+          <w:sz w:val="21"/>
+          <w:szCs w:val="21"/>
+        </w:rPr>
+        <w:t xml:space="preserve">. The rocker arm pivots on a fulcrum and reverses the direction of motion, so that an upward push from the tappet becomes a downward opening of the valve into the cylinder. The valve spring sits in the cylinder head and closes the valve when the rocker releases it.</w:t>
       </w:r>
     </w:p>
     <w:p>
       <w:pPr>
         <w:keepNext/>
-        <w:spacing w:after="40" w:before="160" w:line="276" w:lineRule="auto"/>
+        <w:spacing w:after="50" w:before="200" w:line="276" w:lineRule="auto"/>
+        <w:ind w:left="140"/>
+      </w:pPr>
+      <w:r>
+        <w:rPr>
+          <w:rFonts w:ascii="Calibri" w:cs="Calibri" w:eastAsia="Calibri" w:hAnsi="Calibri"/>
+          <w:b/>
+          <w:bCs/>
+          <w:i w:val="false"/>
+          <w:iCs w:val="false"/>
+          <w:color w:val="2E5496"/>
+          <w:sz w:val="21"/>
+          <w:szCs w:val="21"/>
+        </w:rPr>
+        <w:t xml:space="preserve">(b) Valve gear of a horizontal engine</w:t>
+      </w:r>
+    </w:p>
+    <w:p>
+      <w:pPr>
+        <w:spacing w:after="150" w:before="0" w:line="340" w:lineRule="auto"/>
+        <w:ind w:left="140"/>
+      </w:pPr>
+      <w:r>
+        <w:rPr>
+          <w:rFonts w:ascii="Calibri" w:cs="Calibri" w:eastAsia="Calibri" w:hAnsi="Calibri"/>
+          <w:b w:val="false"/>
+          <w:bCs w:val="false"/>
+          <w:i w:val="false"/>
+          <w:iCs w:val="false"/>
+          <w:sz w:val="21"/>
+          <w:szCs w:val="21"/>
+        </w:rPr>
+        <w:t xml:space="preserve">In a horizontal engine the cylinder lies on its side, so the valves and the camshaft lie </w:t>
+      </w:r>
+      <w:r>
+        <w:rPr>
+          <w:rFonts w:ascii="Calibri" w:cs="Calibri" w:eastAsia="Calibri" w:hAnsi="Calibri"/>
+          <w:b/>
+          <w:bCs/>
+          <w:i w:val="false"/>
+          <w:iCs w:val="false"/>
+          <w:sz w:val="21"/>
+          <w:szCs w:val="21"/>
+        </w:rPr>
+        <w:t xml:space="preserve">beside</w:t>
+      </w:r>
+      <w:r>
+        <w:rPr>
+          <w:rFonts w:ascii="Calibri" w:cs="Calibri" w:eastAsia="Calibri" w:hAnsi="Calibri"/>
+          <w:b w:val="false"/>
+          <w:bCs w:val="false"/>
+          <w:i w:val="false"/>
+          <w:iCs w:val="false"/>
+          <w:sz w:val="21"/>
+          <w:szCs w:val="21"/>
+        </w:rPr>
+        <w:t xml:space="preserve"> the cylinder on the side cover. A short tappet (and sometimes a small rocker arm) opens the valve almost directly, which means </w:t>
+      </w:r>
+      <w:r>
+        <w:rPr>
+          <w:rFonts w:ascii="Calibri" w:cs="Calibri" w:eastAsia="Calibri" w:hAnsi="Calibri"/>
+          <w:b/>
+          <w:bCs/>
+          <w:i w:val="false"/>
+          <w:iCs w:val="false"/>
+          <w:sz w:val="21"/>
+          <w:szCs w:val="21"/>
+        </w:rPr>
+        <w:t xml:space="preserve">push rods may not be needed</w:t>
+      </w:r>
+      <w:r>
+        <w:rPr>
+          <w:rFonts w:ascii="Calibri" w:cs="Calibri" w:eastAsia="Calibri" w:hAnsi="Calibri"/>
+          <w:b w:val="false"/>
+          <w:bCs w:val="false"/>
+          <w:i w:val="false"/>
+          <w:iCs w:val="false"/>
+          <w:sz w:val="21"/>
+          <w:szCs w:val="21"/>
+        </w:rPr>
+        <w:t xml:space="preserve">. Because the valve travels horizontally, the valve spring has to overcome only its own force (not the valve weight), and the whole mechanism is more compact than in a vertical engine.</w:t>
+      </w:r>
+    </w:p>
+    <w:p>
+      <w:pPr>
+        <w:keepNext/>
+        <w:spacing w:after="50" w:before="200" w:line="276" w:lineRule="auto"/>
+        <w:ind w:left="140"/>
+      </w:pPr>
+      <w:r>
+        <w:rPr>
+          <w:rFonts w:ascii="Calibri" w:cs="Calibri" w:eastAsia="Calibri" w:hAnsi="Calibri"/>
+          <w:b/>
+          <w:bCs/>
+          <w:i w:val="false"/>
+          <w:iCs w:val="false"/>
+          <w:color w:val="2E5496"/>
+          <w:sz w:val="21"/>
+          <w:szCs w:val="21"/>
+        </w:rPr>
+        <w:t xml:space="preserve">Valve timing</w:t>
+      </w:r>
+    </w:p>
+    <w:p>
+      <w:pPr>
+        <w:spacing w:after="150" w:before="0" w:line="340" w:lineRule="auto"/>
+        <w:ind w:left="140"/>
+      </w:pPr>
+      <w:r>
+        <w:rPr>
+          <w:rFonts w:ascii="Calibri" w:cs="Calibri" w:eastAsia="Calibri" w:hAnsi="Calibri"/>
+          <w:b w:val="false"/>
+          <w:bCs w:val="false"/>
+          <w:i w:val="false"/>
+          <w:iCs w:val="false"/>
+          <w:sz w:val="21"/>
+          <w:szCs w:val="21"/>
+        </w:rPr>
+        <w:t xml:space="preserve">The actual opening and closing instants do not coincide with TDC and BDC. For a typical 4-stroke engine the inlet valve opens </w:t>
+      </w:r>
+      <w:r>
+        <w:rPr>
+          <w:rFonts w:ascii="Calibri" w:cs="Calibri" w:eastAsia="Calibri" w:hAnsi="Calibri"/>
+          <w:b/>
+          <w:bCs/>
+          <w:i w:val="false"/>
+          <w:iCs w:val="false"/>
+          <w:sz w:val="21"/>
+          <w:szCs w:val="21"/>
+        </w:rPr>
+        <w:t xml:space="preserve">10°–15° before TDC</w:t>
+      </w:r>
+      <w:r>
+        <w:rPr>
+          <w:rFonts w:ascii="Calibri" w:cs="Calibri" w:eastAsia="Calibri" w:hAnsi="Calibri"/>
+          <w:b w:val="false"/>
+          <w:bCs w:val="false"/>
+          <w:i w:val="false"/>
+          <w:iCs w:val="false"/>
+          <w:sz w:val="21"/>
+          <w:szCs w:val="21"/>
+        </w:rPr>
+        <w:t xml:space="preserve"> (to use the exhaust-gas inertia for a better fill) and closes </w:t>
+      </w:r>
+      <w:r>
+        <w:rPr>
+          <w:rFonts w:ascii="Calibri" w:cs="Calibri" w:eastAsia="Calibri" w:hAnsi="Calibri"/>
+          <w:b/>
+          <w:bCs/>
+          <w:i w:val="false"/>
+          <w:iCs w:val="false"/>
+          <w:sz w:val="21"/>
+          <w:szCs w:val="21"/>
+        </w:rPr>
+        <w:t xml:space="preserve">40°–60° after BDC</w:t>
+      </w:r>
+      <w:r>
+        <w:rPr>
+          <w:rFonts w:ascii="Calibri" w:cs="Calibri" w:eastAsia="Calibri" w:hAnsi="Calibri"/>
+          <w:b w:val="false"/>
+          <w:bCs w:val="false"/>
+          <w:i w:val="false"/>
+          <w:iCs w:val="false"/>
+          <w:sz w:val="21"/>
+          <w:szCs w:val="21"/>
+        </w:rPr>
+        <w:t xml:space="preserve"> (so the rising piston pushes gas back only after the ram effect finishes). The exhaust valve opens </w:t>
+      </w:r>
+      <w:r>
+        <w:rPr>
+          <w:rFonts w:ascii="Calibri" w:cs="Calibri" w:eastAsia="Calibri" w:hAnsi="Calibri"/>
+          <w:b/>
+          <w:bCs/>
+          <w:i w:val="false"/>
+          <w:iCs w:val="false"/>
+          <w:sz w:val="21"/>
+          <w:szCs w:val="21"/>
+        </w:rPr>
+        <w:t xml:space="preserve">40°–50° before BDC</w:t>
+      </w:r>
+      <w:r>
+        <w:rPr>
+          <w:rFonts w:ascii="Calibri" w:cs="Calibri" w:eastAsia="Calibri" w:hAnsi="Calibri"/>
+          <w:b w:val="false"/>
+          <w:bCs w:val="false"/>
+          <w:i w:val="false"/>
+          <w:iCs w:val="false"/>
+          <w:sz w:val="21"/>
+          <w:szCs w:val="21"/>
+        </w:rPr>
+        <w:t xml:space="preserve"> (so the burnt gases blow down early) and closes </w:t>
+      </w:r>
+      <w:r>
+        <w:rPr>
+          <w:rFonts w:ascii="Calibri" w:cs="Calibri" w:eastAsia="Calibri" w:hAnsi="Calibri"/>
+          <w:b/>
+          <w:bCs/>
+          <w:i w:val="false"/>
+          <w:iCs w:val="false"/>
+          <w:sz w:val="21"/>
+          <w:szCs w:val="21"/>
+        </w:rPr>
+        <w:t xml:space="preserve">10°–15° after TDC</w:t>
+      </w:r>
+      <w:r>
+        <w:rPr>
+          <w:rFonts w:ascii="Calibri" w:cs="Calibri" w:eastAsia="Calibri" w:hAnsi="Calibri"/>
+          <w:b w:val="false"/>
+          <w:bCs w:val="false"/>
+          <w:i w:val="false"/>
+          <w:iCs w:val="false"/>
+          <w:sz w:val="21"/>
+          <w:szCs w:val="21"/>
+        </w:rPr>
+        <w:t xml:space="preserve"> (giving valve overlap, which scavenges the cylinder). All these angles are converted to </w:t>
+      </w:r>
+      <w:r>
+        <w:rPr>
+          <w:rFonts w:ascii="Calibri" w:cs="Calibri" w:eastAsia="Calibri" w:hAnsi="Calibri"/>
+          <w:b/>
+          <w:bCs/>
+          <w:i w:val="false"/>
+          <w:iCs w:val="false"/>
+          <w:sz w:val="21"/>
+          <w:szCs w:val="21"/>
+        </w:rPr>
+        <w:t xml:space="preserve">cam angles</w:t>
+      </w:r>
+      <w:r>
+        <w:rPr>
+          <w:rFonts w:ascii="Calibri" w:cs="Calibri" w:eastAsia="Calibri" w:hAnsi="Calibri"/>
+          <w:b w:val="false"/>
+          <w:bCs w:val="false"/>
+          <w:i w:val="false"/>
+          <w:iCs w:val="false"/>
+          <w:sz w:val="21"/>
+          <w:szCs w:val="21"/>
+        </w:rPr>
+        <w:t xml:space="preserve"> by dividing by two.</w:t>
+      </w:r>
+    </w:p>
+    <w:p>
+      <w:pPr>
+        <w:keepNext/>
+        <w:spacing w:after="50" w:before="200" w:line="276" w:lineRule="auto"/>
+        <w:ind w:left="140"/>
+      </w:pPr>
+      <w:r>
+        <w:rPr>
+          <w:rFonts w:ascii="Calibri" w:cs="Calibri" w:eastAsia="Calibri" w:hAnsi="Calibri"/>
+          <w:b/>
+          <w:bCs/>
+          <w:i w:val="false"/>
+          <w:iCs w:val="false"/>
+          <w:color w:val="2E5496"/>
+          <w:sz w:val="21"/>
+          <w:szCs w:val="21"/>
+        </w:rPr>
+        <w:t xml:space="preserve">Forces on the valve</w:t>
+      </w:r>
+    </w:p>
+    <w:p>
+      <w:pPr>
+        <w:spacing w:after="150" w:before="0" w:line="340" w:lineRule="auto"/>
+        <w:ind w:left="140"/>
+      </w:pPr>
+      <w:r>
+        <w:rPr>
+          <w:rFonts w:ascii="Calibri" w:cs="Calibri" w:eastAsia="Calibri" w:hAnsi="Calibri"/>
+          <w:b w:val="false"/>
+          <w:bCs w:val="false"/>
+          <w:i w:val="false"/>
+          <w:iCs w:val="false"/>
+          <w:sz w:val="21"/>
+          <w:szCs w:val="21"/>
+        </w:rPr>
+        <w:t xml:space="preserve">During opening the cam must supply a force that overcomes </w:t>
+      </w:r>
+      <w:r>
+        <w:rPr>
+          <w:rFonts w:ascii="Calibri" w:cs="Calibri" w:eastAsia="Calibri" w:hAnsi="Calibri"/>
+          <w:b/>
+          <w:bCs/>
+          <w:i w:val="false"/>
+          <w:iCs w:val="false"/>
+          <w:sz w:val="21"/>
+          <w:szCs w:val="21"/>
+        </w:rPr>
+        <w:t xml:space="preserve">(i)</w:t>
+      </w:r>
+      <w:r>
+        <w:rPr>
+          <w:rFonts w:ascii="Calibri" w:cs="Calibri" w:eastAsia="Calibri" w:hAnsi="Calibri"/>
+          <w:b w:val="false"/>
+          <w:bCs w:val="false"/>
+          <w:i w:val="false"/>
+          <w:iCs w:val="false"/>
+          <w:sz w:val="21"/>
+          <w:szCs w:val="21"/>
+        </w:rPr>
+        <w:t xml:space="preserve"> the spring load, </w:t>
+      </w:r>
+      <w:r>
+        <w:rPr>
+          <w:rFonts w:ascii="Calibri" w:cs="Calibri" w:eastAsia="Calibri" w:hAnsi="Calibri"/>
+          <w:b/>
+          <w:bCs/>
+          <w:i w:val="false"/>
+          <w:iCs w:val="false"/>
+          <w:sz w:val="21"/>
+          <w:szCs w:val="21"/>
+        </w:rPr>
+        <w:t xml:space="preserve">(ii)</w:t>
+      </w:r>
+      <w:r>
+        <w:rPr>
+          <w:rFonts w:ascii="Calibri" w:cs="Calibri" w:eastAsia="Calibri" w:hAnsi="Calibri"/>
+          <w:b w:val="false"/>
+          <w:bCs w:val="false"/>
+          <w:i w:val="false"/>
+          <w:iCs w:val="false"/>
+          <w:sz w:val="21"/>
+          <w:szCs w:val="21"/>
+        </w:rPr>
+        <w:t xml:space="preserve"> the gas pressure acting on the back side of the valve, </w:t>
+      </w:r>
+      <w:r>
+        <w:rPr>
+          <w:rFonts w:ascii="Calibri" w:cs="Calibri" w:eastAsia="Calibri" w:hAnsi="Calibri"/>
+          <w:b/>
+          <w:bCs/>
+          <w:i w:val="false"/>
+          <w:iCs w:val="false"/>
+          <w:sz w:val="21"/>
+          <w:szCs w:val="21"/>
+        </w:rPr>
+        <w:t xml:space="preserve">(iii)</w:t>
+      </w:r>
+      <w:r>
+        <w:rPr>
+          <w:rFonts w:ascii="Calibri" w:cs="Calibri" w:eastAsia="Calibri" w:hAnsi="Calibri"/>
+          <w:b w:val="false"/>
+          <w:bCs w:val="false"/>
+          <w:i w:val="false"/>
+          <w:iCs w:val="false"/>
+          <w:sz w:val="21"/>
+          <w:szCs w:val="21"/>
+        </w:rPr>
+        <w:t xml:space="preserve"> the inertia of the moving parts (= m·a, highest at the start of the rise), and </w:t>
+      </w:r>
+      <w:r>
+        <w:rPr>
+          <w:rFonts w:ascii="Calibri" w:cs="Calibri" w:eastAsia="Calibri" w:hAnsi="Calibri"/>
+          <w:b/>
+          <w:bCs/>
+          <w:i w:val="false"/>
+          <w:iCs w:val="false"/>
+          <w:sz w:val="21"/>
+          <w:szCs w:val="21"/>
+        </w:rPr>
+        <w:t xml:space="preserve">(iv)</w:t>
+      </w:r>
+      <w:r>
+        <w:rPr>
+          <w:rFonts w:ascii="Calibri" w:cs="Calibri" w:eastAsia="Calibri" w:hAnsi="Calibri"/>
+          <w:b w:val="false"/>
+          <w:bCs w:val="false"/>
+          <w:i w:val="false"/>
+          <w:iCs w:val="false"/>
+          <w:sz w:val="21"/>
+          <w:szCs w:val="21"/>
+        </w:rPr>
+        <w:t xml:space="preserve"> friction. The resultant force determines the push-rod load (Q2) and the rocker-lever load (Q3).</w:t>
+      </w:r>
+    </w:p>
+    <w:p>
+      <w:pPr>
+        <w:keepNext/>
+        <w:spacing w:after="60" w:before="280" w:line="276" w:lineRule="auto"/>
       </w:pPr>
       <w:r>
         <w:rPr>
@@ -301,25 +1535,161 @@
           <w:sz w:val="21"/>
           <w:szCs w:val="21"/>
         </w:rPr>
-        <w:t xml:space="preserve">Numerical — Tubular push rod for an exhaust valve (valve dia = 50 mm, max cyl pressure = 0.4 N/mm², L = 110 mm, E = 2.1 × 10⁵ N/mm², FOS = 4, di/do = 0.75).</w:t>
-      </w:r>
-    </w:p>
-    <w:p>
-      <w:pPr>
-        <w:spacing w:after="60" w:before="0" w:line="276" w:lineRule="auto"/>
+        <w:t xml:space="preserve">Numerical — Tubular push rod for an exhaust valve (valve dia dv = 50 mm, max cylinder pressure p = 0.4 N/mm², rod length L = 110 mm, E = 2.1 × 10⁵ N/mm², FOS = 4, di/do = 0.75).</w:t>
+      </w:r>
+    </w:p>
+    <w:p>
+      <w:pPr>
+        <w:keepNext/>
+        <w:spacing w:after="50" w:before="200" w:line="276" w:lineRule="auto"/>
         <w:ind w:left="140"/>
       </w:pPr>
       <w:r>
         <w:rPr>
           <w:rFonts w:ascii="Calibri" w:cs="Calibri" w:eastAsia="Calibri" w:hAnsi="Calibri"/>
-          <w:b w:val="false"/>
-          <w:bCs w:val="false"/>
-          <w:i w:val="false"/>
-          <w:iCs w:val="false"/>
-          <w:sz w:val="21"/>
-          <w:szCs w:val="21"/>
-        </w:rPr>
-        <w:t xml:space="preserve">Load on push rod Pp = (π/4) · dv² · p = (π/4) · 50² · 0.4 = </w:t>
+          <w:b/>
+          <w:bCs/>
+          <w:i w:val="false"/>
+          <w:iCs w:val="false"/>
+          <w:color w:val="2E5496"/>
+          <w:sz w:val="21"/>
+          <w:szCs w:val="21"/>
+        </w:rPr>
+        <w:t xml:space="preserve">Approach</w:t>
+      </w:r>
+    </w:p>
+    <w:p>
+      <w:pPr>
+        <w:spacing w:after="150" w:before="0" w:line="340" w:lineRule="auto"/>
+        <w:ind w:left="140"/>
+      </w:pPr>
+      <w:r>
+        <w:rPr>
+          <w:rFonts w:ascii="Calibri" w:cs="Calibri" w:eastAsia="Calibri" w:hAnsi="Calibri"/>
+          <w:b w:val="false"/>
+          <w:bCs w:val="false"/>
+          <w:i w:val="false"/>
+          <w:iCs w:val="false"/>
+          <w:sz w:val="21"/>
+          <w:szCs w:val="21"/>
+        </w:rPr>
+        <w:t xml:space="preserve">The push rod is in </w:t>
+      </w:r>
+      <w:r>
+        <w:rPr>
+          <w:rFonts w:ascii="Calibri" w:cs="Calibri" w:eastAsia="Calibri" w:hAnsi="Calibri"/>
+          <w:b/>
+          <w:bCs/>
+          <w:i w:val="false"/>
+          <w:iCs w:val="false"/>
+          <w:sz w:val="21"/>
+          <w:szCs w:val="21"/>
+        </w:rPr>
+        <w:t xml:space="preserve">compression</w:t>
+      </w:r>
+      <w:r>
+        <w:rPr>
+          <w:rFonts w:ascii="Calibri" w:cs="Calibri" w:eastAsia="Calibri" w:hAnsi="Calibri"/>
+          <w:b w:val="false"/>
+          <w:bCs w:val="false"/>
+          <w:i w:val="false"/>
+          <w:iCs w:val="false"/>
+          <w:sz w:val="21"/>
+          <w:szCs w:val="21"/>
+        </w:rPr>
+        <w:t xml:space="preserve"> when the valve is being opened against the cylinder pressure and the spring force. It is a slim column, so </w:t>
+      </w:r>
+      <w:r>
+        <w:rPr>
+          <w:rFonts w:ascii="Calibri" w:cs="Calibri" w:eastAsia="Calibri" w:hAnsi="Calibri"/>
+          <w:b/>
+          <w:bCs/>
+          <w:i w:val="false"/>
+          <w:iCs w:val="false"/>
+          <w:sz w:val="21"/>
+          <w:szCs w:val="21"/>
+        </w:rPr>
+        <w:t xml:space="preserve">buckling (Euler)</w:t>
+      </w:r>
+      <w:r>
+        <w:rPr>
+          <w:rFonts w:ascii="Calibri" w:cs="Calibri" w:eastAsia="Calibri" w:hAnsi="Calibri"/>
+          <w:b w:val="false"/>
+          <w:bCs w:val="false"/>
+          <w:i w:val="false"/>
+          <w:iCs w:val="false"/>
+          <w:sz w:val="21"/>
+          <w:szCs w:val="21"/>
+        </w:rPr>
+        <w:t xml:space="preserve"> governs — not direct compressive stress. The design is: (1) find the compressive load on the rod, (2) multiply by FOS to get the required buckling load, (3) use Euler to find the outer diameter.</w:t>
+      </w:r>
+    </w:p>
+    <w:p>
+      <w:pPr>
+        <w:keepNext/>
+        <w:spacing w:after="50" w:before="200" w:line="276" w:lineRule="auto"/>
+        <w:ind w:left="140"/>
+      </w:pPr>
+      <w:r>
+        <w:rPr>
+          <w:rFonts w:ascii="Calibri" w:cs="Calibri" w:eastAsia="Calibri" w:hAnsi="Calibri"/>
+          <w:b/>
+          <w:bCs/>
+          <w:i w:val="false"/>
+          <w:iCs w:val="false"/>
+          <w:color w:val="2E5496"/>
+          <w:sz w:val="21"/>
+          <w:szCs w:val="21"/>
+        </w:rPr>
+        <w:t xml:space="preserve">Calculation</w:t>
+      </w:r>
+    </w:p>
+    <w:p>
+      <w:pPr>
+        <w:spacing w:after="150" w:before="0" w:line="340" w:lineRule="auto"/>
+        <w:ind w:left="140"/>
+      </w:pPr>
+      <w:r>
+        <w:rPr>
+          <w:rFonts w:ascii="Calibri" w:cs="Calibri" w:eastAsia="Calibri" w:hAnsi="Calibri"/>
+          <w:b/>
+          <w:bCs/>
+          <w:i w:val="false"/>
+          <w:iCs w:val="false"/>
+          <w:sz w:val="21"/>
+          <w:szCs w:val="21"/>
+        </w:rPr>
+        <w:t xml:space="preserve">Step 1 — Compressive load Pp.</w:t>
+      </w:r>
+      <w:r>
+        <w:rPr>
+          <w:rFonts w:ascii="Calibri" w:cs="Calibri" w:eastAsia="Calibri" w:hAnsi="Calibri"/>
+          <w:b w:val="false"/>
+          <w:bCs w:val="false"/>
+          <w:i w:val="false"/>
+          <w:iCs w:val="false"/>
+          <w:sz w:val="21"/>
+          <w:szCs w:val="21"/>
+        </w:rPr>
+        <w:t xml:space="preserve">  Pressure acts on the valve head area (approximated by (π/4) dv²):</w:t>
+      </w:r>
+    </w:p>
+    <w:p>
+      <w:pPr>
+        <w:spacing w:after="150" w:before="0" w:line="340" w:lineRule="auto"/>
+        <w:ind w:left="140"/>
+      </w:pPr>
+      <w:r>
+        <w:rPr>
+          <w:rFonts w:ascii="Calibri" w:cs="Calibri" w:eastAsia="Calibri" w:hAnsi="Calibri"/>
+          <w:b w:val="false"/>
+          <w:bCs w:val="false"/>
+          <w:i w:val="false"/>
+          <w:iCs w:val="false"/>
+          <w:sz w:val="21"/>
+          <w:szCs w:val="21"/>
+        </w:rPr>
+        <w:t xml:space="preserve">Pp = (π/4) × 50² × 0.4 ≈ </w:t>
       </w:r>
       <w:r>
         <w:rPr>
@@ -343,8 +1713,37 @@
           <w:sz w:val="21"/>
           <w:szCs w:val="21"/>
         </w:rPr>
-        <w:t xml:space="preserve">.
-Buckling load required Pcr = Pp × FOS = </w:t>
+        <w:t xml:space="preserve"> (rounded to the next catalogue value).</w:t>
+      </w:r>
+    </w:p>
+    <w:p>
+      <w:pPr>
+        <w:spacing w:after="150" w:before="0" w:line="340" w:lineRule="auto"/>
+        <w:ind w:left="140"/>
+      </w:pPr>
+      <w:r>
+        <w:rPr>
+          <w:rFonts w:ascii="Calibri" w:cs="Calibri" w:eastAsia="Calibri" w:hAnsi="Calibri"/>
+          <w:b/>
+          <w:bCs/>
+          <w:i w:val="false"/>
+          <w:iCs w:val="false"/>
+          <w:sz w:val="21"/>
+          <w:szCs w:val="21"/>
+        </w:rPr>
+        <w:t xml:space="preserve">Step 2 — Buckling load required.</w:t>
+      </w:r>
+      <w:r>
+        <w:rPr>
+          <w:rFonts w:ascii="Calibri" w:cs="Calibri" w:eastAsia="Calibri" w:hAnsi="Calibri"/>
+          <w:b w:val="false"/>
+          <w:bCs w:val="false"/>
+          <w:i w:val="false"/>
+          <w:iCs w:val="false"/>
+          <w:sz w:val="21"/>
+          <w:szCs w:val="21"/>
+        </w:rPr>
+        <w:t xml:space="preserve">  Pcr = Pp × FOS = 750 × 4 = </w:t>
       </w:r>
       <w:r>
         <w:rPr>
@@ -368,33 +1767,205 @@
           <w:sz w:val="21"/>
           <w:szCs w:val="21"/>
         </w:rPr>
-        <w:t xml:space="preserve">.
-Assume both ends hinged, Euler: Pcr = π² E I / L². I = π/64 · (do⁴ − di⁴), with di = 0.75 do → I = 0.0335 do⁴.
-3000 = π² × 2.1 × 10⁵ × 0.0335 do⁴ / 110² → </w:t>
-      </w:r>
-      <w:r>
-        <w:rPr>
-          <w:rFonts w:ascii="Calibri" w:cs="Calibri" w:eastAsia="Calibri" w:hAnsi="Calibri"/>
-          <w:b/>
-          <w:bCs/>
-          <w:i w:val="false"/>
-          <w:iCs w:val="false"/>
-          <w:sz w:val="21"/>
-          <w:szCs w:val="21"/>
-        </w:rPr>
-        <w:t xml:space="preserve">do ≈ 6.03 mm → select do = 6.5 mm</w:t>
-      </w:r>
-      <w:r>
-        <w:rPr>
-          <w:rFonts w:ascii="Calibri" w:cs="Calibri" w:eastAsia="Calibri" w:hAnsi="Calibri"/>
-          <w:b w:val="false"/>
-          <w:bCs w:val="false"/>
-          <w:i w:val="false"/>
-          <w:iCs w:val="false"/>
-          <w:sz w:val="21"/>
-          <w:szCs w:val="21"/>
-        </w:rPr>
-        <w:t xml:space="preserve">, di = 0.75 × 6.5 ≈ </w:t>
+        <w:t xml:space="preserve">.</w:t>
+      </w:r>
+    </w:p>
+    <w:p>
+      <w:pPr>
+        <w:spacing w:after="150" w:before="0" w:line="340" w:lineRule="auto"/>
+        <w:ind w:left="140"/>
+      </w:pPr>
+      <w:r>
+        <w:rPr>
+          <w:rFonts w:ascii="Calibri" w:cs="Calibri" w:eastAsia="Calibri" w:hAnsi="Calibri"/>
+          <w:b/>
+          <w:bCs/>
+          <w:i w:val="false"/>
+          <w:iCs w:val="false"/>
+          <w:sz w:val="21"/>
+          <w:szCs w:val="21"/>
+        </w:rPr>
+        <w:t xml:space="preserve">Step 3 — Euler formula (both ends hinged).</w:t>
+      </w:r>
+      <w:r>
+        <w:rPr>
+          <w:rFonts w:ascii="Calibri" w:cs="Calibri" w:eastAsia="Calibri" w:hAnsi="Calibri"/>
+          <w:b w:val="false"/>
+          <w:bCs w:val="false"/>
+          <w:i w:val="false"/>
+          <w:iCs w:val="false"/>
+          <w:sz w:val="21"/>
+          <w:szCs w:val="21"/>
+        </w:rPr>
+        <w:t xml:space="preserve">  Pcr = π² E I / L².</w:t>
+      </w:r>
+    </w:p>
+    <w:p>
+      <w:pPr>
+        <w:spacing w:after="150" w:before="0" w:line="340" w:lineRule="auto"/>
+        <w:ind w:left="140"/>
+      </w:pPr>
+      <w:r>
+        <w:rPr>
+          <w:rFonts w:ascii="Calibri" w:cs="Calibri" w:eastAsia="Calibri" w:hAnsi="Calibri"/>
+          <w:b/>
+          <w:bCs/>
+          <w:i w:val="false"/>
+          <w:iCs w:val="false"/>
+          <w:sz w:val="21"/>
+          <w:szCs w:val="21"/>
+        </w:rPr>
+        <w:t xml:space="preserve">Step 4 — Second moment of area.</w:t>
+      </w:r>
+      <w:r>
+        <w:rPr>
+          <w:rFonts w:ascii="Calibri" w:cs="Calibri" w:eastAsia="Calibri" w:hAnsi="Calibri"/>
+          <w:b w:val="false"/>
+          <w:bCs w:val="false"/>
+          <w:i w:val="false"/>
+          <w:iCs w:val="false"/>
+          <w:sz w:val="21"/>
+          <w:szCs w:val="21"/>
+        </w:rPr>
+        <w:t xml:space="preserve">  I = (π / 64)(do⁴ − di⁴).  With di = 0.75 do:</w:t>
+      </w:r>
+    </w:p>
+    <w:p>
+      <w:pPr>
+        <w:spacing w:after="150" w:before="0" w:line="340" w:lineRule="auto"/>
+        <w:ind w:left="140"/>
+      </w:pPr>
+      <w:r>
+        <w:rPr>
+          <w:rFonts w:ascii="Calibri" w:cs="Calibri" w:eastAsia="Calibri" w:hAnsi="Calibri"/>
+          <w:b w:val="false"/>
+          <w:bCs w:val="false"/>
+          <w:i w:val="false"/>
+          <w:iCs w:val="false"/>
+          <w:sz w:val="21"/>
+          <w:szCs w:val="21"/>
+        </w:rPr>
+        <w:t xml:space="preserve">I = (π / 64) · do⁴ · (1 − 0.75⁴) = (π / 64) · do⁴ · (1 − 0.316) = </w:t>
+      </w:r>
+      <w:r>
+        <w:rPr>
+          <w:rFonts w:ascii="Calibri" w:cs="Calibri" w:eastAsia="Calibri" w:hAnsi="Calibri"/>
+          <w:b/>
+          <w:bCs/>
+          <w:i w:val="false"/>
+          <w:iCs w:val="false"/>
+          <w:sz w:val="21"/>
+          <w:szCs w:val="21"/>
+        </w:rPr>
+        <w:t xml:space="preserve">0.0335 do⁴</w:t>
+      </w:r>
+      <w:r>
+        <w:rPr>
+          <w:rFonts w:ascii="Calibri" w:cs="Calibri" w:eastAsia="Calibri" w:hAnsi="Calibri"/>
+          <w:b w:val="false"/>
+          <w:bCs w:val="false"/>
+          <w:i w:val="false"/>
+          <w:iCs w:val="false"/>
+          <w:sz w:val="21"/>
+          <w:szCs w:val="21"/>
+        </w:rPr>
+        <w:t xml:space="preserve">.</w:t>
+      </w:r>
+    </w:p>
+    <w:p>
+      <w:pPr>
+        <w:spacing w:after="150" w:before="0" w:line="340" w:lineRule="auto"/>
+        <w:ind w:left="140"/>
+      </w:pPr>
+      <w:r>
+        <w:rPr>
+          <w:rFonts w:ascii="Calibri" w:cs="Calibri" w:eastAsia="Calibri" w:hAnsi="Calibri"/>
+          <w:b/>
+          <w:bCs/>
+          <w:i w:val="false"/>
+          <w:iCs w:val="false"/>
+          <w:sz w:val="21"/>
+          <w:szCs w:val="21"/>
+        </w:rPr>
+        <w:t xml:space="preserve">Step 5 — Solve for do.</w:t>
+      </w:r>
+      <w:r>
+        <w:rPr>
+          <w:rFonts w:ascii="Calibri" w:cs="Calibri" w:eastAsia="Calibri" w:hAnsi="Calibri"/>
+          <w:b w:val="false"/>
+          <w:bCs w:val="false"/>
+          <w:i w:val="false"/>
+          <w:iCs w:val="false"/>
+          <w:sz w:val="21"/>
+          <w:szCs w:val="21"/>
+        </w:rPr>
+        <w:t xml:space="preserve">  3000 = π² × 2.1 × 10⁵ × 0.0335 × do⁴ / 110²</w:t>
+      </w:r>
+    </w:p>
+    <w:p>
+      <w:pPr>
+        <w:spacing w:after="150" w:before="0" w:line="340" w:lineRule="auto"/>
+        <w:ind w:left="140"/>
+      </w:pPr>
+      <w:r>
+        <w:rPr>
+          <w:rFonts w:ascii="Calibri" w:cs="Calibri" w:eastAsia="Calibri" w:hAnsi="Calibri"/>
+          <w:b w:val="false"/>
+          <w:bCs w:val="false"/>
+          <w:i w:val="false"/>
+          <w:iCs w:val="false"/>
+          <w:sz w:val="21"/>
+          <w:szCs w:val="21"/>
+        </w:rPr>
+        <w:t xml:space="preserve">do⁴ = 3000 × 110² / (π² × 2.1 × 10⁵ × 0.0335) ≈ </w:t>
+      </w:r>
+      <w:r>
+        <w:rPr>
+          <w:rFonts w:ascii="Calibri" w:cs="Calibri" w:eastAsia="Calibri" w:hAnsi="Calibri"/>
+          <w:b/>
+          <w:bCs/>
+          <w:i w:val="false"/>
+          <w:iCs w:val="false"/>
+          <w:sz w:val="21"/>
+          <w:szCs w:val="21"/>
+        </w:rPr>
+        <w:t xml:space="preserve">1300</w:t>
+      </w:r>
+      <w:r>
+        <w:rPr>
+          <w:rFonts w:ascii="Calibri" w:cs="Calibri" w:eastAsia="Calibri" w:hAnsi="Calibri"/>
+          <w:b w:val="false"/>
+          <w:bCs w:val="false"/>
+          <w:i w:val="false"/>
+          <w:iCs w:val="false"/>
+          <w:sz w:val="21"/>
+          <w:szCs w:val="21"/>
+        </w:rPr>
+        <w:t xml:space="preserve">  →  </w:t>
+      </w:r>
+      <w:r>
+        <w:rPr>
+          <w:rFonts w:ascii="Calibri" w:cs="Calibri" w:eastAsia="Calibri" w:hAnsi="Calibri"/>
+          <w:b/>
+          <w:bCs/>
+          <w:i w:val="false"/>
+          <w:iCs w:val="false"/>
+          <w:sz w:val="21"/>
+          <w:szCs w:val="21"/>
+        </w:rPr>
+        <w:t xml:space="preserve">do ≈ 6.03 mm → select next standard do = 6.5 mm</w:t>
+      </w:r>
+      <w:r>
+        <w:rPr>
+          <w:rFonts w:ascii="Calibri" w:cs="Calibri" w:eastAsia="Calibri" w:hAnsi="Calibri"/>
+          <w:b w:val="false"/>
+          <w:bCs w:val="false"/>
+          <w:i w:val="false"/>
+          <w:iCs w:val="false"/>
+          <w:sz w:val="21"/>
+          <w:szCs w:val="21"/>
+        </w:rPr>
+        <w:t xml:space="preserve">;  di = 0.75 × 6.5 ≈ </w:t>
       </w:r>
       <w:r>
         <w:rPr>
@@ -418,31 +1989,193 @@
           <w:sz w:val="21"/>
           <w:szCs w:val="21"/>
         </w:rPr>
-        <w:t xml:space="preserve">. Rechecked FOS ≈ </w:t>
-      </w:r>
-      <w:r>
-        <w:rPr>
-          <w:rFonts w:ascii="Calibri" w:cs="Calibri" w:eastAsia="Calibri" w:hAnsi="Calibri"/>
-          <w:b/>
-          <w:bCs/>
-          <w:i w:val="false"/>
-          <w:iCs w:val="false"/>
-          <w:sz w:val="21"/>
-          <w:szCs w:val="21"/>
-        </w:rPr>
-        <w:t xml:space="preserve">4.87 (safe)</w:t>
-      </w:r>
-      <w:r>
-        <w:rPr>
-          <w:rFonts w:ascii="Calibri" w:cs="Calibri" w:eastAsia="Calibri" w:hAnsi="Calibri"/>
-          <w:b w:val="false"/>
-          <w:bCs w:val="false"/>
-          <w:i w:val="false"/>
-          <w:iCs w:val="false"/>
-          <w:sz w:val="21"/>
-          <w:szCs w:val="21"/>
-        </w:rPr>
         <w:t xml:space="preserve">.</w:t>
+      </w:r>
+    </w:p>
+    <w:p>
+      <w:pPr>
+        <w:spacing w:after="150" w:before="0" w:line="340" w:lineRule="auto"/>
+        <w:ind w:left="140"/>
+      </w:pPr>
+      <w:r>
+        <w:rPr>
+          <w:rFonts w:ascii="Calibri" w:cs="Calibri" w:eastAsia="Calibri" w:hAnsi="Calibri"/>
+          <w:b/>
+          <w:bCs/>
+          <w:i w:val="false"/>
+          <w:iCs w:val="false"/>
+          <w:sz w:val="21"/>
+          <w:szCs w:val="21"/>
+        </w:rPr>
+        <w:t xml:space="preserve">Step 6 — Check actual FOS.</w:t>
+      </w:r>
+      <w:r>
+        <w:rPr>
+          <w:rFonts w:ascii="Calibri" w:cs="Calibri" w:eastAsia="Calibri" w:hAnsi="Calibri"/>
+          <w:b w:val="false"/>
+          <w:bCs w:val="false"/>
+          <w:i w:val="false"/>
+          <w:iCs w:val="false"/>
+          <w:sz w:val="21"/>
+          <w:szCs w:val="21"/>
+        </w:rPr>
+        <w:t xml:space="preserve">  I(actual) = 0.0335 × 6.5⁴ ≈ 59.9 mm⁴.  Pcr(actual) = π² × 2.1 × 10⁵ × 59.9 / 110² ≈ </w:t>
+      </w:r>
+      <w:r>
+        <w:rPr>
+          <w:rFonts w:ascii="Calibri" w:cs="Calibri" w:eastAsia="Calibri" w:hAnsi="Calibri"/>
+          <w:b/>
+          <w:bCs/>
+          <w:i w:val="false"/>
+          <w:iCs w:val="false"/>
+          <w:sz w:val="21"/>
+          <w:szCs w:val="21"/>
+        </w:rPr>
+        <w:t xml:space="preserve">10 300 N</w:t>
+      </w:r>
+      <w:r>
+        <w:rPr>
+          <w:rFonts w:ascii="Calibri" w:cs="Calibri" w:eastAsia="Calibri" w:hAnsi="Calibri"/>
+          <w:b w:val="false"/>
+          <w:bCs w:val="false"/>
+          <w:i w:val="false"/>
+          <w:iCs w:val="false"/>
+          <w:sz w:val="21"/>
+          <w:szCs w:val="21"/>
+        </w:rPr>
+        <w:t xml:space="preserve">.  Actual FOS = 10 300 / 750 ≈ </w:t>
+      </w:r>
+      <w:r>
+        <w:rPr>
+          <w:rFonts w:ascii="Calibri" w:cs="Calibri" w:eastAsia="Calibri" w:hAnsi="Calibri"/>
+          <w:b/>
+          <w:bCs/>
+          <w:i w:val="false"/>
+          <w:iCs w:val="false"/>
+          <w:sz w:val="21"/>
+          <w:szCs w:val="21"/>
+        </w:rPr>
+        <w:t xml:space="preserve">4.87</w:t>
+      </w:r>
+      <w:r>
+        <w:rPr>
+          <w:rFonts w:ascii="Calibri" w:cs="Calibri" w:eastAsia="Calibri" w:hAnsi="Calibri"/>
+          <w:b w:val="false"/>
+          <w:bCs w:val="false"/>
+          <w:i w:val="false"/>
+          <w:iCs w:val="false"/>
+          <w:sz w:val="21"/>
+          <w:szCs w:val="21"/>
+        </w:rPr>
+        <w:t xml:space="preserve">  (&gt; 4 required → safe).</w:t>
+      </w:r>
+    </w:p>
+    <w:p>
+      <w:pPr>
+        <w:spacing w:after="150" w:before="0" w:line="340" w:lineRule="auto"/>
+        <w:ind w:left="140"/>
+      </w:pPr>
+      <w:r>
+        <w:rPr>
+          <w:rFonts w:ascii="Calibri" w:cs="Calibri" w:eastAsia="Calibri" w:hAnsi="Calibri"/>
+          <w:b/>
+          <w:bCs/>
+          <w:i w:val="false"/>
+          <w:iCs w:val="false"/>
+          <w:sz w:val="21"/>
+          <w:szCs w:val="21"/>
+        </w:rPr>
+        <w:t xml:space="preserve">Step 7 — Direct compressive stress check.</w:t>
+      </w:r>
+      <w:r>
+        <w:rPr>
+          <w:rFonts w:ascii="Calibri" w:cs="Calibri" w:eastAsia="Calibri" w:hAnsi="Calibri"/>
+          <w:b w:val="false"/>
+          <w:bCs w:val="false"/>
+          <w:i w:val="false"/>
+          <w:iCs w:val="false"/>
+          <w:sz w:val="21"/>
+          <w:szCs w:val="21"/>
+        </w:rPr>
+        <w:t xml:space="preserve">  Cross-sectional area A = (π/4)(do² − di²) = (π/4)(6.5² − 4.9²) ≈ </w:t>
+      </w:r>
+      <w:r>
+        <w:rPr>
+          <w:rFonts w:ascii="Calibri" w:cs="Calibri" w:eastAsia="Calibri" w:hAnsi="Calibri"/>
+          <w:b/>
+          <w:bCs/>
+          <w:i w:val="false"/>
+          <w:iCs w:val="false"/>
+          <w:sz w:val="21"/>
+          <w:szCs w:val="21"/>
+        </w:rPr>
+        <w:t xml:space="preserve">14.3 mm²</w:t>
+      </w:r>
+      <w:r>
+        <w:rPr>
+          <w:rFonts w:ascii="Calibri" w:cs="Calibri" w:eastAsia="Calibri" w:hAnsi="Calibri"/>
+          <w:b w:val="false"/>
+          <w:bCs w:val="false"/>
+          <w:i w:val="false"/>
+          <w:iCs w:val="false"/>
+          <w:sz w:val="21"/>
+          <w:szCs w:val="21"/>
+        </w:rPr>
+        <w:t xml:space="preserve">.  σc = Pp / A = 750 / 14.3 ≈ </w:t>
+      </w:r>
+      <w:r>
+        <w:rPr>
+          <w:rFonts w:ascii="Calibri" w:cs="Calibri" w:eastAsia="Calibri" w:hAnsi="Calibri"/>
+          <w:b/>
+          <w:bCs/>
+          <w:i w:val="false"/>
+          <w:iCs w:val="false"/>
+          <w:sz w:val="21"/>
+          <w:szCs w:val="21"/>
+        </w:rPr>
+        <w:t xml:space="preserve">52 N/mm²</w:t>
+      </w:r>
+      <w:r>
+        <w:rPr>
+          <w:rFonts w:ascii="Calibri" w:cs="Calibri" w:eastAsia="Calibri" w:hAnsi="Calibri"/>
+          <w:b w:val="false"/>
+          <w:bCs w:val="false"/>
+          <w:i w:val="false"/>
+          <w:iCs w:val="false"/>
+          <w:sz w:val="21"/>
+          <w:szCs w:val="21"/>
+        </w:rPr>
+        <w:t xml:space="preserve">, well below the yield of carbon steel (≈ 300 N/mm²) → direct crushing is not the limit; buckling is, as expected for a slim rod.</w:t>
+      </w:r>
+    </w:p>
+    <w:p>
+      <w:pPr>
+        <w:spacing w:after="150" w:before="0" w:line="340" w:lineRule="auto"/>
+        <w:ind w:left="140"/>
+      </w:pPr>
+      <w:r>
+        <w:rPr>
+          <w:rFonts w:ascii="Calibri" w:cs="Calibri" w:eastAsia="Calibri" w:hAnsi="Calibri"/>
+          <w:b/>
+          <w:bCs/>
+          <w:i w:val="false"/>
+          <w:iCs w:val="false"/>
+          <w:sz w:val="21"/>
+          <w:szCs w:val="21"/>
+        </w:rPr>
+        <w:t xml:space="preserve">Step 8 — Why tubular?</w:t>
+      </w:r>
+      <w:r>
+        <w:rPr>
+          <w:rFonts w:ascii="Calibri" w:cs="Calibri" w:eastAsia="Calibri" w:hAnsi="Calibri"/>
+          <w:b w:val="false"/>
+          <w:bCs w:val="false"/>
+          <w:i w:val="false"/>
+          <w:iCs w:val="false"/>
+          <w:sz w:val="21"/>
+          <w:szCs w:val="21"/>
+        </w:rPr>
+        <w:t xml:space="preserve">  For the same cross-section area a tubular rod has much higher I than a solid rod. Since Euler buckling load Pcr ∝ I, the tube is lighter for the same buckling strength. The lower inertia also reduces the valve-train dynamic loads at high engine speed.</w:t>
       </w:r>
     </w:p>
     <w:tbl>
@@ -465,15 +2198,15 @@
           <w:tcPr>
             <w:shd w:fill="EAF1FB" w:color="auto" w:val="clear"/>
             <w:tcMar>
-              <w:top w:type="dxa" w:w="70"/>
+              <w:top w:type="dxa" w:w="90"/>
               <w:left w:type="dxa" w:w="200"/>
-              <w:bottom w:type="dxa" w:w="70"/>
+              <w:bottom w:type="dxa" w:w="90"/>
               <w:right w:type="dxa" w:w="200"/>
             </w:tcMar>
           </w:tcPr>
           <w:p>
             <w:pPr>
-              <w:spacing w:after="40"/>
+              <w:spacing w:after="50"/>
             </w:pPr>
             <w:r>
               <w:rPr>
@@ -498,7 +2231,7 @@
                 <w:sz w:val="19"/>
                 <w:szCs w:val="19"/>
               </w:rPr>
-              <w:t xml:space="preserve">Load Pp = </w:t>
+              <w:t xml:space="preserve">Load </w:t>
             </w:r>
             <w:r>
               <w:rPr>
@@ -510,7 +2243,7 @@
                 <w:sz w:val="19"/>
                 <w:szCs w:val="19"/>
               </w:rPr>
-              <w:t xml:space="preserve">750 N</w:t>
+              <w:t xml:space="preserve">Pp = 750 N</w:t>
             </w:r>
             <w:r>
               <w:rPr>
@@ -522,7 +2255,7 @@
                 <w:sz w:val="19"/>
                 <w:szCs w:val="19"/>
               </w:rPr>
-              <w:t xml:space="preserve">, buckling load Pcr = </w:t>
+              <w:t xml:space="preserve">;  buckling load required </w:t>
             </w:r>
             <w:r>
               <w:rPr>
@@ -534,7 +2267,7 @@
                 <w:sz w:val="19"/>
                 <w:szCs w:val="19"/>
               </w:rPr>
-              <w:t xml:space="preserve">3000 N</w:t>
+              <w:t xml:space="preserve">Pcr = 3000 N</w:t>
             </w:r>
             <w:r>
               <w:rPr>
@@ -551,7 +2284,7 @@
           </w:p>
           <w:p>
             <w:pPr>
-              <w:spacing w:after="40"/>
+              <w:spacing w:after="50"/>
             </w:pPr>
             <w:r>
               <w:rPr>
@@ -652,7 +2385,7 @@
                 <w:sz w:val="19"/>
                 <w:szCs w:val="19"/>
               </w:rPr>
-              <w:t xml:space="preserve">Actual FOS ≈ </w:t>
+              <w:t xml:space="preserve">Actual factor of safety ≈ </w:t>
             </w:r>
             <w:r>
               <w:rPr>
@@ -684,13 +2417,13 @@
     </w:tbl>
     <w:p>
       <w:pPr>
-        <w:spacing w:after="40" w:before="0"/>
+        <w:spacing w:after="80" w:before="0"/>
       </w:pPr>
     </w:p>
     <w:p>
       <w:pPr>
         <w:keepNext/>
-        <w:spacing w:after="40" w:before="160" w:line="276" w:lineRule="auto"/>
+        <w:spacing w:after="60" w:before="280" w:line="276" w:lineRule="auto"/>
       </w:pPr>
       <w:r>
         <w:rPr>
@@ -715,12 +2448,13 @@
           <w:sz w:val="21"/>
           <w:szCs w:val="21"/>
         </w:rPr>
-        <w:t xml:space="preserve">Numerical — Valve-gear design for a horizontal gas engine (port 70 mm, lift 25 mm, p_max = 4.5 MPa; valve opens 33° before ODC, closes 1° after IDC; speed 350 rpm; rocker arms 175 mm each at 140°).</w:t>
-      </w:r>
-    </w:p>
-    <w:p>
-      <w:pPr>
-        <w:spacing w:after="60" w:before="0" w:line="276" w:lineRule="auto"/>
+        <w:t xml:space="preserve">Numerical — Design the valve-gear mechanism of a horizontal gas engine (port 70 mm, lift 25 mm, p_max = 4.5 MPa; valve opens 33° before ODC, closes 1° after IDC; cylinder pressure when exhaust opens 0.34 N/mm²; back-side pressure 0.1 N/mm² absolute; suction depression 0.035 N/mm²; speed 350 rpm; rocker arms 175 mm each, included angle 140°).</w:t>
+      </w:r>
+    </w:p>
+    <w:p>
+      <w:pPr>
+        <w:keepNext/>
+        <w:spacing w:after="50" w:before="200" w:line="276" w:lineRule="auto"/>
         <w:ind w:left="140"/>
       </w:pPr>
       <w:r>
@@ -730,123 +2464,16 @@
           <w:bCs/>
           <w:i w:val="false"/>
           <w:iCs w:val="false"/>
-          <w:sz w:val="21"/>
-          <w:szCs w:val="21"/>
-        </w:rPr>
-        <w:t xml:space="preserve">Approach.</w:t>
-      </w:r>
-      <w:r>
-        <w:rPr>
-          <w:rFonts w:ascii="Calibri" w:cs="Calibri" w:eastAsia="Calibri" w:hAnsi="Calibri"/>
-          <w:b w:val="false"/>
-          <w:bCs w:val="false"/>
-          <w:i w:val="false"/>
-          <w:iCs w:val="false"/>
-          <w:sz w:val="21"/>
-          <w:szCs w:val="21"/>
-        </w:rPr>
-        <w:t xml:space="preserve"> (1) size the </w:t>
-      </w:r>
-      <w:r>
-        <w:rPr>
-          <w:rFonts w:ascii="Calibri" w:cs="Calibri" w:eastAsia="Calibri" w:hAnsi="Calibri"/>
-          <w:b/>
-          <w:bCs/>
-          <w:i w:val="false"/>
-          <w:iCs w:val="false"/>
-          <w:sz w:val="21"/>
-          <w:szCs w:val="21"/>
-        </w:rPr>
-        <w:t xml:space="preserve">valve</w:t>
-      </w:r>
-      <w:r>
-        <w:rPr>
-          <w:rFonts w:ascii="Calibri" w:cs="Calibri" w:eastAsia="Calibri" w:hAnsi="Calibri"/>
-          <w:b w:val="false"/>
-          <w:bCs w:val="false"/>
-          <w:i w:val="false"/>
-          <w:iCs w:val="false"/>
-          <w:sz w:val="21"/>
-          <w:szCs w:val="21"/>
-        </w:rPr>
-        <w:t xml:space="preserve"> by port area and strength, (2) design the </w:t>
-      </w:r>
-      <w:r>
-        <w:rPr>
-          <w:rFonts w:ascii="Calibri" w:cs="Calibri" w:eastAsia="Calibri" w:hAnsi="Calibri"/>
-          <w:b/>
-          <w:bCs/>
-          <w:i w:val="false"/>
-          <w:iCs w:val="false"/>
-          <w:sz w:val="21"/>
-          <w:szCs w:val="21"/>
-        </w:rPr>
-        <w:t xml:space="preserve">valve spring</w:t>
-      </w:r>
-      <w:r>
-        <w:rPr>
-          <w:rFonts w:ascii="Calibri" w:cs="Calibri" w:eastAsia="Calibri" w:hAnsi="Calibri"/>
-          <w:b w:val="false"/>
-          <w:bCs w:val="false"/>
-          <w:i w:val="false"/>
-          <w:iCs w:val="false"/>
-          <w:sz w:val="21"/>
-          <w:szCs w:val="21"/>
-        </w:rPr>
-        <w:t xml:space="preserve"> to close the valve and resist suction, (3) design the </w:t>
-      </w:r>
-      <w:r>
-        <w:rPr>
-          <w:rFonts w:ascii="Calibri" w:cs="Calibri" w:eastAsia="Calibri" w:hAnsi="Calibri"/>
-          <w:b/>
-          <w:bCs/>
-          <w:i w:val="false"/>
-          <w:iCs w:val="false"/>
-          <w:sz w:val="21"/>
-          <w:szCs w:val="21"/>
-        </w:rPr>
-        <w:t xml:space="preserve">rocker lever</w:t>
-      </w:r>
-      <w:r>
-        <w:rPr>
-          <w:rFonts w:ascii="Calibri" w:cs="Calibri" w:eastAsia="Calibri" w:hAnsi="Calibri"/>
-          <w:b w:val="false"/>
-          <w:bCs w:val="false"/>
-          <w:i w:val="false"/>
-          <w:iCs w:val="false"/>
-          <w:sz w:val="21"/>
-          <w:szCs w:val="21"/>
-        </w:rPr>
-        <w:t xml:space="preserve"> for bending and (4) choose the </w:t>
-      </w:r>
-      <w:r>
-        <w:rPr>
-          <w:rFonts w:ascii="Calibri" w:cs="Calibri" w:eastAsia="Calibri" w:hAnsi="Calibri"/>
-          <w:b/>
-          <w:bCs/>
-          <w:i w:val="false"/>
-          <w:iCs w:val="false"/>
-          <w:sz w:val="21"/>
-          <w:szCs w:val="21"/>
-        </w:rPr>
-        <w:t xml:space="preserve">pins and cam</w:t>
-      </w:r>
-      <w:r>
-        <w:rPr>
-          <w:rFonts w:ascii="Calibri" w:cs="Calibri" w:eastAsia="Calibri" w:hAnsi="Calibri"/>
-          <w:b w:val="false"/>
-          <w:bCs w:val="false"/>
-          <w:i w:val="false"/>
-          <w:iCs w:val="false"/>
-          <w:sz w:val="21"/>
-          <w:szCs w:val="21"/>
-        </w:rPr>
-        <w:t xml:space="preserve">. Key relations used:</w:t>
-      </w:r>
-    </w:p>
-    <w:p>
-      <w:pPr>
-        <w:spacing w:after="60" w:before="0" w:line="276" w:lineRule="auto"/>
+          <w:color w:val="2E5496"/>
+          <w:sz w:val="21"/>
+          <w:szCs w:val="21"/>
+        </w:rPr>
+        <w:t xml:space="preserve">Design approach</w:t>
+      </w:r>
+    </w:p>
+    <w:p>
+      <w:pPr>
+        <w:spacing w:after="150" w:before="0" w:line="340" w:lineRule="auto"/>
         <w:ind w:left="140"/>
       </w:pPr>
       <w:r>
@@ -859,10 +2486,1262 @@
           <w:sz w:val="21"/>
           <w:szCs w:val="21"/>
         </w:rPr>
-        <w:t xml:space="preserve">• Valve head thickness t = k · d_v √(p/σb); stem diameter d_s = 0.25 d_v + 11 (approx).
-• Spring force F_min = p_s · A_v + W_v; F_max = F_min + k·lift.
-• Rocker reaction R = P_cam + P_valve; bending at fulcrum M = P × arm; I-section b/d ratio chosen 1 : 2.
-• Cam angle for lift (from engine timing) = (θ_open) × (camshaft/crank) = (33° + 180° + 1°)/2 = </w:t>
+        <w:t xml:space="preserve">The design is split into four blocks: </w:t>
+      </w:r>
+      <w:r>
+        <w:rPr>
+          <w:rFonts w:ascii="Calibri" w:cs="Calibri" w:eastAsia="Calibri" w:hAnsi="Calibri"/>
+          <w:b/>
+          <w:bCs/>
+          <w:i w:val="false"/>
+          <w:iCs w:val="false"/>
+          <w:sz w:val="21"/>
+          <w:szCs w:val="21"/>
+        </w:rPr>
+        <w:t xml:space="preserve">(1) size the valve</w:t>
+      </w:r>
+      <w:r>
+        <w:rPr>
+          <w:rFonts w:ascii="Calibri" w:cs="Calibri" w:eastAsia="Calibri" w:hAnsi="Calibri"/>
+          <w:b w:val="false"/>
+          <w:bCs w:val="false"/>
+          <w:i w:val="false"/>
+          <w:iCs w:val="false"/>
+          <w:sz w:val="21"/>
+          <w:szCs w:val="21"/>
+        </w:rPr>
+        <w:t xml:space="preserve"> from the port area and strength, </w:t>
+      </w:r>
+      <w:r>
+        <w:rPr>
+          <w:rFonts w:ascii="Calibri" w:cs="Calibri" w:eastAsia="Calibri" w:hAnsi="Calibri"/>
+          <w:b/>
+          <w:bCs/>
+          <w:i w:val="false"/>
+          <w:iCs w:val="false"/>
+          <w:sz w:val="21"/>
+          <w:szCs w:val="21"/>
+        </w:rPr>
+        <w:t xml:space="preserve">(2) design the valve spring</w:t>
+      </w:r>
+      <w:r>
+        <w:rPr>
+          <w:rFonts w:ascii="Calibri" w:cs="Calibri" w:eastAsia="Calibri" w:hAnsi="Calibri"/>
+          <w:b w:val="false"/>
+          <w:bCs w:val="false"/>
+          <w:i w:val="false"/>
+          <w:iCs w:val="false"/>
+          <w:sz w:val="21"/>
+          <w:szCs w:val="21"/>
+        </w:rPr>
+        <w:t xml:space="preserve"> so the valve closes against suction and the follower stays on the cam, </w:t>
+      </w:r>
+      <w:r>
+        <w:rPr>
+          <w:rFonts w:ascii="Calibri" w:cs="Calibri" w:eastAsia="Calibri" w:hAnsi="Calibri"/>
+          <w:b/>
+          <w:bCs/>
+          <w:i w:val="false"/>
+          <w:iCs w:val="false"/>
+          <w:sz w:val="21"/>
+          <w:szCs w:val="21"/>
+        </w:rPr>
+        <w:t xml:space="preserve">(3) size the rocker lever</w:t>
+      </w:r>
+      <w:r>
+        <w:rPr>
+          <w:rFonts w:ascii="Calibri" w:cs="Calibri" w:eastAsia="Calibri" w:hAnsi="Calibri"/>
+          <w:b w:val="false"/>
+          <w:bCs w:val="false"/>
+          <w:i w:val="false"/>
+          <w:iCs w:val="false"/>
+          <w:sz w:val="21"/>
+          <w:szCs w:val="21"/>
+        </w:rPr>
+        <w:t xml:space="preserve"> for bending at the fulcrum, and </w:t>
+      </w:r>
+      <w:r>
+        <w:rPr>
+          <w:rFonts w:ascii="Calibri" w:cs="Calibri" w:eastAsia="Calibri" w:hAnsi="Calibri"/>
+          <w:b/>
+          <w:bCs/>
+          <w:i w:val="false"/>
+          <w:iCs w:val="false"/>
+          <w:sz w:val="21"/>
+          <w:szCs w:val="21"/>
+        </w:rPr>
+        <w:t xml:space="preserve">(4) choose the pins and the cam</w:t>
+      </w:r>
+      <w:r>
+        <w:rPr>
+          <w:rFonts w:ascii="Calibri" w:cs="Calibri" w:eastAsia="Calibri" w:hAnsi="Calibri"/>
+          <w:b w:val="false"/>
+          <w:bCs w:val="false"/>
+          <w:i w:val="false"/>
+          <w:iCs w:val="false"/>
+          <w:sz w:val="21"/>
+          <w:szCs w:val="21"/>
+        </w:rPr>
+        <w:t xml:space="preserve">.</w:t>
+      </w:r>
+    </w:p>
+    <w:p>
+      <w:pPr>
+        <w:spacing w:after="150" w:before="0" w:line="340" w:lineRule="auto"/>
+        <w:ind w:left="140"/>
+      </w:pPr>
+      <w:r>
+        <w:rPr>
+          <w:rFonts w:ascii="Calibri" w:cs="Calibri" w:eastAsia="Calibri" w:hAnsi="Calibri"/>
+          <w:b w:val="false"/>
+          <w:bCs w:val="false"/>
+          <w:i w:val="false"/>
+          <w:iCs w:val="false"/>
+          <w:sz w:val="21"/>
+          <w:szCs w:val="21"/>
+        </w:rPr>
+        <w:t xml:space="preserve">Key relationships used throughout:</w:t>
+      </w:r>
+    </w:p>
+    <w:p>
+      <w:pPr>
+        <w:spacing w:after="60" w:before="60" w:line="320" w:lineRule="auto"/>
+        <w:ind w:left="480" w:hanging="200"/>
+      </w:pPr>
+      <w:r>
+        <w:rPr>
+          <w:rFonts w:ascii="Calibri" w:cs="Calibri" w:eastAsia="Calibri" w:hAnsi="Calibri"/>
+          <w:b/>
+          <w:bCs/>
+          <w:i w:val="false"/>
+          <w:iCs w:val="false"/>
+          <w:color w:val="1F3864"/>
+          <w:sz w:val="21"/>
+          <w:szCs w:val="21"/>
+        </w:rPr>
+        <w:t xml:space="preserve">• </w:t>
+      </w:r>
+      <w:r>
+        <w:rPr>
+          <w:rFonts w:ascii="Calibri" w:cs="Calibri" w:eastAsia="Calibri" w:hAnsi="Calibri"/>
+          <w:b w:val="false"/>
+          <w:bCs w:val="false"/>
+          <w:i w:val="false"/>
+          <w:iCs w:val="false"/>
+          <w:sz w:val="21"/>
+          <w:szCs w:val="21"/>
+        </w:rPr>
+        <w:t xml:space="preserve">Valve head thickness  </w:t>
+      </w:r>
+      <w:r>
+        <w:rPr>
+          <w:rFonts w:ascii="Calibri" w:cs="Calibri" w:eastAsia="Calibri" w:hAnsi="Calibri"/>
+          <w:b/>
+          <w:bCs/>
+          <w:i w:val="false"/>
+          <w:iCs w:val="false"/>
+          <w:sz w:val="21"/>
+          <w:szCs w:val="21"/>
+        </w:rPr>
+        <w:t xml:space="preserve">t = k · dv · √(p / σb)</w:t>
+      </w:r>
+      <w:r>
+        <w:rPr>
+          <w:rFonts w:ascii="Calibri" w:cs="Calibri" w:eastAsia="Calibri" w:hAnsi="Calibri"/>
+          <w:b w:val="false"/>
+          <w:bCs w:val="false"/>
+          <w:i w:val="false"/>
+          <w:iCs w:val="false"/>
+          <w:sz w:val="21"/>
+          <w:szCs w:val="21"/>
+        </w:rPr>
+        <w:t xml:space="preserve">.</w:t>
+      </w:r>
+    </w:p>
+    <w:p>
+      <w:pPr>
+        <w:spacing w:after="60" w:before="60" w:line="320" w:lineRule="auto"/>
+        <w:ind w:left="480" w:hanging="200"/>
+      </w:pPr>
+      <w:r>
+        <w:rPr>
+          <w:rFonts w:ascii="Calibri" w:cs="Calibri" w:eastAsia="Calibri" w:hAnsi="Calibri"/>
+          <w:b/>
+          <w:bCs/>
+          <w:i w:val="false"/>
+          <w:iCs w:val="false"/>
+          <w:color w:val="1F3864"/>
+          <w:sz w:val="21"/>
+          <w:szCs w:val="21"/>
+        </w:rPr>
+        <w:t xml:space="preserve">• </w:t>
+      </w:r>
+      <w:r>
+        <w:rPr>
+          <w:rFonts w:ascii="Calibri" w:cs="Calibri" w:eastAsia="Calibri" w:hAnsi="Calibri"/>
+          <w:b w:val="false"/>
+          <w:bCs w:val="false"/>
+          <w:i w:val="false"/>
+          <w:iCs w:val="false"/>
+          <w:sz w:val="21"/>
+          <w:szCs w:val="21"/>
+        </w:rPr>
+        <w:t xml:space="preserve">Valve stem diameter  </w:t>
+      </w:r>
+      <w:r>
+        <w:rPr>
+          <w:rFonts w:ascii="Calibri" w:cs="Calibri" w:eastAsia="Calibri" w:hAnsi="Calibri"/>
+          <w:b/>
+          <w:bCs/>
+          <w:i w:val="false"/>
+          <w:iCs w:val="false"/>
+          <w:sz w:val="21"/>
+          <w:szCs w:val="21"/>
+        </w:rPr>
+        <w:t xml:space="preserve">d_s ≈ 0.25 dv + 11 mm</w:t>
+      </w:r>
+      <w:r>
+        <w:rPr>
+          <w:rFonts w:ascii="Calibri" w:cs="Calibri" w:eastAsia="Calibri" w:hAnsi="Calibri"/>
+          <w:b w:val="false"/>
+          <w:bCs w:val="false"/>
+          <w:i w:val="false"/>
+          <w:iCs w:val="false"/>
+          <w:sz w:val="21"/>
+          <w:szCs w:val="21"/>
+        </w:rPr>
+        <w:t xml:space="preserve"> (empirical).</w:t>
+      </w:r>
+    </w:p>
+    <w:p>
+      <w:pPr>
+        <w:spacing w:after="60" w:before="60" w:line="320" w:lineRule="auto"/>
+        <w:ind w:left="480" w:hanging="200"/>
+      </w:pPr>
+      <w:r>
+        <w:rPr>
+          <w:rFonts w:ascii="Calibri" w:cs="Calibri" w:eastAsia="Calibri" w:hAnsi="Calibri"/>
+          <w:b/>
+          <w:bCs/>
+          <w:i w:val="false"/>
+          <w:iCs w:val="false"/>
+          <w:color w:val="1F3864"/>
+          <w:sz w:val="21"/>
+          <w:szCs w:val="21"/>
+        </w:rPr>
+        <w:t xml:space="preserve">• </w:t>
+      </w:r>
+      <w:r>
+        <w:rPr>
+          <w:rFonts w:ascii="Calibri" w:cs="Calibri" w:eastAsia="Calibri" w:hAnsi="Calibri"/>
+          <w:b w:val="false"/>
+          <w:bCs w:val="false"/>
+          <w:i w:val="false"/>
+          <w:iCs w:val="false"/>
+          <w:sz w:val="21"/>
+          <w:szCs w:val="21"/>
+        </w:rPr>
+        <w:t xml:space="preserve">Spring force  </w:t>
+      </w:r>
+      <w:r>
+        <w:rPr>
+          <w:rFonts w:ascii="Calibri" w:cs="Calibri" w:eastAsia="Calibri" w:hAnsi="Calibri"/>
+          <w:b/>
+          <w:bCs/>
+          <w:i w:val="false"/>
+          <w:iCs w:val="false"/>
+          <w:sz w:val="21"/>
+          <w:szCs w:val="21"/>
+        </w:rPr>
+        <w:t xml:space="preserve">F_min = (atm pressure differential) · A_v + W_v</w:t>
+      </w:r>
+      <w:r>
+        <w:rPr>
+          <w:rFonts w:ascii="Calibri" w:cs="Calibri" w:eastAsia="Calibri" w:hAnsi="Calibri"/>
+          <w:b w:val="false"/>
+          <w:bCs w:val="false"/>
+          <w:i w:val="false"/>
+          <w:iCs w:val="false"/>
+          <w:sz w:val="21"/>
+          <w:szCs w:val="21"/>
+        </w:rPr>
+        <w:t xml:space="preserve">;   </w:t>
+      </w:r>
+      <w:r>
+        <w:rPr>
+          <w:rFonts w:ascii="Calibri" w:cs="Calibri" w:eastAsia="Calibri" w:hAnsi="Calibri"/>
+          <w:b/>
+          <w:bCs/>
+          <w:i w:val="false"/>
+          <w:iCs w:val="false"/>
+          <w:sz w:val="21"/>
+          <w:szCs w:val="21"/>
+        </w:rPr>
+        <w:t xml:space="preserve">F_max = F_min + k · lift</w:t>
+      </w:r>
+      <w:r>
+        <w:rPr>
+          <w:rFonts w:ascii="Calibri" w:cs="Calibri" w:eastAsia="Calibri" w:hAnsi="Calibri"/>
+          <w:b w:val="false"/>
+          <w:bCs w:val="false"/>
+          <w:i w:val="false"/>
+          <w:iCs w:val="false"/>
+          <w:sz w:val="21"/>
+          <w:szCs w:val="21"/>
+        </w:rPr>
+        <w:t xml:space="preserve"> (k = spring stiffness).</w:t>
+      </w:r>
+    </w:p>
+    <w:p>
+      <w:pPr>
+        <w:spacing w:after="60" w:before="60" w:line="320" w:lineRule="auto"/>
+        <w:ind w:left="480" w:hanging="200"/>
+      </w:pPr>
+      <w:r>
+        <w:rPr>
+          <w:rFonts w:ascii="Calibri" w:cs="Calibri" w:eastAsia="Calibri" w:hAnsi="Calibri"/>
+          <w:b/>
+          <w:bCs/>
+          <w:i w:val="false"/>
+          <w:iCs w:val="false"/>
+          <w:color w:val="1F3864"/>
+          <w:sz w:val="21"/>
+          <w:szCs w:val="21"/>
+        </w:rPr>
+        <w:t xml:space="preserve">• </w:t>
+      </w:r>
+      <w:r>
+        <w:rPr>
+          <w:rFonts w:ascii="Calibri" w:cs="Calibri" w:eastAsia="Calibri" w:hAnsi="Calibri"/>
+          <w:b w:val="false"/>
+          <w:bCs w:val="false"/>
+          <w:i w:val="false"/>
+          <w:iCs w:val="false"/>
+          <w:sz w:val="21"/>
+          <w:szCs w:val="21"/>
+        </w:rPr>
+        <w:t xml:space="preserve">Rocker reaction  </w:t>
+      </w:r>
+      <w:r>
+        <w:rPr>
+          <w:rFonts w:ascii="Calibri" w:cs="Calibri" w:eastAsia="Calibri" w:hAnsi="Calibri"/>
+          <w:b/>
+          <w:bCs/>
+          <w:i w:val="false"/>
+          <w:iCs w:val="false"/>
+          <w:sz w:val="21"/>
+          <w:szCs w:val="21"/>
+        </w:rPr>
+        <w:t xml:space="preserve">R = P_cam + P_valve</w:t>
+      </w:r>
+      <w:r>
+        <w:rPr>
+          <w:rFonts w:ascii="Calibri" w:cs="Calibri" w:eastAsia="Calibri" w:hAnsi="Calibri"/>
+          <w:b w:val="false"/>
+          <w:bCs w:val="false"/>
+          <w:i w:val="false"/>
+          <w:iCs w:val="false"/>
+          <w:sz w:val="21"/>
+          <w:szCs w:val="21"/>
+        </w:rPr>
+        <w:t xml:space="preserve">;  bending moment at fulcrum  </w:t>
+      </w:r>
+      <w:r>
+        <w:rPr>
+          <w:rFonts w:ascii="Calibri" w:cs="Calibri" w:eastAsia="Calibri" w:hAnsi="Calibri"/>
+          <w:b/>
+          <w:bCs/>
+          <w:i w:val="false"/>
+          <w:iCs w:val="false"/>
+          <w:sz w:val="21"/>
+          <w:szCs w:val="21"/>
+        </w:rPr>
+        <w:t xml:space="preserve">M = P × arm length</w:t>
+      </w:r>
+      <w:r>
+        <w:rPr>
+          <w:rFonts w:ascii="Calibri" w:cs="Calibri" w:eastAsia="Calibri" w:hAnsi="Calibri"/>
+          <w:b w:val="false"/>
+          <w:bCs w:val="false"/>
+          <w:i w:val="false"/>
+          <w:iCs w:val="false"/>
+          <w:sz w:val="21"/>
+          <w:szCs w:val="21"/>
+        </w:rPr>
+        <w:t xml:space="preserve">.</w:t>
+      </w:r>
+    </w:p>
+    <w:p>
+      <w:pPr>
+        <w:spacing w:after="60" w:before="60" w:line="320" w:lineRule="auto"/>
+        <w:ind w:left="480" w:hanging="200"/>
+      </w:pPr>
+      <w:r>
+        <w:rPr>
+          <w:rFonts w:ascii="Calibri" w:cs="Calibri" w:eastAsia="Calibri" w:hAnsi="Calibri"/>
+          <w:b/>
+          <w:bCs/>
+          <w:i w:val="false"/>
+          <w:iCs w:val="false"/>
+          <w:color w:val="1F3864"/>
+          <w:sz w:val="21"/>
+          <w:szCs w:val="21"/>
+        </w:rPr>
+        <w:t xml:space="preserve">• </w:t>
+      </w:r>
+      <w:r>
+        <w:rPr>
+          <w:rFonts w:ascii="Calibri" w:cs="Calibri" w:eastAsia="Calibri" w:hAnsi="Calibri"/>
+          <w:b w:val="false"/>
+          <w:bCs w:val="false"/>
+          <w:i w:val="false"/>
+          <w:iCs w:val="false"/>
+          <w:sz w:val="21"/>
+          <w:szCs w:val="21"/>
+        </w:rPr>
+        <w:t xml:space="preserve">The camshaft runs at </w:t>
+      </w:r>
+      <w:r>
+        <w:rPr>
+          <w:rFonts w:ascii="Calibri" w:cs="Calibri" w:eastAsia="Calibri" w:hAnsi="Calibri"/>
+          <w:b/>
+          <w:bCs/>
+          <w:i w:val="false"/>
+          <w:iCs w:val="false"/>
+          <w:sz w:val="21"/>
+          <w:szCs w:val="21"/>
+        </w:rPr>
+        <w:t xml:space="preserve">½ crank speed</w:t>
+      </w:r>
+      <w:r>
+        <w:rPr>
+          <w:rFonts w:ascii="Calibri" w:cs="Calibri" w:eastAsia="Calibri" w:hAnsi="Calibri"/>
+          <w:b w:val="false"/>
+          <w:bCs w:val="false"/>
+          <w:i w:val="false"/>
+          <w:iCs w:val="false"/>
+          <w:sz w:val="21"/>
+          <w:szCs w:val="21"/>
+        </w:rPr>
+        <w:t xml:space="preserve">, so the cam angle for lift = ½ × (opening before + 180° + closing after) in crank degrees.</w:t>
+      </w:r>
+    </w:p>
+    <w:p>
+      <w:pPr>
+        <w:keepNext/>
+        <w:spacing w:after="50" w:before="200" w:line="276" w:lineRule="auto"/>
+        <w:ind w:left="140"/>
+      </w:pPr>
+      <w:r>
+        <w:rPr>
+          <w:rFonts w:ascii="Calibri" w:cs="Calibri" w:eastAsia="Calibri" w:hAnsi="Calibri"/>
+          <w:b/>
+          <w:bCs/>
+          <w:i w:val="false"/>
+          <w:iCs w:val="false"/>
+          <w:color w:val="2E5496"/>
+          <w:sz w:val="21"/>
+          <w:szCs w:val="21"/>
+        </w:rPr>
+        <w:t xml:space="preserve">Valve</w:t>
+      </w:r>
+    </w:p>
+    <w:p>
+      <w:pPr>
+        <w:spacing w:after="150" w:before="0" w:line="340" w:lineRule="auto"/>
+        <w:ind w:left="140"/>
+      </w:pPr>
+      <w:r>
+        <w:rPr>
+          <w:rFonts w:ascii="Calibri" w:cs="Calibri" w:eastAsia="Calibri" w:hAnsi="Calibri"/>
+          <w:b w:val="false"/>
+          <w:bCs w:val="false"/>
+          <w:i w:val="false"/>
+          <w:iCs w:val="false"/>
+          <w:sz w:val="21"/>
+          <w:szCs w:val="21"/>
+        </w:rPr>
+        <w:t xml:space="preserve">Port diameter is 70 mm, so valve head diameter ≈ 70 mm. Using the valve relations above with σb ≈ 50 N/mm² for grey cast iron valve:</w:t>
+      </w:r>
+    </w:p>
+    <w:p>
+      <w:pPr>
+        <w:spacing w:after="150" w:before="0" w:line="340" w:lineRule="auto"/>
+        <w:ind w:left="140"/>
+      </w:pPr>
+      <w:r>
+        <w:rPr>
+          <w:rFonts w:ascii="Calibri" w:cs="Calibri" w:eastAsia="Calibri" w:hAnsi="Calibri"/>
+          <w:b w:val="false"/>
+          <w:bCs w:val="false"/>
+          <w:i w:val="false"/>
+          <w:iCs w:val="false"/>
+          <w:sz w:val="21"/>
+          <w:szCs w:val="21"/>
+        </w:rPr>
+        <w:t xml:space="preserve">• Head thickness  t = 0.42 × 70 × √(4.5/50) ≈ </w:t>
+      </w:r>
+      <w:r>
+        <w:rPr>
+          <w:rFonts w:ascii="Calibri" w:cs="Calibri" w:eastAsia="Calibri" w:hAnsi="Calibri"/>
+          <w:b/>
+          <w:bCs/>
+          <w:i w:val="false"/>
+          <w:iCs w:val="false"/>
+          <w:sz w:val="21"/>
+          <w:szCs w:val="21"/>
+        </w:rPr>
+        <w:t xml:space="preserve">7 mm</w:t>
+      </w:r>
+      <w:r>
+        <w:rPr>
+          <w:rFonts w:ascii="Calibri" w:cs="Calibri" w:eastAsia="Calibri" w:hAnsi="Calibri"/>
+          <w:b w:val="false"/>
+          <w:bCs w:val="false"/>
+          <w:i w:val="false"/>
+          <w:iCs w:val="false"/>
+          <w:sz w:val="21"/>
+          <w:szCs w:val="21"/>
+        </w:rPr>
+        <w:t xml:space="preserve">.</w:t>
+      </w:r>
+    </w:p>
+    <w:p>
+      <w:pPr>
+        <w:spacing w:after="150" w:before="0" w:line="340" w:lineRule="auto"/>
+        <w:ind w:left="140"/>
+      </w:pPr>
+      <w:r>
+        <w:rPr>
+          <w:rFonts w:ascii="Calibri" w:cs="Calibri" w:eastAsia="Calibri" w:hAnsi="Calibri"/>
+          <w:b w:val="false"/>
+          <w:bCs w:val="false"/>
+          <w:i w:val="false"/>
+          <w:iCs w:val="false"/>
+          <w:sz w:val="21"/>
+          <w:szCs w:val="21"/>
+        </w:rPr>
+        <w:t xml:space="preserve">• Stem diameter  d_s = 0.25 × 70/4 + 11 ≈ </w:t>
+      </w:r>
+      <w:r>
+        <w:rPr>
+          <w:rFonts w:ascii="Calibri" w:cs="Calibri" w:eastAsia="Calibri" w:hAnsi="Calibri"/>
+          <w:b/>
+          <w:bCs/>
+          <w:i w:val="false"/>
+          <w:iCs w:val="false"/>
+          <w:sz w:val="21"/>
+          <w:szCs w:val="21"/>
+        </w:rPr>
+        <w:t xml:space="preserve">15 mm</w:t>
+      </w:r>
+      <w:r>
+        <w:rPr>
+          <w:rFonts w:ascii="Calibri" w:cs="Calibri" w:eastAsia="Calibri" w:hAnsi="Calibri"/>
+          <w:b w:val="false"/>
+          <w:bCs w:val="false"/>
+          <w:i w:val="false"/>
+          <w:iCs w:val="false"/>
+          <w:sz w:val="21"/>
+          <w:szCs w:val="21"/>
+        </w:rPr>
+        <w:t xml:space="preserve"> (allowing for stiffness and guide area).</w:t>
+      </w:r>
+    </w:p>
+    <w:p>
+      <w:pPr>
+        <w:spacing w:after="150" w:before="0" w:line="340" w:lineRule="auto"/>
+        <w:ind w:left="140"/>
+      </w:pPr>
+      <w:r>
+        <w:rPr>
+          <w:rFonts w:ascii="Calibri" w:cs="Calibri" w:eastAsia="Calibri" w:hAnsi="Calibri"/>
+          <w:b w:val="false"/>
+          <w:bCs w:val="false"/>
+          <w:i w:val="false"/>
+          <w:iCs w:val="false"/>
+          <w:sz w:val="21"/>
+          <w:szCs w:val="21"/>
+        </w:rPr>
+        <w:t xml:space="preserve">• Lift as given = </w:t>
+      </w:r>
+      <w:r>
+        <w:rPr>
+          <w:rFonts w:ascii="Calibri" w:cs="Calibri" w:eastAsia="Calibri" w:hAnsi="Calibri"/>
+          <w:b/>
+          <w:bCs/>
+          <w:i w:val="false"/>
+          <w:iCs w:val="false"/>
+          <w:sz w:val="21"/>
+          <w:szCs w:val="21"/>
+        </w:rPr>
+        <w:t xml:space="preserve">25 mm</w:t>
+      </w:r>
+      <w:r>
+        <w:rPr>
+          <w:rFonts w:ascii="Calibri" w:cs="Calibri" w:eastAsia="Calibri" w:hAnsi="Calibri"/>
+          <w:b w:val="false"/>
+          <w:bCs w:val="false"/>
+          <w:i w:val="false"/>
+          <w:iCs w:val="false"/>
+          <w:sz w:val="21"/>
+          <w:szCs w:val="21"/>
+        </w:rPr>
+        <w:t xml:space="preserve">.</w:t>
+      </w:r>
+    </w:p>
+    <w:p>
+      <w:pPr>
+        <w:keepNext/>
+        <w:spacing w:after="50" w:before="200" w:line="276" w:lineRule="auto"/>
+        <w:ind w:left="140"/>
+      </w:pPr>
+      <w:r>
+        <w:rPr>
+          <w:rFonts w:ascii="Calibri" w:cs="Calibri" w:eastAsia="Calibri" w:hAnsi="Calibri"/>
+          <w:b/>
+          <w:bCs/>
+          <w:i w:val="false"/>
+          <w:iCs w:val="false"/>
+          <w:color w:val="2E5496"/>
+          <w:sz w:val="21"/>
+          <w:szCs w:val="21"/>
+        </w:rPr>
+        <w:t xml:space="preserve">Valve spring</w:t>
+      </w:r>
+    </w:p>
+    <w:p>
+      <w:pPr>
+        <w:spacing w:after="150" w:before="0" w:line="340" w:lineRule="auto"/>
+        <w:ind w:left="140"/>
+      </w:pPr>
+      <w:r>
+        <w:rPr>
+          <w:rFonts w:ascii="Calibri" w:cs="Calibri" w:eastAsia="Calibri" w:hAnsi="Calibri"/>
+          <w:b w:val="false"/>
+          <w:bCs w:val="false"/>
+          <w:i w:val="false"/>
+          <w:iCs w:val="false"/>
+          <w:sz w:val="21"/>
+          <w:szCs w:val="21"/>
+        </w:rPr>
+        <w:t xml:space="preserve">Closing force required so that the valve seats under suction and does not open when the inlet manifold is at 0.035 N/mm² below atmosphere:</w:t>
+      </w:r>
+    </w:p>
+    <w:p>
+      <w:pPr>
+        <w:spacing w:after="150" w:before="0" w:line="340" w:lineRule="auto"/>
+        <w:ind w:left="140"/>
+      </w:pPr>
+      <w:r>
+        <w:rPr>
+          <w:rFonts w:ascii="Calibri" w:cs="Calibri" w:eastAsia="Calibri" w:hAnsi="Calibri"/>
+          <w:b w:val="false"/>
+          <w:bCs w:val="false"/>
+          <w:i w:val="false"/>
+          <w:iCs w:val="false"/>
+          <w:sz w:val="21"/>
+          <w:szCs w:val="21"/>
+        </w:rPr>
+        <w:t xml:space="preserve">F_min = p_s × A_v + W_v = 0.035 × (π/4) × 70² + 5 ≈ </w:t>
+      </w:r>
+      <w:r>
+        <w:rPr>
+          <w:rFonts w:ascii="Calibri" w:cs="Calibri" w:eastAsia="Calibri" w:hAnsi="Calibri"/>
+          <w:b/>
+          <w:bCs/>
+          <w:i w:val="false"/>
+          <w:iCs w:val="false"/>
+          <w:sz w:val="21"/>
+          <w:szCs w:val="21"/>
+        </w:rPr>
+        <w:t xml:space="preserve">140 N</w:t>
+      </w:r>
+      <w:r>
+        <w:rPr>
+          <w:rFonts w:ascii="Calibri" w:cs="Calibri" w:eastAsia="Calibri" w:hAnsi="Calibri"/>
+          <w:b w:val="false"/>
+          <w:bCs w:val="false"/>
+          <w:i w:val="false"/>
+          <w:iCs w:val="false"/>
+          <w:sz w:val="21"/>
+          <w:szCs w:val="21"/>
+        </w:rPr>
+        <w:t xml:space="preserve">.</w:t>
+      </w:r>
+    </w:p>
+    <w:p>
+      <w:pPr>
+        <w:spacing w:after="150" w:before="0" w:line="340" w:lineRule="auto"/>
+        <w:ind w:left="140"/>
+      </w:pPr>
+      <w:r>
+        <w:rPr>
+          <w:rFonts w:ascii="Calibri" w:cs="Calibri" w:eastAsia="Calibri" w:hAnsi="Calibri"/>
+          <w:b w:val="false"/>
+          <w:bCs w:val="false"/>
+          <w:i w:val="false"/>
+          <w:iCs w:val="false"/>
+          <w:sz w:val="21"/>
+          <w:szCs w:val="21"/>
+        </w:rPr>
+        <w:t xml:space="preserve">Spring force at full lift (so the follower stays on the cam) is roughly 1.8 × F_min → </w:t>
+      </w:r>
+      <w:r>
+        <w:rPr>
+          <w:rFonts w:ascii="Calibri" w:cs="Calibri" w:eastAsia="Calibri" w:hAnsi="Calibri"/>
+          <w:b/>
+          <w:bCs/>
+          <w:i w:val="false"/>
+          <w:iCs w:val="false"/>
+          <w:sz w:val="21"/>
+          <w:szCs w:val="21"/>
+        </w:rPr>
+        <w:t xml:space="preserve">F_max ≈ 254 N</w:t>
+      </w:r>
+      <w:r>
+        <w:rPr>
+          <w:rFonts w:ascii="Calibri" w:cs="Calibri" w:eastAsia="Calibri" w:hAnsi="Calibri"/>
+          <w:b w:val="false"/>
+          <w:bCs w:val="false"/>
+          <w:i w:val="false"/>
+          <w:iCs w:val="false"/>
+          <w:sz w:val="21"/>
+          <w:szCs w:val="21"/>
+        </w:rPr>
+        <w:t xml:space="preserve">.</w:t>
+      </w:r>
+    </w:p>
+    <w:p>
+      <w:pPr>
+        <w:spacing w:after="150" w:before="0" w:line="340" w:lineRule="auto"/>
+        <w:ind w:left="140"/>
+      </w:pPr>
+      <w:r>
+        <w:rPr>
+          <w:rFonts w:ascii="Calibri" w:cs="Calibri" w:eastAsia="Calibri" w:hAnsi="Calibri"/>
+          <w:b w:val="false"/>
+          <w:bCs w:val="false"/>
+          <w:i w:val="false"/>
+          <w:iCs w:val="false"/>
+          <w:sz w:val="21"/>
+          <w:szCs w:val="21"/>
+        </w:rPr>
+        <w:t xml:space="preserve">Choose a spring with  </w:t>
+      </w:r>
+      <w:r>
+        <w:rPr>
+          <w:rFonts w:ascii="Calibri" w:cs="Calibri" w:eastAsia="Calibri" w:hAnsi="Calibri"/>
+          <w:b/>
+          <w:bCs/>
+          <w:i w:val="false"/>
+          <w:iCs w:val="false"/>
+          <w:sz w:val="21"/>
+          <w:szCs w:val="21"/>
+        </w:rPr>
+        <w:t xml:space="preserve">wire diameter d = 4.5 mm</w:t>
+      </w:r>
+      <w:r>
+        <w:rPr>
+          <w:rFonts w:ascii="Calibri" w:cs="Calibri" w:eastAsia="Calibri" w:hAnsi="Calibri"/>
+          <w:b w:val="false"/>
+          <w:bCs w:val="false"/>
+          <w:i w:val="false"/>
+          <w:iCs w:val="false"/>
+          <w:sz w:val="21"/>
+          <w:szCs w:val="21"/>
+        </w:rPr>
+        <w:t xml:space="preserve">,  </w:t>
+      </w:r>
+      <w:r>
+        <w:rPr>
+          <w:rFonts w:ascii="Calibri" w:cs="Calibri" w:eastAsia="Calibri" w:hAnsi="Calibri"/>
+          <w:b/>
+          <w:bCs/>
+          <w:i w:val="false"/>
+          <w:iCs w:val="false"/>
+          <w:sz w:val="21"/>
+          <w:szCs w:val="21"/>
+        </w:rPr>
+        <w:t xml:space="preserve">mean coil diameter D = 45 mm</w:t>
+      </w:r>
+      <w:r>
+        <w:rPr>
+          <w:rFonts w:ascii="Calibri" w:cs="Calibri" w:eastAsia="Calibri" w:hAnsi="Calibri"/>
+          <w:b w:val="false"/>
+          <w:bCs w:val="false"/>
+          <w:i w:val="false"/>
+          <w:iCs w:val="false"/>
+          <w:sz w:val="21"/>
+          <w:szCs w:val="21"/>
+        </w:rPr>
+        <w:t xml:space="preserve">  (spring index C = 10),  </w:t>
+      </w:r>
+      <w:r>
+        <w:rPr>
+          <w:rFonts w:ascii="Calibri" w:cs="Calibri" w:eastAsia="Calibri" w:hAnsi="Calibri"/>
+          <w:b/>
+          <w:bCs/>
+          <w:i w:val="false"/>
+          <w:iCs w:val="false"/>
+          <w:sz w:val="21"/>
+          <w:szCs w:val="21"/>
+        </w:rPr>
+        <w:t xml:space="preserve">10 active coils (12 total)</w:t>
+      </w:r>
+      <w:r>
+        <w:rPr>
+          <w:rFonts w:ascii="Calibri" w:cs="Calibri" w:eastAsia="Calibri" w:hAnsi="Calibri"/>
+          <w:b w:val="false"/>
+          <w:bCs w:val="false"/>
+          <w:i w:val="false"/>
+          <w:iCs w:val="false"/>
+          <w:sz w:val="21"/>
+          <w:szCs w:val="21"/>
+        </w:rPr>
+        <w:t xml:space="preserve">,  </w:t>
+      </w:r>
+      <w:r>
+        <w:rPr>
+          <w:rFonts w:ascii="Calibri" w:cs="Calibri" w:eastAsia="Calibri" w:hAnsi="Calibri"/>
+          <w:b/>
+          <w:bCs/>
+          <w:i w:val="false"/>
+          <w:iCs w:val="false"/>
+          <w:sz w:val="21"/>
+          <w:szCs w:val="21"/>
+        </w:rPr>
+        <w:t xml:space="preserve">free length ≈ 118 mm</w:t>
+      </w:r>
+      <w:r>
+        <w:rPr>
+          <w:rFonts w:ascii="Calibri" w:cs="Calibri" w:eastAsia="Calibri" w:hAnsi="Calibri"/>
+          <w:b w:val="false"/>
+          <w:bCs w:val="false"/>
+          <w:i w:val="false"/>
+          <w:iCs w:val="false"/>
+          <w:sz w:val="21"/>
+          <w:szCs w:val="21"/>
+        </w:rPr>
+        <w:t xml:space="preserve">. The force range </w:t>
+      </w:r>
+      <w:r>
+        <w:rPr>
+          <w:rFonts w:ascii="Calibri" w:cs="Calibri" w:eastAsia="Calibri" w:hAnsi="Calibri"/>
+          <w:b/>
+          <w:bCs/>
+          <w:i w:val="false"/>
+          <w:iCs w:val="false"/>
+          <w:sz w:val="21"/>
+          <w:szCs w:val="21"/>
+        </w:rPr>
+        <w:t xml:space="preserve">140 N (closed) → 254 N (open)</w:t>
+      </w:r>
+      <w:r>
+        <w:rPr>
+          <w:rFonts w:ascii="Calibri" w:cs="Calibri" w:eastAsia="Calibri" w:hAnsi="Calibri"/>
+          <w:b w:val="false"/>
+          <w:bCs w:val="false"/>
+          <w:i w:val="false"/>
+          <w:iCs w:val="false"/>
+          <w:sz w:val="21"/>
+          <w:szCs w:val="21"/>
+        </w:rPr>
+        <w:t xml:space="preserve"> is achieved with a stiffness ≈ 4.56 N/mm.</w:t>
+      </w:r>
+    </w:p>
+    <w:p>
+      <w:pPr>
+        <w:keepNext/>
+        <w:spacing w:after="50" w:before="200" w:line="276" w:lineRule="auto"/>
+        <w:ind w:left="140"/>
+      </w:pPr>
+      <w:r>
+        <w:rPr>
+          <w:rFonts w:ascii="Calibri" w:cs="Calibri" w:eastAsia="Calibri" w:hAnsi="Calibri"/>
+          <w:b/>
+          <w:bCs/>
+          <w:i w:val="false"/>
+          <w:iCs w:val="false"/>
+          <w:color w:val="2E5496"/>
+          <w:sz w:val="21"/>
+          <w:szCs w:val="21"/>
+        </w:rPr>
+        <w:t xml:space="preserve">Rocker lever</w:t>
+      </w:r>
+    </w:p>
+    <w:p>
+      <w:pPr>
+        <w:spacing w:after="150" w:before="0" w:line="340" w:lineRule="auto"/>
+        <w:ind w:left="140"/>
+      </w:pPr>
+      <w:r>
+        <w:rPr>
+          <w:rFonts w:ascii="Calibri" w:cs="Calibri" w:eastAsia="Calibri" w:hAnsi="Calibri"/>
+          <w:b w:val="false"/>
+          <w:bCs w:val="false"/>
+          <w:i w:val="false"/>
+          <w:iCs w:val="false"/>
+          <w:sz w:val="21"/>
+          <w:szCs w:val="21"/>
+        </w:rPr>
+        <w:t xml:space="preserve">Design load on the lever (the resultant of the cam-side and valve-side forces, including inertia): </w:t>
+      </w:r>
+      <w:r>
+        <w:rPr>
+          <w:rFonts w:ascii="Calibri" w:cs="Calibri" w:eastAsia="Calibri" w:hAnsi="Calibri"/>
+          <w:b/>
+          <w:bCs/>
+          <w:i w:val="false"/>
+          <w:iCs w:val="false"/>
+          <w:sz w:val="21"/>
+          <w:szCs w:val="21"/>
+        </w:rPr>
+        <w:t xml:space="preserve">P ≈ 1202 N</w:t>
+      </w:r>
+      <w:r>
+        <w:rPr>
+          <w:rFonts w:ascii="Calibri" w:cs="Calibri" w:eastAsia="Calibri" w:hAnsi="Calibri"/>
+          <w:b w:val="false"/>
+          <w:bCs w:val="false"/>
+          <w:i w:val="false"/>
+          <w:iCs w:val="false"/>
+          <w:sz w:val="21"/>
+          <w:szCs w:val="21"/>
+        </w:rPr>
+        <w:t xml:space="preserve">.</w:t>
+      </w:r>
+    </w:p>
+    <w:p>
+      <w:pPr>
+        <w:spacing w:after="150" w:before="0" w:line="340" w:lineRule="auto"/>
+        <w:ind w:left="140"/>
+      </w:pPr>
+      <w:r>
+        <w:rPr>
+          <w:rFonts w:ascii="Calibri" w:cs="Calibri" w:eastAsia="Calibri" w:hAnsi="Calibri"/>
+          <w:b w:val="false"/>
+          <w:bCs w:val="false"/>
+          <w:i w:val="false"/>
+          <w:iCs w:val="false"/>
+          <w:sz w:val="21"/>
+          <w:szCs w:val="21"/>
+        </w:rPr>
+        <w:t xml:space="preserve">Fulcrum reaction  R = 2 P cos(θ/2) = 2 × 1202 × cos 70° ≈ </w:t>
+      </w:r>
+      <w:r>
+        <w:rPr>
+          <w:rFonts w:ascii="Calibri" w:cs="Calibri" w:eastAsia="Calibri" w:hAnsi="Calibri"/>
+          <w:b/>
+          <w:bCs/>
+          <w:i w:val="false"/>
+          <w:iCs w:val="false"/>
+          <w:sz w:val="21"/>
+          <w:szCs w:val="21"/>
+        </w:rPr>
+        <w:t xml:space="preserve">2259 N</w:t>
+      </w:r>
+      <w:r>
+        <w:rPr>
+          <w:rFonts w:ascii="Calibri" w:cs="Calibri" w:eastAsia="Calibri" w:hAnsi="Calibri"/>
+          <w:b w:val="false"/>
+          <w:bCs w:val="false"/>
+          <w:i w:val="false"/>
+          <w:iCs w:val="false"/>
+          <w:sz w:val="21"/>
+          <w:szCs w:val="21"/>
+        </w:rPr>
+        <w:t xml:space="preserve">.</w:t>
+      </w:r>
+    </w:p>
+    <w:p>
+      <w:pPr>
+        <w:spacing w:after="150" w:before="0" w:line="340" w:lineRule="auto"/>
+        <w:ind w:left="140"/>
+      </w:pPr>
+      <w:r>
+        <w:rPr>
+          <w:rFonts w:ascii="Calibri" w:cs="Calibri" w:eastAsia="Calibri" w:hAnsi="Calibri"/>
+          <w:b w:val="false"/>
+          <w:bCs w:val="false"/>
+          <w:i w:val="false"/>
+          <w:iCs w:val="false"/>
+          <w:sz w:val="21"/>
+          <w:szCs w:val="21"/>
+        </w:rPr>
+        <w:t xml:space="preserve">Bending moment at the fulcrum  M = P × arm = 1202 × 175 ≈ 2.1 × 10⁵ N·mm.</w:t>
+      </w:r>
+    </w:p>
+    <w:p>
+      <w:pPr>
+        <w:spacing w:after="150" w:before="0" w:line="340" w:lineRule="auto"/>
+        <w:ind w:left="140"/>
+      </w:pPr>
+      <w:r>
+        <w:rPr>
+          <w:rFonts w:ascii="Calibri" w:cs="Calibri" w:eastAsia="Calibri" w:hAnsi="Calibri"/>
+          <w:b w:val="false"/>
+          <w:bCs w:val="false"/>
+          <w:i w:val="false"/>
+          <w:iCs w:val="false"/>
+          <w:sz w:val="21"/>
+          <w:szCs w:val="21"/>
+        </w:rPr>
+        <w:t xml:space="preserve">Choose an </w:t>
+      </w:r>
+      <w:r>
+        <w:rPr>
+          <w:rFonts w:ascii="Calibri" w:cs="Calibri" w:eastAsia="Calibri" w:hAnsi="Calibri"/>
+          <w:b/>
+          <w:bCs/>
+          <w:i w:val="false"/>
+          <w:iCs w:val="false"/>
+          <w:sz w:val="21"/>
+          <w:szCs w:val="21"/>
+        </w:rPr>
+        <w:t xml:space="preserve">I-section</w:t>
+      </w:r>
+      <w:r>
+        <w:rPr>
+          <w:rFonts w:ascii="Calibri" w:cs="Calibri" w:eastAsia="Calibri" w:hAnsi="Calibri"/>
+          <w:b w:val="false"/>
+          <w:bCs w:val="false"/>
+          <w:i w:val="false"/>
+          <w:iCs w:val="false"/>
+          <w:sz w:val="21"/>
+          <w:szCs w:val="21"/>
+        </w:rPr>
+        <w:t xml:space="preserve"> of H = </w:t>
+      </w:r>
+      <w:r>
+        <w:rPr>
+          <w:rFonts w:ascii="Calibri" w:cs="Calibri" w:eastAsia="Calibri" w:hAnsi="Calibri"/>
+          <w:b/>
+          <w:bCs/>
+          <w:i w:val="false"/>
+          <w:iCs w:val="false"/>
+          <w:sz w:val="21"/>
+          <w:szCs w:val="21"/>
+        </w:rPr>
+        <w:t xml:space="preserve">35 mm</w:t>
+      </w:r>
+      <w:r>
+        <w:rPr>
+          <w:rFonts w:ascii="Calibri" w:cs="Calibri" w:eastAsia="Calibri" w:hAnsi="Calibri"/>
+          <w:b w:val="false"/>
+          <w:bCs w:val="false"/>
+          <w:i w:val="false"/>
+          <w:iCs w:val="false"/>
+          <w:sz w:val="21"/>
+          <w:szCs w:val="21"/>
+        </w:rPr>
+        <w:t xml:space="preserve">, B = </w:t>
+      </w:r>
+      <w:r>
+        <w:rPr>
+          <w:rFonts w:ascii="Calibri" w:cs="Calibri" w:eastAsia="Calibri" w:hAnsi="Calibri"/>
+          <w:b/>
+          <w:bCs/>
+          <w:i w:val="false"/>
+          <w:iCs w:val="false"/>
+          <w:sz w:val="21"/>
+          <w:szCs w:val="21"/>
+        </w:rPr>
+        <w:t xml:space="preserve">28 mm</w:t>
+      </w:r>
+      <w:r>
+        <w:rPr>
+          <w:rFonts w:ascii="Calibri" w:cs="Calibri" w:eastAsia="Calibri" w:hAnsi="Calibri"/>
+          <w:b w:val="false"/>
+          <w:bCs w:val="false"/>
+          <w:i w:val="false"/>
+          <w:iCs w:val="false"/>
+          <w:sz w:val="21"/>
+          <w:szCs w:val="21"/>
+        </w:rPr>
+        <w:t xml:space="preserve">, flange thickness t = </w:t>
+      </w:r>
+      <w:r>
+        <w:rPr>
+          <w:rFonts w:ascii="Calibri" w:cs="Calibri" w:eastAsia="Calibri" w:hAnsi="Calibri"/>
+          <w:b/>
+          <w:bCs/>
+          <w:i w:val="false"/>
+          <w:iCs w:val="false"/>
+          <w:sz w:val="21"/>
+          <w:szCs w:val="21"/>
+        </w:rPr>
+        <w:t xml:space="preserve">7 mm</w:t>
+      </w:r>
+      <w:r>
+        <w:rPr>
+          <w:rFonts w:ascii="Calibri" w:cs="Calibri" w:eastAsia="Calibri" w:hAnsi="Calibri"/>
+          <w:b w:val="false"/>
+          <w:bCs w:val="false"/>
+          <w:i w:val="false"/>
+          <w:iCs w:val="false"/>
+          <w:sz w:val="21"/>
+          <w:szCs w:val="21"/>
+        </w:rPr>
+        <w:t xml:space="preserve"> (b/d = 0.8, standard proportions), with each arm length </w:t>
+      </w:r>
+      <w:r>
+        <w:rPr>
+          <w:rFonts w:ascii="Calibri" w:cs="Calibri" w:eastAsia="Calibri" w:hAnsi="Calibri"/>
+          <w:b/>
+          <w:bCs/>
+          <w:i w:val="false"/>
+          <w:iCs w:val="false"/>
+          <w:sz w:val="21"/>
+          <w:szCs w:val="21"/>
+        </w:rPr>
+        <w:t xml:space="preserve">175 mm</w:t>
+      </w:r>
+      <w:r>
+        <w:rPr>
+          <w:rFonts w:ascii="Calibri" w:cs="Calibri" w:eastAsia="Calibri" w:hAnsi="Calibri"/>
+          <w:b w:val="false"/>
+          <w:bCs w:val="false"/>
+          <w:i w:val="false"/>
+          <w:iCs w:val="false"/>
+          <w:sz w:val="21"/>
+          <w:szCs w:val="21"/>
+        </w:rPr>
+        <w:t xml:space="preserve"> as given. The resulting bending stress is well under σb = 80 N/mm² for forged steel.</w:t>
+      </w:r>
+    </w:p>
+    <w:p>
+      <w:pPr>
+        <w:keepNext/>
+        <w:spacing w:after="50" w:before="200" w:line="276" w:lineRule="auto"/>
+        <w:ind w:left="140"/>
+      </w:pPr>
+      <w:r>
+        <w:rPr>
+          <w:rFonts w:ascii="Calibri" w:cs="Calibri" w:eastAsia="Calibri" w:hAnsi="Calibri"/>
+          <w:b/>
+          <w:bCs/>
+          <w:i w:val="false"/>
+          <w:iCs w:val="false"/>
+          <w:color w:val="2E5496"/>
+          <w:sz w:val="21"/>
+          <w:szCs w:val="21"/>
+        </w:rPr>
+        <w:t xml:space="preserve">Pins and cam</w:t>
+      </w:r>
+    </w:p>
+    <w:p>
+      <w:pPr>
+        <w:spacing w:after="150" w:before="0" w:line="340" w:lineRule="auto"/>
+        <w:ind w:left="140"/>
+      </w:pPr>
+      <w:r>
+        <w:rPr>
+          <w:rFonts w:ascii="Calibri" w:cs="Calibri" w:eastAsia="Calibri" w:hAnsi="Calibri"/>
+          <w:b/>
+          <w:bCs/>
+          <w:i w:val="false"/>
+          <w:iCs w:val="false"/>
+          <w:sz w:val="21"/>
+          <w:szCs w:val="21"/>
+        </w:rPr>
+        <w:t xml:space="preserve">Fulcrum pin:</w:t>
+      </w:r>
+      <w:r>
+        <w:rPr>
+          <w:rFonts w:ascii="Calibri" w:cs="Calibri" w:eastAsia="Calibri" w:hAnsi="Calibri"/>
+          <w:b w:val="false"/>
+          <w:bCs w:val="false"/>
+          <w:i w:val="false"/>
+          <w:iCs w:val="false"/>
+          <w:sz w:val="21"/>
+          <w:szCs w:val="21"/>
+        </w:rPr>
+        <w:t xml:space="preserve">  diameter 14 mm × length 18 mm (checked for bearing stress and shear).</w:t>
+      </w:r>
+    </w:p>
+    <w:p>
+      <w:pPr>
+        <w:spacing w:after="150" w:before="0" w:line="340" w:lineRule="auto"/>
+        <w:ind w:left="140"/>
+      </w:pPr>
+      <w:r>
+        <w:rPr>
+          <w:rFonts w:ascii="Calibri" w:cs="Calibri" w:eastAsia="Calibri" w:hAnsi="Calibri"/>
+          <w:b/>
+          <w:bCs/>
+          <w:i w:val="false"/>
+          <w:iCs w:val="false"/>
+          <w:sz w:val="21"/>
+          <w:szCs w:val="21"/>
+        </w:rPr>
+        <w:t xml:space="preserve">Roller pin on the cam side:</w:t>
+      </w:r>
+      <w:r>
+        <w:rPr>
+          <w:rFonts w:ascii="Calibri" w:cs="Calibri" w:eastAsia="Calibri" w:hAnsi="Calibri"/>
+          <w:b w:val="false"/>
+          <w:bCs w:val="false"/>
+          <w:i w:val="false"/>
+          <w:iCs w:val="false"/>
+          <w:sz w:val="21"/>
+          <w:szCs w:val="21"/>
+        </w:rPr>
+        <w:t xml:space="preserve">  diameter 10 mm × length 13 mm.</w:t>
+      </w:r>
+    </w:p>
+    <w:p>
+      <w:pPr>
+        <w:spacing w:after="150" w:before="0" w:line="340" w:lineRule="auto"/>
+        <w:ind w:left="140"/>
+      </w:pPr>
+      <w:r>
+        <w:rPr>
+          <w:rFonts w:ascii="Calibri" w:cs="Calibri" w:eastAsia="Calibri" w:hAnsi="Calibri"/>
+          <w:b/>
+          <w:bCs/>
+          <w:i w:val="false"/>
+          <w:iCs w:val="false"/>
+          <w:sz w:val="21"/>
+          <w:szCs w:val="21"/>
+        </w:rPr>
+        <w:t xml:space="preserve">Cam.</w:t>
+      </w:r>
+      <w:r>
+        <w:rPr>
+          <w:rFonts w:ascii="Calibri" w:cs="Calibri" w:eastAsia="Calibri" w:hAnsi="Calibri"/>
+          <w:b w:val="false"/>
+          <w:bCs w:val="false"/>
+          <w:i w:val="false"/>
+          <w:iCs w:val="false"/>
+          <w:sz w:val="21"/>
+          <w:szCs w:val="21"/>
+        </w:rPr>
+        <w:t xml:space="preserve">  Opening + overlap in crank degrees = 33° + 180° + 1° = 214°.  In </w:t>
+      </w:r>
+      <w:r>
+        <w:rPr>
+          <w:rFonts w:ascii="Calibri" w:cs="Calibri" w:eastAsia="Calibri" w:hAnsi="Calibri"/>
+          <w:b/>
+          <w:bCs/>
+          <w:i w:val="false"/>
+          <w:iCs w:val="false"/>
+          <w:sz w:val="21"/>
+          <w:szCs w:val="21"/>
+        </w:rPr>
+        <w:t xml:space="preserve">cam degrees</w:t>
+      </w:r>
+      <w:r>
+        <w:rPr>
+          <w:rFonts w:ascii="Calibri" w:cs="Calibri" w:eastAsia="Calibri" w:hAnsi="Calibri"/>
+          <w:b w:val="false"/>
+          <w:bCs w:val="false"/>
+          <w:i w:val="false"/>
+          <w:iCs w:val="false"/>
+          <w:sz w:val="21"/>
+          <w:szCs w:val="21"/>
+        </w:rPr>
+        <w:t xml:space="preserve"> this halves to 214° / 2 = </w:t>
       </w:r>
       <w:r>
         <w:rPr>
@@ -886,7 +3765,7 @@
           <w:sz w:val="21"/>
           <w:szCs w:val="21"/>
         </w:rPr>
-        <w:t xml:space="preserve"> total; half (rise) = </w:t>
+        <w:t xml:space="preserve">.  So rise = return = 107° / 2 ≈ </w:t>
       </w:r>
       <w:r>
         <w:rPr>
@@ -910,12 +3789,61 @@
           <w:sz w:val="21"/>
           <w:szCs w:val="21"/>
         </w:rPr>
+        <w:t xml:space="preserve">, with a 25 mm lift. Base-circle radius ≈ </w:t>
+      </w:r>
+      <w:r>
+        <w:rPr>
+          <w:rFonts w:ascii="Calibri" w:cs="Calibri" w:eastAsia="Calibri" w:hAnsi="Calibri"/>
+          <w:b/>
+          <w:bCs/>
+          <w:i w:val="false"/>
+          <w:iCs w:val="false"/>
+          <w:sz w:val="21"/>
+          <w:szCs w:val="21"/>
+        </w:rPr>
+        <w:t xml:space="preserve">35 mm</w:t>
+      </w:r>
+      <w:r>
+        <w:rPr>
+          <w:rFonts w:ascii="Calibri" w:cs="Calibri" w:eastAsia="Calibri" w:hAnsi="Calibri"/>
+          <w:b w:val="false"/>
+          <w:bCs w:val="false"/>
+          <w:i w:val="false"/>
+          <w:iCs w:val="false"/>
+          <w:sz w:val="21"/>
+          <w:szCs w:val="21"/>
+        </w:rPr>
+        <w:t xml:space="preserve"> (base dia 70 mm) with a 30 mm roller gives a </w:t>
+      </w:r>
+      <w:r>
+        <w:rPr>
+          <w:rFonts w:ascii="Calibri" w:cs="Calibri" w:eastAsia="Calibri" w:hAnsi="Calibri"/>
+          <w:b/>
+          <w:bCs/>
+          <w:i w:val="false"/>
+          <w:iCs w:val="false"/>
+          <w:sz w:val="21"/>
+          <w:szCs w:val="21"/>
+        </w:rPr>
+        <w:t xml:space="preserve">prime-circle radius ≈ 85 mm</w:t>
+      </w:r>
+      <w:r>
+        <w:rPr>
+          <w:rFonts w:ascii="Calibri" w:cs="Calibri" w:eastAsia="Calibri" w:hAnsi="Calibri"/>
+          <w:b w:val="false"/>
+          <w:bCs w:val="false"/>
+          <w:i w:val="false"/>
+          <w:iCs w:val="false"/>
+          <w:sz w:val="21"/>
+          <w:szCs w:val="21"/>
+        </w:rPr>
         <w:t xml:space="preserve">.</w:t>
       </w:r>
     </w:p>
     <w:p>
       <w:pPr>
-        <w:spacing w:after="60" w:before="0" w:line="276" w:lineRule="auto"/>
+        <w:keepNext/>
+        <w:spacing w:after="50" w:before="200" w:line="276" w:lineRule="auto"/>
         <w:ind w:left="140"/>
       </w:pPr>
       <w:r>
@@ -925,99 +3853,16 @@
           <w:bCs/>
           <w:i w:val="false"/>
           <w:iCs w:val="false"/>
-          <w:sz w:val="21"/>
-          <w:szCs w:val="21"/>
-        </w:rPr>
-        <w:t xml:space="preserve">Valve.</w:t>
-      </w:r>
-      <w:r>
-        <w:rPr>
-          <w:rFonts w:ascii="Calibri" w:cs="Calibri" w:eastAsia="Calibri" w:hAnsi="Calibri"/>
-          <w:b w:val="false"/>
-          <w:bCs w:val="false"/>
-          <w:i w:val="false"/>
-          <w:iCs w:val="false"/>
-          <w:sz w:val="21"/>
-          <w:szCs w:val="21"/>
-        </w:rPr>
-        <w:t xml:space="preserve"> d_v ≈ port dia 70 mm → </w:t>
-      </w:r>
-      <w:r>
-        <w:rPr>
-          <w:rFonts w:ascii="Calibri" w:cs="Calibri" w:eastAsia="Calibri" w:hAnsi="Calibri"/>
-          <w:b/>
-          <w:bCs/>
-          <w:i w:val="false"/>
-          <w:iCs w:val="false"/>
-          <w:sz w:val="21"/>
-          <w:szCs w:val="21"/>
-        </w:rPr>
-        <w:t xml:space="preserve">stem d_s = 15 mm</w:t>
-      </w:r>
-      <w:r>
-        <w:rPr>
-          <w:rFonts w:ascii="Calibri" w:cs="Calibri" w:eastAsia="Calibri" w:hAnsi="Calibri"/>
-          <w:b w:val="false"/>
-          <w:bCs w:val="false"/>
-          <w:i w:val="false"/>
-          <w:iCs w:val="false"/>
-          <w:sz w:val="21"/>
-          <w:szCs w:val="21"/>
-        </w:rPr>
-        <w:t xml:space="preserve">, </w:t>
-      </w:r>
-      <w:r>
-        <w:rPr>
-          <w:rFonts w:ascii="Calibri" w:cs="Calibri" w:eastAsia="Calibri" w:hAnsi="Calibri"/>
-          <w:b/>
-          <w:bCs/>
-          <w:i w:val="false"/>
-          <w:iCs w:val="false"/>
-          <w:sz w:val="21"/>
-          <w:szCs w:val="21"/>
-        </w:rPr>
-        <w:t xml:space="preserve">head thickness t = 7 mm</w:t>
-      </w:r>
-      <w:r>
-        <w:rPr>
-          <w:rFonts w:ascii="Calibri" w:cs="Calibri" w:eastAsia="Calibri" w:hAnsi="Calibri"/>
-          <w:b w:val="false"/>
-          <w:bCs w:val="false"/>
-          <w:i w:val="false"/>
-          <w:iCs w:val="false"/>
-          <w:sz w:val="21"/>
-          <w:szCs w:val="21"/>
-        </w:rPr>
-        <w:t xml:space="preserve">, </w:t>
-      </w:r>
-      <w:r>
-        <w:rPr>
-          <w:rFonts w:ascii="Calibri" w:cs="Calibri" w:eastAsia="Calibri" w:hAnsi="Calibri"/>
-          <w:b/>
-          <w:bCs/>
-          <w:i w:val="false"/>
-          <w:iCs w:val="false"/>
-          <w:sz w:val="21"/>
-          <w:szCs w:val="21"/>
-        </w:rPr>
-        <w:t xml:space="preserve">lift = 25 mm</w:t>
-      </w:r>
-      <w:r>
-        <w:rPr>
-          <w:rFonts w:ascii="Calibri" w:cs="Calibri" w:eastAsia="Calibri" w:hAnsi="Calibri"/>
-          <w:b w:val="false"/>
-          <w:bCs w:val="false"/>
-          <w:i w:val="false"/>
-          <w:iCs w:val="false"/>
-          <w:sz w:val="21"/>
-          <w:szCs w:val="21"/>
-        </w:rPr>
-        <w:t xml:space="preserve">.</w:t>
-      </w:r>
-    </w:p>
-    <w:p>
-      <w:pPr>
-        <w:spacing w:after="60" w:before="0" w:line="276" w:lineRule="auto"/>
+          <w:color w:val="2E5496"/>
+          <w:sz w:val="21"/>
+          <w:szCs w:val="21"/>
+        </w:rPr>
+        <w:t xml:space="preserve">Checks on the design</w:t>
+      </w:r>
+    </w:p>
+    <w:p>
+      <w:pPr>
+        <w:spacing w:after="150" w:before="0" w:line="340" w:lineRule="auto"/>
         <w:ind w:left="140"/>
       </w:pPr>
       <w:r>
@@ -1030,144 +3875,24 @@
           <w:sz w:val="21"/>
           <w:szCs w:val="21"/>
         </w:rPr>
-        <w:t xml:space="preserve">Spring.</w:t>
-      </w:r>
-      <w:r>
-        <w:rPr>
-          <w:rFonts w:ascii="Calibri" w:cs="Calibri" w:eastAsia="Calibri" w:hAnsi="Calibri"/>
-          <w:b w:val="false"/>
-          <w:bCs w:val="false"/>
-          <w:i w:val="false"/>
-          <w:iCs w:val="false"/>
-          <w:sz w:val="21"/>
-          <w:szCs w:val="21"/>
-        </w:rPr>
-        <w:t xml:space="preserve"> Wire </w:t>
-      </w:r>
-      <w:r>
-        <w:rPr>
-          <w:rFonts w:ascii="Calibri" w:cs="Calibri" w:eastAsia="Calibri" w:hAnsi="Calibri"/>
-          <w:b/>
-          <w:bCs/>
-          <w:i w:val="false"/>
-          <w:iCs w:val="false"/>
-          <w:sz w:val="21"/>
-          <w:szCs w:val="21"/>
-        </w:rPr>
-        <w:t xml:space="preserve">d = 4.5 mm</w:t>
-      </w:r>
-      <w:r>
-        <w:rPr>
-          <w:rFonts w:ascii="Calibri" w:cs="Calibri" w:eastAsia="Calibri" w:hAnsi="Calibri"/>
-          <w:b w:val="false"/>
-          <w:bCs w:val="false"/>
-          <w:i w:val="false"/>
-          <w:iCs w:val="false"/>
-          <w:sz w:val="21"/>
-          <w:szCs w:val="21"/>
-        </w:rPr>
-        <w:t xml:space="preserve">, mean coil </w:t>
-      </w:r>
-      <w:r>
-        <w:rPr>
-          <w:rFonts w:ascii="Calibri" w:cs="Calibri" w:eastAsia="Calibri" w:hAnsi="Calibri"/>
-          <w:b/>
-          <w:bCs/>
-          <w:i w:val="false"/>
-          <w:iCs w:val="false"/>
-          <w:sz w:val="21"/>
-          <w:szCs w:val="21"/>
-        </w:rPr>
-        <w:t xml:space="preserve">D = 45 mm</w:t>
-      </w:r>
-      <w:r>
-        <w:rPr>
-          <w:rFonts w:ascii="Calibri" w:cs="Calibri" w:eastAsia="Calibri" w:hAnsi="Calibri"/>
-          <w:b w:val="false"/>
-          <w:bCs w:val="false"/>
-          <w:i w:val="false"/>
-          <w:iCs w:val="false"/>
-          <w:sz w:val="21"/>
-          <w:szCs w:val="21"/>
-        </w:rPr>
-        <w:t xml:space="preserve">, </w:t>
-      </w:r>
-      <w:r>
-        <w:rPr>
-          <w:rFonts w:ascii="Calibri" w:cs="Calibri" w:eastAsia="Calibri" w:hAnsi="Calibri"/>
-          <w:b/>
-          <w:bCs/>
-          <w:i w:val="false"/>
-          <w:iCs w:val="false"/>
-          <w:sz w:val="21"/>
-          <w:szCs w:val="21"/>
-        </w:rPr>
-        <w:t xml:space="preserve">10 active (12 total) coils</w:t>
-      </w:r>
-      <w:r>
-        <w:rPr>
-          <w:rFonts w:ascii="Calibri" w:cs="Calibri" w:eastAsia="Calibri" w:hAnsi="Calibri"/>
-          <w:b w:val="false"/>
-          <w:bCs w:val="false"/>
-          <w:i w:val="false"/>
-          <w:iCs w:val="false"/>
-          <w:sz w:val="21"/>
-          <w:szCs w:val="21"/>
-        </w:rPr>
-        <w:t xml:space="preserve">, free length </w:t>
-      </w:r>
-      <w:r>
-        <w:rPr>
-          <w:rFonts w:ascii="Calibri" w:cs="Calibri" w:eastAsia="Calibri" w:hAnsi="Calibri"/>
-          <w:b/>
-          <w:bCs/>
-          <w:i w:val="false"/>
-          <w:iCs w:val="false"/>
-          <w:sz w:val="21"/>
-          <w:szCs w:val="21"/>
-        </w:rPr>
-        <w:t xml:space="preserve">118 mm</w:t>
-      </w:r>
-      <w:r>
-        <w:rPr>
-          <w:rFonts w:ascii="Calibri" w:cs="Calibri" w:eastAsia="Calibri" w:hAnsi="Calibri"/>
-          <w:b w:val="false"/>
-          <w:bCs w:val="false"/>
-          <w:i w:val="false"/>
-          <w:iCs w:val="false"/>
-          <w:sz w:val="21"/>
-          <w:szCs w:val="21"/>
-        </w:rPr>
-        <w:t xml:space="preserve">, forces </w:t>
-      </w:r>
-      <w:r>
-        <w:rPr>
-          <w:rFonts w:ascii="Calibri" w:cs="Calibri" w:eastAsia="Calibri" w:hAnsi="Calibri"/>
-          <w:b/>
-          <w:bCs/>
-          <w:i w:val="false"/>
-          <w:iCs w:val="false"/>
-          <w:sz w:val="21"/>
-          <w:szCs w:val="21"/>
-        </w:rPr>
-        <w:t xml:space="preserve">140 N (closed) to 254 N (lift)</w:t>
-      </w:r>
-      <w:r>
-        <w:rPr>
-          <w:rFonts w:ascii="Calibri" w:cs="Calibri" w:eastAsia="Calibri" w:hAnsi="Calibri"/>
-          <w:b w:val="false"/>
-          <w:bCs w:val="false"/>
-          <w:i w:val="false"/>
-          <w:iCs w:val="false"/>
-          <w:sz w:val="21"/>
-          <w:szCs w:val="21"/>
-        </w:rPr>
-        <w:t xml:space="preserve">.</w:t>
-      </w:r>
-    </w:p>
-    <w:p>
-      <w:pPr>
-        <w:spacing w:after="60" w:before="0" w:line="276" w:lineRule="auto"/>
+        <w:t xml:space="preserve">(a) Spring surge.</w:t>
+      </w:r>
+      <w:r>
+        <w:rPr>
+          <w:rFonts w:ascii="Calibri" w:cs="Calibri" w:eastAsia="Calibri" w:hAnsi="Calibri"/>
+          <w:b w:val="false"/>
+          <w:bCs w:val="false"/>
+          <w:i w:val="false"/>
+          <w:iCs w:val="false"/>
+          <w:sz w:val="21"/>
+          <w:szCs w:val="21"/>
+        </w:rPr>
+        <w:t xml:space="preserve">  The lowest natural frequency of the chosen helical spring must be well above (at least 10 ×) the camshaft harmonic that excites it. For the chosen wire 4.5 mm / mean coil 45 mm / 10 active coils, f_n ≈ 290 Hz, while the second harmonic of the cam at 175 cam-rpm is only ≈ 6 Hz → safe margin.</w:t>
+      </w:r>
+    </w:p>
+    <w:p>
+      <w:pPr>
+        <w:spacing w:after="150" w:before="0" w:line="340" w:lineRule="auto"/>
         <w:ind w:left="140"/>
       </w:pPr>
       <w:r>
@@ -1180,168 +3905,24 @@
           <w:sz w:val="21"/>
           <w:szCs w:val="21"/>
         </w:rPr>
-        <w:t xml:space="preserve">Rocker lever.</w:t>
-      </w:r>
-      <w:r>
-        <w:rPr>
-          <w:rFonts w:ascii="Calibri" w:cs="Calibri" w:eastAsia="Calibri" w:hAnsi="Calibri"/>
-          <w:b w:val="false"/>
-          <w:bCs w:val="false"/>
-          <w:i w:val="false"/>
-          <w:iCs w:val="false"/>
-          <w:sz w:val="21"/>
-          <w:szCs w:val="21"/>
-        </w:rPr>
-        <w:t xml:space="preserve"> Design load P ≈ </w:t>
-      </w:r>
-      <w:r>
-        <w:rPr>
-          <w:rFonts w:ascii="Calibri" w:cs="Calibri" w:eastAsia="Calibri" w:hAnsi="Calibri"/>
-          <w:b/>
-          <w:bCs/>
-          <w:i w:val="false"/>
-          <w:iCs w:val="false"/>
-          <w:sz w:val="21"/>
-          <w:szCs w:val="21"/>
-        </w:rPr>
-        <w:t xml:space="preserve">1202 N</w:t>
-      </w:r>
-      <w:r>
-        <w:rPr>
-          <w:rFonts w:ascii="Calibri" w:cs="Calibri" w:eastAsia="Calibri" w:hAnsi="Calibri"/>
-          <w:b w:val="false"/>
-          <w:bCs w:val="false"/>
-          <w:i w:val="false"/>
-          <w:iCs w:val="false"/>
-          <w:sz w:val="21"/>
-          <w:szCs w:val="21"/>
-        </w:rPr>
-        <w:t xml:space="preserve">; fulcrum reaction R ≈ </w:t>
-      </w:r>
-      <w:r>
-        <w:rPr>
-          <w:rFonts w:ascii="Calibri" w:cs="Calibri" w:eastAsia="Calibri" w:hAnsi="Calibri"/>
-          <w:b/>
-          <w:bCs/>
-          <w:i w:val="false"/>
-          <w:iCs w:val="false"/>
-          <w:sz w:val="21"/>
-          <w:szCs w:val="21"/>
-        </w:rPr>
-        <w:t xml:space="preserve">2259 N</w:t>
-      </w:r>
-      <w:r>
-        <w:rPr>
-          <w:rFonts w:ascii="Calibri" w:cs="Calibri" w:eastAsia="Calibri" w:hAnsi="Calibri"/>
-          <w:b w:val="false"/>
-          <w:bCs w:val="false"/>
-          <w:i w:val="false"/>
-          <w:iCs w:val="false"/>
-          <w:sz w:val="21"/>
-          <w:szCs w:val="21"/>
-        </w:rPr>
-        <w:t xml:space="preserve">; I-section at fulcrum H = </w:t>
-      </w:r>
-      <w:r>
-        <w:rPr>
-          <w:rFonts w:ascii="Calibri" w:cs="Calibri" w:eastAsia="Calibri" w:hAnsi="Calibri"/>
-          <w:b/>
-          <w:bCs/>
-          <w:i w:val="false"/>
-          <w:iCs w:val="false"/>
-          <w:sz w:val="21"/>
-          <w:szCs w:val="21"/>
-        </w:rPr>
-        <w:t xml:space="preserve">35 mm</w:t>
-      </w:r>
-      <w:r>
-        <w:rPr>
-          <w:rFonts w:ascii="Calibri" w:cs="Calibri" w:eastAsia="Calibri" w:hAnsi="Calibri"/>
-          <w:b w:val="false"/>
-          <w:bCs w:val="false"/>
-          <w:i w:val="false"/>
-          <w:iCs w:val="false"/>
-          <w:sz w:val="21"/>
-          <w:szCs w:val="21"/>
-        </w:rPr>
-        <w:t xml:space="preserve">, B = </w:t>
-      </w:r>
-      <w:r>
-        <w:rPr>
-          <w:rFonts w:ascii="Calibri" w:cs="Calibri" w:eastAsia="Calibri" w:hAnsi="Calibri"/>
-          <w:b/>
-          <w:bCs/>
-          <w:i w:val="false"/>
-          <w:iCs w:val="false"/>
-          <w:sz w:val="21"/>
-          <w:szCs w:val="21"/>
-        </w:rPr>
-        <w:t xml:space="preserve">28 mm</w:t>
-      </w:r>
-      <w:r>
-        <w:rPr>
-          <w:rFonts w:ascii="Calibri" w:cs="Calibri" w:eastAsia="Calibri" w:hAnsi="Calibri"/>
-          <w:b w:val="false"/>
-          <w:bCs w:val="false"/>
-          <w:i w:val="false"/>
-          <w:iCs w:val="false"/>
-          <w:sz w:val="21"/>
-          <w:szCs w:val="21"/>
-        </w:rPr>
-        <w:t xml:space="preserve">, flange t = </w:t>
-      </w:r>
-      <w:r>
-        <w:rPr>
-          <w:rFonts w:ascii="Calibri" w:cs="Calibri" w:eastAsia="Calibri" w:hAnsi="Calibri"/>
-          <w:b/>
-          <w:bCs/>
-          <w:i w:val="false"/>
-          <w:iCs w:val="false"/>
-          <w:sz w:val="21"/>
-          <w:szCs w:val="21"/>
-        </w:rPr>
-        <w:t xml:space="preserve">7 mm</w:t>
-      </w:r>
-      <w:r>
-        <w:rPr>
-          <w:rFonts w:ascii="Calibri" w:cs="Calibri" w:eastAsia="Calibri" w:hAnsi="Calibri"/>
-          <w:b w:val="false"/>
-          <w:bCs w:val="false"/>
-          <w:i w:val="false"/>
-          <w:iCs w:val="false"/>
-          <w:sz w:val="21"/>
-          <w:szCs w:val="21"/>
-        </w:rPr>
-        <w:t xml:space="preserve">; each arm </w:t>
-      </w:r>
-      <w:r>
-        <w:rPr>
-          <w:rFonts w:ascii="Calibri" w:cs="Calibri" w:eastAsia="Calibri" w:hAnsi="Calibri"/>
-          <w:b/>
-          <w:bCs/>
-          <w:i w:val="false"/>
-          <w:iCs w:val="false"/>
-          <w:sz w:val="21"/>
-          <w:szCs w:val="21"/>
-        </w:rPr>
-        <w:t xml:space="preserve">175 mm</w:t>
-      </w:r>
-      <w:r>
-        <w:rPr>
-          <w:rFonts w:ascii="Calibri" w:cs="Calibri" w:eastAsia="Calibri" w:hAnsi="Calibri"/>
-          <w:b w:val="false"/>
-          <w:bCs w:val="false"/>
-          <w:i w:val="false"/>
-          <w:iCs w:val="false"/>
-          <w:sz w:val="21"/>
-          <w:szCs w:val="21"/>
-        </w:rPr>
-        <w:t xml:space="preserve">.</w:t>
-      </w:r>
-    </w:p>
-    <w:p>
-      <w:pPr>
-        <w:spacing w:after="60" w:before="0" w:line="276" w:lineRule="auto"/>
+        <w:t xml:space="preserve">(b) Hertzian contact stress</w:t>
+      </w:r>
+      <w:r>
+        <w:rPr>
+          <w:rFonts w:ascii="Calibri" w:cs="Calibri" w:eastAsia="Calibri" w:hAnsi="Calibri"/>
+          <w:b w:val="false"/>
+          <w:bCs w:val="false"/>
+          <w:i w:val="false"/>
+          <w:iCs w:val="false"/>
+          <w:sz w:val="21"/>
+          <w:szCs w:val="21"/>
+        </w:rPr>
+        <w:t xml:space="preserve"> between the cam and the roller follower must be below the fatigue limit of the hardened cam material. Using the cam curvature at the nose and the roller radius, the contact stress works out to ≈ 850 N/mm², well under the 1100 N/mm² limit for case-hardened steel.</w:t>
+      </w:r>
+    </w:p>
+    <w:p>
+      <w:pPr>
+        <w:spacing w:after="150" w:before="0" w:line="340" w:lineRule="auto"/>
         <w:ind w:left="140"/>
       </w:pPr>
       <w:r>
@@ -1354,72 +3935,48 @@
           <w:sz w:val="21"/>
           <w:szCs w:val="21"/>
         </w:rPr>
-        <w:t xml:space="preserve">Pins.</w:t>
-      </w:r>
-      <w:r>
-        <w:rPr>
-          <w:rFonts w:ascii="Calibri" w:cs="Calibri" w:eastAsia="Calibri" w:hAnsi="Calibri"/>
-          <w:b w:val="false"/>
-          <w:bCs w:val="false"/>
-          <w:i w:val="false"/>
-          <w:iCs w:val="false"/>
-          <w:sz w:val="21"/>
-          <w:szCs w:val="21"/>
-        </w:rPr>
-        <w:t xml:space="preserve"> Fulcrum pin </w:t>
-      </w:r>
-      <w:r>
-        <w:rPr>
-          <w:rFonts w:ascii="Calibri" w:cs="Calibri" w:eastAsia="Calibri" w:hAnsi="Calibri"/>
-          <w:b/>
-          <w:bCs/>
-          <w:i w:val="false"/>
-          <w:iCs w:val="false"/>
-          <w:sz w:val="21"/>
-          <w:szCs w:val="21"/>
-        </w:rPr>
-        <w:t xml:space="preserve">14 mm φ × 18 mm</w:t>
-      </w:r>
-      <w:r>
-        <w:rPr>
-          <w:rFonts w:ascii="Calibri" w:cs="Calibri" w:eastAsia="Calibri" w:hAnsi="Calibri"/>
-          <w:b w:val="false"/>
-          <w:bCs w:val="false"/>
-          <w:i w:val="false"/>
-          <w:iCs w:val="false"/>
-          <w:sz w:val="21"/>
-          <w:szCs w:val="21"/>
-        </w:rPr>
-        <w:t xml:space="preserve">; roller pin </w:t>
-      </w:r>
-      <w:r>
-        <w:rPr>
-          <w:rFonts w:ascii="Calibri" w:cs="Calibri" w:eastAsia="Calibri" w:hAnsi="Calibri"/>
-          <w:b/>
-          <w:bCs/>
-          <w:i w:val="false"/>
-          <w:iCs w:val="false"/>
-          <w:sz w:val="21"/>
-          <w:szCs w:val="21"/>
-        </w:rPr>
-        <w:t xml:space="preserve">10 mm φ × 13 mm</w:t>
-      </w:r>
-      <w:r>
-        <w:rPr>
-          <w:rFonts w:ascii="Calibri" w:cs="Calibri" w:eastAsia="Calibri" w:hAnsi="Calibri"/>
-          <w:b w:val="false"/>
-          <w:bCs w:val="false"/>
-          <w:i w:val="false"/>
-          <w:iCs w:val="false"/>
-          <w:sz w:val="21"/>
-          <w:szCs w:val="21"/>
-        </w:rPr>
-        <w:t xml:space="preserve">.</w:t>
-      </w:r>
-    </w:p>
-    <w:p>
-      <w:pPr>
-        <w:spacing w:after="60" w:before="0" w:line="276" w:lineRule="auto"/>
+        <w:t xml:space="preserve">(c) Rocker-pin bearing stress.</w:t>
+      </w:r>
+      <w:r>
+        <w:rPr>
+          <w:rFonts w:ascii="Calibri" w:cs="Calibri" w:eastAsia="Calibri" w:hAnsi="Calibri"/>
+          <w:b w:val="false"/>
+          <w:bCs w:val="false"/>
+          <w:i w:val="false"/>
+          <w:iCs w:val="false"/>
+          <w:sz w:val="21"/>
+          <w:szCs w:val="21"/>
+        </w:rPr>
+        <w:t xml:space="preserve">  p_b = R / (d × L) = 2259 / (14 × 18) ≈ </w:t>
+      </w:r>
+      <w:r>
+        <w:rPr>
+          <w:rFonts w:ascii="Calibri" w:cs="Calibri" w:eastAsia="Calibri" w:hAnsi="Calibri"/>
+          <w:b/>
+          <w:bCs/>
+          <w:i w:val="false"/>
+          <w:iCs w:val="false"/>
+          <w:sz w:val="21"/>
+          <w:szCs w:val="21"/>
+        </w:rPr>
+        <w:t xml:space="preserve">9 N/mm²</w:t>
+      </w:r>
+      <w:r>
+        <w:rPr>
+          <w:rFonts w:ascii="Calibri" w:cs="Calibri" w:eastAsia="Calibri" w:hAnsi="Calibri"/>
+          <w:b w:val="false"/>
+          <w:bCs w:val="false"/>
+          <w:i w:val="false"/>
+          <w:iCs w:val="false"/>
+          <w:sz w:val="21"/>
+          <w:szCs w:val="21"/>
+        </w:rPr>
+        <w:t xml:space="preserve">, well below the 15 N/mm² permissible for a plain bronze bush.</w:t>
+      </w:r>
+    </w:p>
+    <w:p>
+      <w:pPr>
+        <w:spacing w:after="150" w:before="0" w:line="340" w:lineRule="auto"/>
         <w:ind w:left="140"/>
       </w:pPr>
       <w:r>
@@ -1432,115 +3989,473 @@
           <w:sz w:val="21"/>
           <w:szCs w:val="21"/>
         </w:rPr>
-        <w:t xml:space="preserve">Cam.</w:t>
-      </w:r>
-      <w:r>
-        <w:rPr>
-          <w:rFonts w:ascii="Calibri" w:cs="Calibri" w:eastAsia="Calibri" w:hAnsi="Calibri"/>
-          <w:b w:val="false"/>
-          <w:bCs w:val="false"/>
-          <w:i w:val="false"/>
-          <w:iCs w:val="false"/>
-          <w:sz w:val="21"/>
-          <w:szCs w:val="21"/>
-        </w:rPr>
-        <w:t xml:space="preserve"> Rise/return each </w:t>
-      </w:r>
-      <w:r>
-        <w:rPr>
-          <w:rFonts w:ascii="Calibri" w:cs="Calibri" w:eastAsia="Calibri" w:hAnsi="Calibri"/>
-          <w:b/>
-          <w:bCs/>
-          <w:i w:val="false"/>
-          <w:iCs w:val="false"/>
-          <w:sz w:val="21"/>
-          <w:szCs w:val="21"/>
-        </w:rPr>
-        <w:t xml:space="preserve">53.5°</w:t>
-      </w:r>
-      <w:r>
-        <w:rPr>
-          <w:rFonts w:ascii="Calibri" w:cs="Calibri" w:eastAsia="Calibri" w:hAnsi="Calibri"/>
-          <w:b w:val="false"/>
-          <w:bCs w:val="false"/>
-          <w:i w:val="false"/>
-          <w:iCs w:val="false"/>
-          <w:sz w:val="21"/>
-          <w:szCs w:val="21"/>
-        </w:rPr>
-        <w:t xml:space="preserve">, lift </w:t>
-      </w:r>
-      <w:r>
-        <w:rPr>
-          <w:rFonts w:ascii="Calibri" w:cs="Calibri" w:eastAsia="Calibri" w:hAnsi="Calibri"/>
-          <w:b/>
-          <w:bCs/>
-          <w:i w:val="false"/>
-          <w:iCs w:val="false"/>
-          <w:sz w:val="21"/>
-          <w:szCs w:val="21"/>
-        </w:rPr>
-        <w:t xml:space="preserve">25 mm</w:t>
-      </w:r>
-      <w:r>
-        <w:rPr>
-          <w:rFonts w:ascii="Calibri" w:cs="Calibri" w:eastAsia="Calibri" w:hAnsi="Calibri"/>
-          <w:b w:val="false"/>
-          <w:bCs w:val="false"/>
-          <w:i w:val="false"/>
-          <w:iCs w:val="false"/>
-          <w:sz w:val="21"/>
-          <w:szCs w:val="21"/>
-        </w:rPr>
-        <w:t xml:space="preserve">, base-circle radius </w:t>
-      </w:r>
-      <w:r>
-        <w:rPr>
-          <w:rFonts w:ascii="Calibri" w:cs="Calibri" w:eastAsia="Calibri" w:hAnsi="Calibri"/>
-          <w:b/>
-          <w:bCs/>
-          <w:i w:val="false"/>
-          <w:iCs w:val="false"/>
-          <w:sz w:val="21"/>
-          <w:szCs w:val="21"/>
-        </w:rPr>
-        <w:t xml:space="preserve">35 mm</w:t>
-      </w:r>
-      <w:r>
-        <w:rPr>
-          <w:rFonts w:ascii="Calibri" w:cs="Calibri" w:eastAsia="Calibri" w:hAnsi="Calibri"/>
-          <w:b w:val="false"/>
-          <w:bCs w:val="false"/>
-          <w:i w:val="false"/>
-          <w:iCs w:val="false"/>
-          <w:sz w:val="21"/>
-          <w:szCs w:val="21"/>
-        </w:rPr>
-        <w:t xml:space="preserve"> (base circle 70 mm with a 30 mm roller) → prime-circle radius </w:t>
-      </w:r>
-      <w:r>
-        <w:rPr>
-          <w:rFonts w:ascii="Calibri" w:cs="Calibri" w:eastAsia="Calibri" w:hAnsi="Calibri"/>
-          <w:b/>
-          <w:bCs/>
-          <w:i w:val="false"/>
-          <w:iCs w:val="false"/>
-          <w:sz w:val="21"/>
-          <w:szCs w:val="21"/>
-        </w:rPr>
-        <w:t xml:space="preserve">≈ 85 mm</w:t>
-      </w:r>
-      <w:r>
-        <w:rPr>
-          <w:rFonts w:ascii="Calibri" w:cs="Calibri" w:eastAsia="Calibri" w:hAnsi="Calibri"/>
-          <w:b w:val="false"/>
-          <w:bCs w:val="false"/>
-          <w:i w:val="false"/>
-          <w:iCs w:val="false"/>
-          <w:sz w:val="21"/>
-          <w:szCs w:val="21"/>
-        </w:rPr>
-        <w:t xml:space="preserve">.</w:t>
+        <w:t xml:space="preserve">(d) Shear in the fulcrum pin.</w:t>
+      </w:r>
+      <w:r>
+        <w:rPr>
+          <w:rFonts w:ascii="Calibri" w:cs="Calibri" w:eastAsia="Calibri" w:hAnsi="Calibri"/>
+          <w:b w:val="false"/>
+          <w:bCs w:val="false"/>
+          <w:i w:val="false"/>
+          <w:iCs w:val="false"/>
+          <w:sz w:val="21"/>
+          <w:szCs w:val="21"/>
+        </w:rPr>
+        <w:t xml:space="preserve">  τ = R / (2 × π d²/4) = 2259 / (2 × 154) ≈ </w:t>
+      </w:r>
+      <w:r>
+        <w:rPr>
+          <w:rFonts w:ascii="Calibri" w:cs="Calibri" w:eastAsia="Calibri" w:hAnsi="Calibri"/>
+          <w:b/>
+          <w:bCs/>
+          <w:i w:val="false"/>
+          <w:iCs w:val="false"/>
+          <w:sz w:val="21"/>
+          <w:szCs w:val="21"/>
+        </w:rPr>
+        <w:t xml:space="preserve">7.3 N/mm²</w:t>
+      </w:r>
+      <w:r>
+        <w:rPr>
+          <w:rFonts w:ascii="Calibri" w:cs="Calibri" w:eastAsia="Calibri" w:hAnsi="Calibri"/>
+          <w:b w:val="false"/>
+          <w:bCs w:val="false"/>
+          <w:i w:val="false"/>
+          <w:iCs w:val="false"/>
+          <w:sz w:val="21"/>
+          <w:szCs w:val="21"/>
+        </w:rPr>
+        <w:t xml:space="preserve">, far below the 70 N/mm² permissible shear → safe.</w:t>
+      </w:r>
+    </w:p>
+    <w:p>
+      <w:pPr>
+        <w:keepNext/>
+        <w:spacing w:after="50" w:before="200" w:line="276" w:lineRule="auto"/>
+        <w:ind w:left="140"/>
+      </w:pPr>
+      <w:r>
+        <w:rPr>
+          <w:rFonts w:ascii="Calibri" w:cs="Calibri" w:eastAsia="Calibri" w:hAnsi="Calibri"/>
+          <w:b/>
+          <w:bCs/>
+          <w:i w:val="false"/>
+          <w:iCs w:val="false"/>
+          <w:color w:val="2E5496"/>
+          <w:sz w:val="21"/>
+          <w:szCs w:val="21"/>
+        </w:rPr>
+        <w:t xml:space="preserve">Material selection</w:t>
+      </w:r>
+    </w:p>
+    <w:p>
+      <w:pPr>
+        <w:spacing w:after="150" w:before="0" w:line="340" w:lineRule="auto"/>
+        <w:ind w:left="140"/>
+      </w:pPr>
+      <w:r>
+        <w:rPr>
+          <w:rFonts w:ascii="Calibri" w:cs="Calibri" w:eastAsia="Calibri" w:hAnsi="Calibri"/>
+          <w:b w:val="false"/>
+          <w:bCs w:val="false"/>
+          <w:i w:val="false"/>
+          <w:iCs w:val="false"/>
+          <w:sz w:val="21"/>
+          <w:szCs w:val="21"/>
+        </w:rPr>
+        <w:t xml:space="preserve">Typical materials for the designed parts:</w:t>
+      </w:r>
+    </w:p>
+    <w:p>
+      <w:pPr>
+        <w:spacing w:after="60" w:before="60" w:line="320" w:lineRule="auto"/>
+        <w:ind w:left="480" w:hanging="200"/>
+      </w:pPr>
+      <w:r>
+        <w:rPr>
+          <w:rFonts w:ascii="Calibri" w:cs="Calibri" w:eastAsia="Calibri" w:hAnsi="Calibri"/>
+          <w:b/>
+          <w:bCs/>
+          <w:i w:val="false"/>
+          <w:iCs w:val="false"/>
+          <w:color w:val="1F3864"/>
+          <w:sz w:val="21"/>
+          <w:szCs w:val="21"/>
+        </w:rPr>
+        <w:t xml:space="preserve">• </w:t>
+      </w:r>
+      <w:r>
+        <w:rPr>
+          <w:rFonts w:ascii="Calibri" w:cs="Calibri" w:eastAsia="Calibri" w:hAnsi="Calibri"/>
+          <w:b/>
+          <w:bCs/>
+          <w:i w:val="false"/>
+          <w:iCs w:val="false"/>
+          <w:sz w:val="21"/>
+          <w:szCs w:val="21"/>
+        </w:rPr>
+        <w:t xml:space="preserve">Valve (exhaust):</w:t>
+      </w:r>
+      <w:r>
+        <w:rPr>
+          <w:rFonts w:ascii="Calibri" w:cs="Calibri" w:eastAsia="Calibri" w:hAnsi="Calibri"/>
+          <w:b w:val="false"/>
+          <w:bCs w:val="false"/>
+          <w:i w:val="false"/>
+          <w:iCs w:val="false"/>
+          <w:sz w:val="21"/>
+          <w:szCs w:val="21"/>
+        </w:rPr>
+        <w:t xml:space="preserve"> silichrome or 21-4N heat-resisting steel (sodium-filled stem for cooling in high-performance engines).</w:t>
+      </w:r>
+    </w:p>
+    <w:p>
+      <w:pPr>
+        <w:spacing w:after="60" w:before="60" w:line="320" w:lineRule="auto"/>
+        <w:ind w:left="480" w:hanging="200"/>
+      </w:pPr>
+      <w:r>
+        <w:rPr>
+          <w:rFonts w:ascii="Calibri" w:cs="Calibri" w:eastAsia="Calibri" w:hAnsi="Calibri"/>
+          <w:b/>
+          <w:bCs/>
+          <w:i w:val="false"/>
+          <w:iCs w:val="false"/>
+          <w:color w:val="1F3864"/>
+          <w:sz w:val="21"/>
+          <w:szCs w:val="21"/>
+        </w:rPr>
+        <w:t xml:space="preserve">• </w:t>
+      </w:r>
+      <w:r>
+        <w:rPr>
+          <w:rFonts w:ascii="Calibri" w:cs="Calibri" w:eastAsia="Calibri" w:hAnsi="Calibri"/>
+          <w:b/>
+          <w:bCs/>
+          <w:i w:val="false"/>
+          <w:iCs w:val="false"/>
+          <w:sz w:val="21"/>
+          <w:szCs w:val="21"/>
+        </w:rPr>
+        <w:t xml:space="preserve">Valve spring:</w:t>
+      </w:r>
+      <w:r>
+        <w:rPr>
+          <w:rFonts w:ascii="Calibri" w:cs="Calibri" w:eastAsia="Calibri" w:hAnsi="Calibri"/>
+          <w:b w:val="false"/>
+          <w:bCs w:val="false"/>
+          <w:i w:val="false"/>
+          <w:iCs w:val="false"/>
+          <w:sz w:val="21"/>
+          <w:szCs w:val="21"/>
+        </w:rPr>
+        <w:t xml:space="preserve"> oil-tempered or chrome-vanadium steel wire (patented and shot-peened to improve fatigue life).</w:t>
+      </w:r>
+    </w:p>
+    <w:p>
+      <w:pPr>
+        <w:spacing w:after="60" w:before="60" w:line="320" w:lineRule="auto"/>
+        <w:ind w:left="480" w:hanging="200"/>
+      </w:pPr>
+      <w:r>
+        <w:rPr>
+          <w:rFonts w:ascii="Calibri" w:cs="Calibri" w:eastAsia="Calibri" w:hAnsi="Calibri"/>
+          <w:b/>
+          <w:bCs/>
+          <w:i w:val="false"/>
+          <w:iCs w:val="false"/>
+          <w:color w:val="1F3864"/>
+          <w:sz w:val="21"/>
+          <w:szCs w:val="21"/>
+        </w:rPr>
+        <w:t xml:space="preserve">• </w:t>
+      </w:r>
+      <w:r>
+        <w:rPr>
+          <w:rFonts w:ascii="Calibri" w:cs="Calibri" w:eastAsia="Calibri" w:hAnsi="Calibri"/>
+          <w:b/>
+          <w:bCs/>
+          <w:i w:val="false"/>
+          <w:iCs w:val="false"/>
+          <w:sz w:val="21"/>
+          <w:szCs w:val="21"/>
+        </w:rPr>
+        <w:t xml:space="preserve">Push rod:</w:t>
+      </w:r>
+      <w:r>
+        <w:rPr>
+          <w:rFonts w:ascii="Calibri" w:cs="Calibri" w:eastAsia="Calibri" w:hAnsi="Calibri"/>
+          <w:b w:val="false"/>
+          <w:bCs w:val="false"/>
+          <w:i w:val="false"/>
+          <w:iCs w:val="false"/>
+          <w:sz w:val="21"/>
+          <w:szCs w:val="21"/>
+        </w:rPr>
+        <w:t xml:space="preserve"> cold-drawn seamless steel tube or 40C8 solid rod; hardened ball ends.</w:t>
+      </w:r>
+    </w:p>
+    <w:p>
+      <w:pPr>
+        <w:spacing w:after="60" w:before="60" w:line="320" w:lineRule="auto"/>
+        <w:ind w:left="480" w:hanging="200"/>
+      </w:pPr>
+      <w:r>
+        <w:rPr>
+          <w:rFonts w:ascii="Calibri" w:cs="Calibri" w:eastAsia="Calibri" w:hAnsi="Calibri"/>
+          <w:b/>
+          <w:bCs/>
+          <w:i w:val="false"/>
+          <w:iCs w:val="false"/>
+          <w:color w:val="1F3864"/>
+          <w:sz w:val="21"/>
+          <w:szCs w:val="21"/>
+        </w:rPr>
+        <w:t xml:space="preserve">• </w:t>
+      </w:r>
+      <w:r>
+        <w:rPr>
+          <w:rFonts w:ascii="Calibri" w:cs="Calibri" w:eastAsia="Calibri" w:hAnsi="Calibri"/>
+          <w:b/>
+          <w:bCs/>
+          <w:i w:val="false"/>
+          <w:iCs w:val="false"/>
+          <w:sz w:val="21"/>
+          <w:szCs w:val="21"/>
+        </w:rPr>
+        <w:t xml:space="preserve">Rocker arm:</w:t>
+      </w:r>
+      <w:r>
+        <w:rPr>
+          <w:rFonts w:ascii="Calibri" w:cs="Calibri" w:eastAsia="Calibri" w:hAnsi="Calibri"/>
+          <w:b w:val="false"/>
+          <w:bCs w:val="false"/>
+          <w:i w:val="false"/>
+          <w:iCs w:val="false"/>
+          <w:sz w:val="21"/>
+          <w:szCs w:val="21"/>
+        </w:rPr>
+        <w:t xml:space="preserve"> forged carbon steel (30C8 / 40C8), hardened at pin bores and the valve-tip pad; stress relieved after forging.</w:t>
+      </w:r>
+    </w:p>
+    <w:p>
+      <w:pPr>
+        <w:spacing w:after="60" w:before="60" w:line="320" w:lineRule="auto"/>
+        <w:ind w:left="480" w:hanging="200"/>
+      </w:pPr>
+      <w:r>
+        <w:rPr>
+          <w:rFonts w:ascii="Calibri" w:cs="Calibri" w:eastAsia="Calibri" w:hAnsi="Calibri"/>
+          <w:b/>
+          <w:bCs/>
+          <w:i w:val="false"/>
+          <w:iCs w:val="false"/>
+          <w:color w:val="1F3864"/>
+          <w:sz w:val="21"/>
+          <w:szCs w:val="21"/>
+        </w:rPr>
+        <w:t xml:space="preserve">• </w:t>
+      </w:r>
+      <w:r>
+        <w:rPr>
+          <w:rFonts w:ascii="Calibri" w:cs="Calibri" w:eastAsia="Calibri" w:hAnsi="Calibri"/>
+          <w:b/>
+          <w:bCs/>
+          <w:i w:val="false"/>
+          <w:iCs w:val="false"/>
+          <w:sz w:val="21"/>
+          <w:szCs w:val="21"/>
+        </w:rPr>
+        <w:t xml:space="preserve">Cam and camshaft:</w:t>
+      </w:r>
+      <w:r>
+        <w:rPr>
+          <w:rFonts w:ascii="Calibri" w:cs="Calibri" w:eastAsia="Calibri" w:hAnsi="Calibri"/>
+          <w:b w:val="false"/>
+          <w:bCs w:val="false"/>
+          <w:i w:val="false"/>
+          <w:iCs w:val="false"/>
+          <w:sz w:val="21"/>
+          <w:szCs w:val="21"/>
+        </w:rPr>
+        <w:t xml:space="preserve"> chilled cast iron or case-hardened alloy steel (EN 32 / 20MnCr5); roller followers of hardened bearing steel.</w:t>
+      </w:r>
+    </w:p>
+    <w:p>
+      <w:pPr>
+        <w:spacing w:after="60" w:before="60" w:line="320" w:lineRule="auto"/>
+        <w:ind w:left="480" w:hanging="200"/>
+      </w:pPr>
+      <w:r>
+        <w:rPr>
+          <w:rFonts w:ascii="Calibri" w:cs="Calibri" w:eastAsia="Calibri" w:hAnsi="Calibri"/>
+          <w:b/>
+          <w:bCs/>
+          <w:i w:val="false"/>
+          <w:iCs w:val="false"/>
+          <w:color w:val="1F3864"/>
+          <w:sz w:val="21"/>
+          <w:szCs w:val="21"/>
+        </w:rPr>
+        <w:t xml:space="preserve">• </w:t>
+      </w:r>
+      <w:r>
+        <w:rPr>
+          <w:rFonts w:ascii="Calibri" w:cs="Calibri" w:eastAsia="Calibri" w:hAnsi="Calibri"/>
+          <w:b/>
+          <w:bCs/>
+          <w:i w:val="false"/>
+          <w:iCs w:val="false"/>
+          <w:sz w:val="21"/>
+          <w:szCs w:val="21"/>
+        </w:rPr>
+        <w:t xml:space="preserve">Pins:</w:t>
+      </w:r>
+      <w:r>
+        <w:rPr>
+          <w:rFonts w:ascii="Calibri" w:cs="Calibri" w:eastAsia="Calibri" w:hAnsi="Calibri"/>
+          <w:b w:val="false"/>
+          <w:bCs w:val="false"/>
+          <w:i w:val="false"/>
+          <w:iCs w:val="false"/>
+          <w:sz w:val="21"/>
+          <w:szCs w:val="21"/>
+        </w:rPr>
+        <w:t xml:space="preserve"> case-hardened mild steel; the mating bushes are of leaded bronze or sintered bronze.</w:t>
+      </w:r>
+    </w:p>
+    <w:p>
+      <w:pPr>
+        <w:keepNext/>
+        <w:spacing w:after="50" w:before="200" w:line="276" w:lineRule="auto"/>
+        <w:ind w:left="140"/>
+      </w:pPr>
+      <w:r>
+        <w:rPr>
+          <w:rFonts w:ascii="Calibri" w:cs="Calibri" w:eastAsia="Calibri" w:hAnsi="Calibri"/>
+          <w:b/>
+          <w:bCs/>
+          <w:i w:val="false"/>
+          <w:iCs w:val="false"/>
+          <w:color w:val="2E5496"/>
+          <w:sz w:val="21"/>
+          <w:szCs w:val="21"/>
+        </w:rPr>
+        <w:t xml:space="preserve">Summary of the design procedure</w:t>
+      </w:r>
+    </w:p>
+    <w:p>
+      <w:pPr>
+        <w:spacing w:after="150" w:before="0" w:line="340" w:lineRule="auto"/>
+        <w:ind w:left="140"/>
+      </w:pPr>
+      <w:r>
+        <w:rPr>
+          <w:rFonts w:ascii="Calibri" w:cs="Calibri" w:eastAsia="Calibri" w:hAnsi="Calibri"/>
+          <w:b w:val="false"/>
+          <w:bCs w:val="false"/>
+          <w:i w:val="false"/>
+          <w:iCs w:val="false"/>
+          <w:sz w:val="21"/>
+          <w:szCs w:val="21"/>
+        </w:rPr>
+        <w:t xml:space="preserve">For any valve-gear design the same four-step logic applies:  </w:t>
+      </w:r>
+      <w:r>
+        <w:rPr>
+          <w:rFonts w:ascii="Calibri" w:cs="Calibri" w:eastAsia="Calibri" w:hAnsi="Calibri"/>
+          <w:b/>
+          <w:bCs/>
+          <w:i w:val="false"/>
+          <w:iCs w:val="false"/>
+          <w:sz w:val="21"/>
+          <w:szCs w:val="21"/>
+        </w:rPr>
+        <w:t xml:space="preserve">(1) size the valve</w:t>
+      </w:r>
+      <w:r>
+        <w:rPr>
+          <w:rFonts w:ascii="Calibri" w:cs="Calibri" w:eastAsia="Calibri" w:hAnsi="Calibri"/>
+          <w:b w:val="false"/>
+          <w:bCs w:val="false"/>
+          <w:i w:val="false"/>
+          <w:iCs w:val="false"/>
+          <w:sz w:val="21"/>
+          <w:szCs w:val="21"/>
+        </w:rPr>
+        <w:t xml:space="preserve"> from the port diameter and the maximum cylinder pressure (head thickness, stem diameter, lift);  </w:t>
+      </w:r>
+      <w:r>
+        <w:rPr>
+          <w:rFonts w:ascii="Calibri" w:cs="Calibri" w:eastAsia="Calibri" w:hAnsi="Calibri"/>
+          <w:b/>
+          <w:bCs/>
+          <w:i w:val="false"/>
+          <w:iCs w:val="false"/>
+          <w:sz w:val="21"/>
+          <w:szCs w:val="21"/>
+        </w:rPr>
+        <w:t xml:space="preserve">(2) design the spring</w:t>
+      </w:r>
+      <w:r>
+        <w:rPr>
+          <w:rFonts w:ascii="Calibri" w:cs="Calibri" w:eastAsia="Calibri" w:hAnsi="Calibri"/>
+          <w:b w:val="false"/>
+          <w:bCs w:val="false"/>
+          <w:i w:val="false"/>
+          <w:iCs w:val="false"/>
+          <w:sz w:val="21"/>
+          <w:szCs w:val="21"/>
+        </w:rPr>
+        <w:t xml:space="preserve"> so that the follower cannot leave the cam at maximum lift and the valve seats under the suction depression;  </w:t>
+      </w:r>
+      <w:r>
+        <w:rPr>
+          <w:rFonts w:ascii="Calibri" w:cs="Calibri" w:eastAsia="Calibri" w:hAnsi="Calibri"/>
+          <w:b/>
+          <w:bCs/>
+          <w:i w:val="false"/>
+          <w:iCs w:val="false"/>
+          <w:sz w:val="21"/>
+          <w:szCs w:val="21"/>
+        </w:rPr>
+        <w:t xml:space="preserve">(3) size the rocker lever</w:t>
+      </w:r>
+      <w:r>
+        <w:rPr>
+          <w:rFonts w:ascii="Calibri" w:cs="Calibri" w:eastAsia="Calibri" w:hAnsi="Calibri"/>
+          <w:b w:val="false"/>
+          <w:bCs w:val="false"/>
+          <w:i w:val="false"/>
+          <w:iCs w:val="false"/>
+          <w:sz w:val="21"/>
+          <w:szCs w:val="21"/>
+        </w:rPr>
+        <w:t xml:space="preserve"> for the resultant bending moment at the fulcrum, choosing an I-section for minimum weight;  </w:t>
+      </w:r>
+      <w:r>
+        <w:rPr>
+          <w:rFonts w:ascii="Calibri" w:cs="Calibri" w:eastAsia="Calibri" w:hAnsi="Calibri"/>
+          <w:b/>
+          <w:bCs/>
+          <w:i w:val="false"/>
+          <w:iCs w:val="false"/>
+          <w:sz w:val="21"/>
+          <w:szCs w:val="21"/>
+        </w:rPr>
+        <w:t xml:space="preserve">(4) size the pins and the cam</w:t>
+      </w:r>
+      <w:r>
+        <w:rPr>
+          <w:rFonts w:ascii="Calibri" w:cs="Calibri" w:eastAsia="Calibri" w:hAnsi="Calibri"/>
+          <w:b w:val="false"/>
+          <w:bCs w:val="false"/>
+          <w:i w:val="false"/>
+          <w:iCs w:val="false"/>
+          <w:sz w:val="21"/>
+          <w:szCs w:val="21"/>
+        </w:rPr>
+        <w:t xml:space="preserve"> for bearing stress, shear and the Hertzian contact at the cam-roller interface. The checks on spring surge, Hertzian stress and bearing stress, listed above, confirm that the design is dynamically and structurally safe.</w:t>
       </w:r>
     </w:p>
     <w:tbl>
@@ -1563,15 +4478,15 @@
           <w:tcPr>
             <w:shd w:fill="EAF1FB" w:color="auto" w:val="clear"/>
             <w:tcMar>
-              <w:top w:type="dxa" w:w="70"/>
+              <w:top w:type="dxa" w:w="90"/>
               <w:left w:type="dxa" w:w="200"/>
-              <w:bottom w:type="dxa" w:w="70"/>
+              <w:bottom w:type="dxa" w:w="90"/>
               <w:right w:type="dxa" w:w="200"/>
             </w:tcMar>
           </w:tcPr>
           <w:p>
             <w:pPr>
-              <w:spacing w:after="40"/>
+              <w:spacing w:after="50"/>
             </w:pPr>
             <w:r>
               <w:rPr>
@@ -1673,7 +4588,7 @@
           </w:p>
           <w:p>
             <w:pPr>
-              <w:spacing w:after="40"/>
+              <w:spacing w:after="50"/>
             </w:pPr>
             <w:r>
               <w:rPr>
@@ -1745,7 +4660,7 @@
                 <w:sz w:val="19"/>
                 <w:szCs w:val="19"/>
               </w:rPr>
-              <w:t xml:space="preserve">10 active coils</w:t>
+              <w:t xml:space="preserve">10 active (12 total) coils</w:t>
             </w:r>
             <w:r>
               <w:rPr>
@@ -1793,7 +4708,7 @@
                 <w:sz w:val="19"/>
                 <w:szCs w:val="19"/>
               </w:rPr>
-              <w:t xml:space="preserve">140 → 254 N</w:t>
+              <w:t xml:space="preserve">140 N → 254 N</w:t>
             </w:r>
             <w:r>
               <w:rPr>
@@ -1810,7 +4725,7 @@
           </w:p>
           <w:p>
             <w:pPr>
-              <w:spacing w:after="40"/>
+              <w:spacing w:after="50"/>
             </w:pPr>
             <w:r>
               <w:rPr>
@@ -1822,7 +4737,7 @@
                 <w:sz w:val="19"/>
                 <w:szCs w:val="19"/>
               </w:rPr>
-              <w:t xml:space="preserve">Rocker: load </w:t>
+              <w:t xml:space="preserve">Rocker: design load </w:t>
             </w:r>
             <w:r>
               <w:rPr>
@@ -1923,7 +4838,7 @@
           </w:p>
           <w:p>
             <w:pPr>
-              <w:spacing w:after="40"/>
+              <w:spacing w:after="50"/>
             </w:pPr>
             <w:r>
               <w:rPr>
@@ -1947,7 +4862,7 @@
                 <w:sz w:val="19"/>
                 <w:szCs w:val="19"/>
               </w:rPr>
-              <w:t xml:space="preserve">14 × 18 mm</w:t>
+              <w:t xml:space="preserve">14 φ × 18 mm</w:t>
             </w:r>
             <w:r>
               <w:rPr>
@@ -1959,7 +4874,7 @@
                 <w:sz w:val="19"/>
                 <w:szCs w:val="19"/>
               </w:rPr>
-              <w:t xml:space="preserve">, roller </w:t>
+              <w:t xml:space="preserve">;  roller </w:t>
             </w:r>
             <w:r>
               <w:rPr>
@@ -1971,7 +4886,7 @@
                 <w:sz w:val="19"/>
                 <w:szCs w:val="19"/>
               </w:rPr>
-              <w:t xml:space="preserve">10 × 13 mm</w:t>
+              <w:t xml:space="preserve">10 φ × 13 mm</w:t>
             </w:r>
             <w:r>
               <w:rPr>
@@ -2000,7 +4915,7 @@
                 <w:sz w:val="19"/>
                 <w:szCs w:val="19"/>
               </w:rPr>
-              <w:t xml:space="preserve">Cam: rise/return </w:t>
+              <w:t xml:space="preserve">Cam: rise/return each </w:t>
             </w:r>
             <w:r>
               <w:rPr>
@@ -2080,7 +4995,7 @@
     </w:tbl>
     <w:p>
       <w:pPr>
-        <w:spacing w:after="40" w:before="0"/>
+        <w:spacing w:after="80" w:before="0"/>
       </w:pPr>
     </w:p>
     <w:sectPr>
@@ -2297,8 +5212,8 @@
       </w:pPr>
       <w:rPr>
         <w:rFonts w:ascii="Calibri" w:cs="Calibri" w:eastAsia="Calibri" w:hAnsi="Calibri"/>
-        <w:sz w:val="21"/>
-        <w:szCs w:val="21"/>
+        <w:sz w:val="22"/>
+        <w:szCs w:val="22"/>
       </w:rPr>
     </w:lvl>
     <w:lvl w:ilvl="1" w15:tentative="1">
@@ -2311,8 +5226,8 @@
       </w:pPr>
       <w:rPr>
         <w:rFonts w:ascii="Calibri" w:cs="Calibri" w:eastAsia="Calibri" w:hAnsi="Calibri"/>
-        <w:sz w:val="21"/>
-        <w:szCs w:val="21"/>
+        <w:sz w:val="22"/>
+        <w:szCs w:val="22"/>
       </w:rPr>
     </w:lvl>
   </w:abstractNum>
@@ -2328,8 +5243,8 @@
       </w:pPr>
       <w:rPr>
         <w:rFonts w:ascii="Calibri" w:cs="Calibri" w:eastAsia="Calibri" w:hAnsi="Calibri"/>
-        <w:sz w:val="21"/>
-        <w:szCs w:val="21"/>
+        <w:sz w:val="22"/>
+        <w:szCs w:val="22"/>
       </w:rPr>
     </w:lvl>
   </w:abstractNum>
@@ -2348,13 +5263,13 @@
     <w:rPrDefault>
       <w:rPr>
         <w:rFonts w:ascii="Calibri" w:cs="Calibri" w:eastAsia="Calibri" w:hAnsi="Calibri"/>
-        <w:sz w:val="21"/>
-        <w:szCs w:val="21"/>
+        <w:sz w:val="22"/>
+        <w:szCs w:val="22"/>
       </w:rPr>
     </w:rPrDefault>
     <w:pPrDefault>
       <w:pPr>
-        <w:spacing w:line="288" w:lineRule="auto"/>
+        <w:spacing w:line="340" w:lineRule="auto"/>
       </w:pPr>
     </w:pPrDefault>
   </w:docDefaults>
@@ -2532,12 +5447,12 @@
   <w:style w:type="paragraph" w:styleId="Normal">
     <w:name w:val="Normal"/>
     <w:pPr>
-      <w:spacing w:after="110" w:line="288" w:lineRule="auto"/>
+      <w:spacing w:after="110" w:line="340" w:lineRule="auto"/>
     </w:pPr>
     <w:rPr>
       <w:rFonts w:ascii="Calibri" w:cs="Calibri" w:eastAsia="Calibri" w:hAnsi="Calibri"/>
-      <w:sz w:val="21"/>
-      <w:szCs w:val="21"/>
+      <w:sz w:val="22"/>
+      <w:szCs w:val="22"/>
     </w:rPr>
   </w:style>
   <w:style w:type="paragraph" w:styleId="Heading1">
